--- a/output/summary/measurement/FederatedGqlBreakDown-BE-measurement.docx
+++ b/output/summary/measurement/FederatedGqlBreakDown-BE-measurement.docx
@@ -76,7 +76,7 @@
                 <w:color w:val="1F497D"/>
                 <w:sz w:val="22"/>
               </w:rPr>
-              <w:t>20</w:t>
+              <w:t>14</w:t>
             </w:r>
           </w:p>
         </w:tc>
@@ -132,7 +132,7 @@
                 <w:color w:val="1F497D"/>
                 <w:sz w:val="22"/>
               </w:rPr>
-              <w:t>🔴 0  🟠 1  🟡 6  🟢 13</w:t>
+              <w:t>🔴 0  🟠 1  🟡 8  🟢 5</w:t>
             </w:r>
           </w:p>
         </w:tc>
@@ -192,7 +192,7 @@
           <w:color w:val="444444"/>
           <w:sz w:val="18"/>
         </w:rPr>
-        <w:t xml:space="preserve">   |   Generated: 2026-07-16</w:t>
+        <w:t xml:space="preserve">   |   Generated: 2026-07-17</w:t>
       </w:r>
     </w:p>
     <w:p>
@@ -2557,7 +2557,22 @@
           <w:color w:val="444444"/>
           <w:sz w:val="18"/>
         </w:rPr>
-        <w:t>.</w:t>
+        <w:t xml:space="preserve">. </w:t>
+      </w:r>
+      <w:r>
+        <w:rPr>
+          <w:b/>
+          <w:color w:val="444444"/>
+          <w:sz w:val="18"/>
+        </w:rPr>
+        <w:t>Focus</w:t>
+      </w:r>
+      <w:r>
+        <w:rPr>
+          <w:color w:val="444444"/>
+          <w:sz w:val="18"/>
+        </w:rPr>
+        <w:t xml:space="preserve"> names the phase category each step advances — same convention as the frontend order map.</w:t>
       </w:r>
     </w:p>
     <w:p>
@@ -2602,9 +2617,10 @@
         </w:tblBorders>
       </w:tblPr>
       <w:tblGrid>
-        <w:gridCol w:w="3419"/>
-        <w:gridCol w:w="3419"/>
-        <w:gridCol w:w="3419"/>
+        <w:gridCol w:w="2564"/>
+        <w:gridCol w:w="2564"/>
+        <w:gridCol w:w="2564"/>
+        <w:gridCol w:w="2564"/>
       </w:tblGrid>
       <w:tr>
         <w:trPr>
@@ -2612,7 +2628,7 @@
         </w:trPr>
         <w:tc>
           <w:tcPr>
-            <w:tcW w:type="dxa" w:w="3419"/>
+            <w:tcW w:type="dxa" w:w="2564"/>
             <w:shd w:val="clear" w:color="auto" w:fill="DAE8FC"/>
             <w:vAlign w:val="top"/>
           </w:tcPr>
@@ -2632,7 +2648,7 @@
         </w:tc>
         <w:tc>
           <w:tcPr>
-            <w:tcW w:type="dxa" w:w="3419"/>
+            <w:tcW w:type="dxa" w:w="2564"/>
             <w:shd w:val="clear" w:color="auto" w:fill="DAE8FC"/>
             <w:vAlign w:val="top"/>
           </w:tcPr>
@@ -2652,7 +2668,7 @@
         </w:tc>
         <w:tc>
           <w:tcPr>
-            <w:tcW w:type="dxa" w:w="3419"/>
+            <w:tcW w:type="dxa" w:w="2564"/>
             <w:shd w:val="clear" w:color="auto" w:fill="DAE8FC"/>
             <w:vAlign w:val="top"/>
           </w:tcPr>
@@ -2667,6 +2683,26 @@
                 <w:sz w:val="18"/>
               </w:rPr>
               <w:t>Entry gates in this step</w:t>
+            </w:r>
+          </w:p>
+        </w:tc>
+        <w:tc>
+          <w:tcPr>
+            <w:tcW w:type="dxa" w:w="2564"/>
+            <w:shd w:val="clear" w:color="auto" w:fill="DAE8FC"/>
+            <w:vAlign w:val="top"/>
+          </w:tcPr>
+          <w:p>
+            <w:pPr>
+              <w:jc w:val="left"/>
+            </w:pPr>
+            <w:r>
+              <w:rPr>
+                <w:b/>
+                <w:color w:val="1F3864"/>
+                <w:sz w:val="18"/>
+              </w:rPr>
+              <w:t>Focus</w:t>
             </w:r>
           </w:p>
         </w:tc>
@@ -2674,7 +2710,7 @@
       <w:tr>
         <w:tc>
           <w:tcPr>
-            <w:tcW w:type="dxa" w:w="3419"/>
+            <w:tcW w:type="dxa" w:w="2564"/>
             <w:vAlign w:val="top"/>
           </w:tcPr>
           <w:p>
@@ -2692,7 +2728,7 @@
         </w:tc>
         <w:tc>
           <w:tcPr>
-            <w:tcW w:type="dxa" w:w="3419"/>
+            <w:tcW w:type="dxa" w:w="2564"/>
             <w:vAlign w:val="top"/>
           </w:tcPr>
           <w:p>
@@ -2717,7 +2753,7 @@
         </w:tc>
         <w:tc>
           <w:tcPr>
-            <w:tcW w:type="dxa" w:w="3419"/>
+            <w:tcW w:type="dxa" w:w="2564"/>
             <w:vAlign w:val="top"/>
           </w:tcPr>
           <w:p>
@@ -2730,6 +2766,24 @@
                 <w:sz w:val="18"/>
               </w:rPr>
               <w:t>—</w:t>
+            </w:r>
+          </w:p>
+        </w:tc>
+        <w:tc>
+          <w:tcPr>
+            <w:tcW w:type="dxa" w:w="2564"/>
+            <w:vAlign w:val="top"/>
+          </w:tcPr>
+          <w:p>
+            <w:pPr>
+              <w:jc w:val="left"/>
+            </w:pPr>
+            <w:r>
+              <w:rPr>
+                <w:color w:val="373737"/>
+                <w:sz w:val="18"/>
+              </w:rPr>
+              <w:t>🧱 Module init — schema skeleton, service wiring (unblocks everything)</w:t>
             </w:r>
           </w:p>
         </w:tc>
@@ -2737,7 +2791,7 @@
       <w:tr>
         <w:tc>
           <w:tcPr>
-            <w:tcW w:type="dxa" w:w="3419"/>
+            <w:tcW w:type="dxa" w:w="2564"/>
             <w:shd w:val="clear" w:color="auto" w:fill="F5F8FF"/>
             <w:vAlign w:val="top"/>
           </w:tcPr>
@@ -2756,7 +2810,7 @@
         </w:tc>
         <w:tc>
           <w:tcPr>
-            <w:tcW w:type="dxa" w:w="3419"/>
+            <w:tcW w:type="dxa" w:w="2564"/>
             <w:shd w:val="clear" w:color="auto" w:fill="F5F8FF"/>
             <w:vAlign w:val="top"/>
           </w:tcPr>
@@ -2769,7 +2823,7 @@
                 <w:color w:val="373737"/>
                 <w:sz w:val="18"/>
               </w:rPr>
-              <w:t xml:space="preserve">🟢 </w:t>
+              <w:t xml:space="preserve">🟡 </w:t>
             </w:r>
             <w:r>
               <w:rPr>
@@ -2783,14 +2837,14 @@
                 <w:color w:val="373737"/>
                 <w:sz w:val="18"/>
               </w:rPr>
-              <w:t xml:space="preserve">, 🟢 </w:t>
+              <w:t xml:space="preserve">, 🟡 </w:t>
             </w:r>
             <w:r>
               <w:rPr>
                 <w:rFonts w:ascii="Courier New" w:hAnsi="Courier New"/>
                 <w:sz w:val="18"/>
               </w:rPr>
-              <w:t>B-03</w:t>
+              <w:t>C-01</w:t>
             </w:r>
             <w:r>
               <w:rPr>
@@ -2804,21 +2858,21 @@
                 <w:rFonts w:ascii="Courier New" w:hAnsi="Courier New"/>
                 <w:sz w:val="18"/>
               </w:rPr>
-              <w:t>B-04</w:t>
+              <w:t>C-02</w:t>
             </w:r>
             <w:r>
               <w:rPr>
                 <w:color w:val="373737"/>
                 <w:sz w:val="18"/>
               </w:rPr>
-              <w:t xml:space="preserve">, 🟢 </w:t>
+              <w:t xml:space="preserve">, 🟡 </w:t>
             </w:r>
             <w:r>
               <w:rPr>
                 <w:rFonts w:ascii="Courier New" w:hAnsi="Courier New"/>
                 <w:sz w:val="18"/>
               </w:rPr>
-              <w:t>B-05</w:t>
+              <w:t>D-01</w:t>
             </w:r>
             <w:r>
               <w:rPr>
@@ -2832,91 +2886,7 @@
                 <w:rFonts w:ascii="Courier New" w:hAnsi="Courier New"/>
                 <w:sz w:val="18"/>
               </w:rPr>
-              <w:t>C-01</w:t>
-            </w:r>
-            <w:r>
-              <w:rPr>
-                <w:color w:val="373737"/>
-                <w:sz w:val="18"/>
-              </w:rPr>
-              <w:t xml:space="preserve">, 🟢 </w:t>
-            </w:r>
-            <w:r>
-              <w:rPr>
-                <w:rFonts w:ascii="Courier New" w:hAnsi="Courier New"/>
-                <w:sz w:val="18"/>
-              </w:rPr>
-              <w:t>C-02</w:t>
-            </w:r>
-            <w:r>
-              <w:rPr>
-                <w:color w:val="373737"/>
-                <w:sz w:val="18"/>
-              </w:rPr>
-              <w:t xml:space="preserve">, 🟡 </w:t>
-            </w:r>
-            <w:r>
-              <w:rPr>
-                <w:rFonts w:ascii="Courier New" w:hAnsi="Courier New"/>
-                <w:sz w:val="18"/>
-              </w:rPr>
-              <w:t>D-01</w:t>
-            </w:r>
-            <w:r>
-              <w:rPr>
-                <w:color w:val="373737"/>
-                <w:sz w:val="18"/>
-              </w:rPr>
-              <w:t xml:space="preserve">, 🟢 </w:t>
-            </w:r>
-            <w:r>
-              <w:rPr>
-                <w:rFonts w:ascii="Courier New" w:hAnsi="Courier New"/>
-                <w:sz w:val="18"/>
-              </w:rPr>
               <w:t>D-02</w:t>
-            </w:r>
-            <w:r>
-              <w:rPr>
-                <w:color w:val="373737"/>
-                <w:sz w:val="18"/>
-              </w:rPr>
-              <w:t xml:space="preserve">, 🟢 </w:t>
-            </w:r>
-            <w:r>
-              <w:rPr>
-                <w:rFonts w:ascii="Courier New" w:hAnsi="Courier New"/>
-                <w:sz w:val="18"/>
-              </w:rPr>
-              <w:t>D-03</w:t>
-            </w:r>
-            <w:r>
-              <w:rPr>
-                <w:color w:val="373737"/>
-                <w:sz w:val="18"/>
-              </w:rPr>
-              <w:t xml:space="preserve">, 🟢 </w:t>
-            </w:r>
-            <w:r>
-              <w:rPr>
-                <w:rFonts w:ascii="Courier New" w:hAnsi="Courier New"/>
-                <w:sz w:val="18"/>
-              </w:rPr>
-              <w:t>D-04</w:t>
-            </w:r>
-            <w:r>
-              <w:rPr>
-                <w:color w:val="373737"/>
-                <w:sz w:val="18"/>
-              </w:rPr>
-              <w:t xml:space="preserve">, 🟢 </w:t>
-            </w:r>
-            <w:r>
-              <w:rPr>
-                <w:rFonts w:ascii="Courier New" w:hAnsi="Courier New"/>
-                <w:sz w:val="18"/>
-              </w:rPr>
-              <w:t>D-05</w:t>
             </w:r>
             <w:r>
               <w:rPr>
@@ -3020,7 +2990,7 @@
         </w:tc>
         <w:tc>
           <w:tcPr>
-            <w:tcW w:type="dxa" w:w="3419"/>
+            <w:tcW w:type="dxa" w:w="2564"/>
             <w:shd w:val="clear" w:color="auto" w:fill="F5F8FF"/>
             <w:vAlign w:val="top"/>
           </w:tcPr>
@@ -3055,6 +3025,25 @@
                 <w:sz w:val="18"/>
               </w:rPr>
               <w:t xml:space="preserve"> → ⛔ BLOCKED-BY sample</w:t>
+            </w:r>
+          </w:p>
+        </w:tc>
+        <w:tc>
+          <w:tcPr>
+            <w:tcW w:type="dxa" w:w="2564"/>
+            <w:shd w:val="clear" w:color="auto" w:fill="F5F8FF"/>
+            <w:vAlign w:val="top"/>
+          </w:tcPr>
+          <w:p>
+            <w:pPr>
+              <w:jc w:val="left"/>
+            </w:pPr>
+            <w:r>
+              <w:rPr>
+                <w:color w:val="373737"/>
+                <w:sz w:val="18"/>
+              </w:rPr>
+              <w:t>Fan-out — 📖 Core Reads · 🔍 Search &amp; Listing · ✏️ Mutations · ⚙️ Complex Operations · 🔗 Federation &amp; Stitching · 🧪 Field Resolvers &amp; Tests</w:t>
             </w:r>
           </w:p>
         </w:tc>
@@ -3062,7 +3051,7 @@
       <w:tr>
         <w:tc>
           <w:tcPr>
-            <w:tcW w:type="dxa" w:w="3419"/>
+            <w:tcW w:type="dxa" w:w="2564"/>
             <w:vAlign w:val="top"/>
           </w:tcPr>
           <w:p>
@@ -3080,7 +3069,7 @@
         </w:tc>
         <w:tc>
           <w:tcPr>
-            <w:tcW w:type="dxa" w:w="3419"/>
+            <w:tcW w:type="dxa" w:w="2564"/>
             <w:vAlign w:val="top"/>
           </w:tcPr>
           <w:p>
@@ -3105,7 +3094,7 @@
         </w:tc>
         <w:tc>
           <w:tcPr>
-            <w:tcW w:type="dxa" w:w="3419"/>
+            <w:tcW w:type="dxa" w:w="2564"/>
             <w:vAlign w:val="top"/>
           </w:tcPr>
           <w:p>
@@ -3118,6 +3107,24 @@
                 <w:sz w:val="18"/>
               </w:rPr>
               <w:t>—</w:t>
+            </w:r>
+          </w:p>
+        </w:tc>
+        <w:tc>
+          <w:tcPr>
+            <w:tcW w:type="dxa" w:w="2564"/>
+            <w:vAlign w:val="top"/>
+          </w:tcPr>
+          <w:p>
+            <w:pPr>
+              <w:jc w:val="left"/>
+            </w:pPr>
+            <w:r>
+              <w:rPr>
+                <w:color w:val="373737"/>
+                <w:sz w:val="18"/>
+              </w:rPr>
+              <w:t>🧪 Field Resolvers &amp; Tests</w:t>
             </w:r>
           </w:p>
         </w:tc>
@@ -3196,6 +3203,1003 @@
           <w:color w:val="1F497D"/>
           <w:sz w:val="28"/>
         </w:rPr>
+        <w:t>Recommended Story Graph — 2 Backend Engineers</w:t>
+      </w:r>
+    </w:p>
+    <w:p>
+      <w:pPr>
+        <w:spacing w:after="40"/>
+      </w:pPr>
+      <w:r>
+        <w:rPr>
+          <w:color w:val="444444"/>
+          <w:sz w:val="18"/>
+        </w:rPr>
+        <w:t xml:space="preserve">The order map above assumes unlimited parallelism; this packs the </w:t>
+      </w:r>
+      <w:r>
+        <w:rPr>
+          <w:b/>
+          <w:color w:val="444444"/>
+          <w:sz w:val="18"/>
+        </w:rPr>
+        <w:t>same dependency graph onto 2 backend engineers</w:t>
+      </w:r>
+      <w:r>
+        <w:rPr>
+          <w:color w:val="444444"/>
+          <w:sz w:val="18"/>
+        </w:rPr>
+        <w:t xml:space="preserve"> (greedy critical-chain scheduling, nominal day-ranges from complexity — confirm in refinement). Read each column top-to-bottom as one engineer's queue; ⏳ marks a slot that waits on a dependency, 🔬/⛔ are entry gates that slide a slot without reshuffling the lanes.</w:t>
+      </w:r>
+    </w:p>
+    <w:tbl>
+      <w:tblPr>
+        <w:tblStyle w:val="TableGrid"/>
+        <w:tblW w:type="auto" w:w="0"/>
+        <w:tblLook w:firstColumn="1" w:firstRow="1" w:lastColumn="0" w:lastRow="0" w:noHBand="0" w:noVBand="1" w:val="04A0"/>
+        <w:tblBorders>
+          <w:top w:val="single" w:sz="4" w:space="0" w:color="BFBFBF"/>
+          <w:left w:val="single" w:sz="4" w:space="0" w:color="BFBFBF"/>
+          <w:bottom w:val="single" w:sz="4" w:space="0" w:color="BFBFBF"/>
+          <w:right w:val="single" w:sz="4" w:space="0" w:color="BFBFBF"/>
+          <w:insideH w:val="single" w:sz="4" w:space="0" w:color="BFBFBF"/>
+          <w:insideV w:val="single" w:sz="4" w:space="0" w:color="BFBFBF"/>
+        </w:tblBorders>
+      </w:tblPr>
+      <w:tblGrid>
+        <w:gridCol w:w="3419"/>
+        <w:gridCol w:w="3419"/>
+        <w:gridCol w:w="3419"/>
+      </w:tblGrid>
+      <w:tr>
+        <w:trPr>
+          <w:trHeight w:val="360" w:hRule="atLeast"/>
+        </w:trPr>
+        <w:tc>
+          <w:tcPr>
+            <w:tcW w:type="dxa" w:w="3419"/>
+            <w:shd w:val="clear" w:color="auto" w:fill="DAE8FC"/>
+            <w:vAlign w:val="top"/>
+          </w:tcPr>
+          <w:p>
+            <w:pPr>
+              <w:jc w:val="left"/>
+            </w:pPr>
+            <w:r>
+              <w:rPr>
+                <w:b/>
+                <w:color w:val="1F3864"/>
+                <w:sz w:val="18"/>
+              </w:rPr>
+              <w:t>Slot</w:t>
+            </w:r>
+          </w:p>
+        </w:tc>
+        <w:tc>
+          <w:tcPr>
+            <w:tcW w:type="dxa" w:w="3419"/>
+            <w:shd w:val="clear" w:color="auto" w:fill="DAE8FC"/>
+            <w:vAlign w:val="top"/>
+          </w:tcPr>
+          <w:p>
+            <w:pPr>
+              <w:jc w:val="left"/>
+            </w:pPr>
+            <w:r>
+              <w:rPr>
+                <w:b/>
+                <w:color w:val="1F3864"/>
+                <w:sz w:val="18"/>
+              </w:rPr>
+              <w:t>👤 BE-1</w:t>
+            </w:r>
+          </w:p>
+        </w:tc>
+        <w:tc>
+          <w:tcPr>
+            <w:tcW w:type="dxa" w:w="3419"/>
+            <w:shd w:val="clear" w:color="auto" w:fill="DAE8FC"/>
+            <w:vAlign w:val="top"/>
+          </w:tcPr>
+          <w:p>
+            <w:pPr>
+              <w:jc w:val="left"/>
+            </w:pPr>
+            <w:r>
+              <w:rPr>
+                <w:b/>
+                <w:color w:val="1F3864"/>
+                <w:sz w:val="18"/>
+              </w:rPr>
+              <w:t>👤 BE-2</w:t>
+            </w:r>
+          </w:p>
+        </w:tc>
+      </w:tr>
+      <w:tr>
+        <w:tc>
+          <w:tcPr>
+            <w:tcW w:type="dxa" w:w="3419"/>
+            <w:vAlign w:val="top"/>
+          </w:tcPr>
+          <w:p>
+            <w:pPr>
+              <w:jc w:val="left"/>
+            </w:pPr>
+            <w:r>
+              <w:rPr>
+                <w:color w:val="373737"/>
+                <w:sz w:val="18"/>
+              </w:rPr>
+              <w:t>1</w:t>
+            </w:r>
+          </w:p>
+        </w:tc>
+        <w:tc>
+          <w:tcPr>
+            <w:tcW w:type="dxa" w:w="3419"/>
+            <w:vAlign w:val="top"/>
+          </w:tcPr>
+          <w:p>
+            <w:pPr>
+              <w:jc w:val="left"/>
+            </w:pPr>
+            <w:r>
+              <w:rPr>
+                <w:color w:val="373737"/>
+                <w:sz w:val="18"/>
+              </w:rPr>
+              <w:t xml:space="preserve">🟢 </w:t>
+            </w:r>
+            <w:r>
+              <w:rPr>
+                <w:rFonts w:ascii="Courier New" w:hAnsi="Courier New"/>
+                <w:sz w:val="18"/>
+              </w:rPr>
+              <w:t>B-01</w:t>
+            </w:r>
+            <w:r>
+              <w:rPr>
+                <w:color w:val="373737"/>
+                <w:sz w:val="18"/>
+              </w:rPr>
+              <w:t xml:space="preserve"> (1–2d)</w:t>
+            </w:r>
+          </w:p>
+        </w:tc>
+        <w:tc>
+          <w:tcPr>
+            <w:tcW w:type="dxa" w:w="3419"/>
+            <w:vAlign w:val="top"/>
+          </w:tcPr>
+          <w:p>
+            <w:pPr>
+              <w:jc w:val="left"/>
+            </w:pPr>
+            <w:r>
+              <w:rPr>
+                <w:color w:val="373737"/>
+                <w:sz w:val="18"/>
+              </w:rPr>
+              <w:t xml:space="preserve">⏳ after </w:t>
+            </w:r>
+            <w:r>
+              <w:rPr>
+                <w:rFonts w:ascii="Courier New" w:hAnsi="Courier New"/>
+                <w:sz w:val="18"/>
+              </w:rPr>
+              <w:t>B-01</w:t>
+            </w:r>
+            <w:r>
+              <w:rPr>
+                <w:color w:val="373737"/>
+                <w:sz w:val="18"/>
+              </w:rPr>
+              <w:t xml:space="preserve"> → 🟡 </w:t>
+            </w:r>
+            <w:r>
+              <w:rPr>
+                <w:rFonts w:ascii="Courier New" w:hAnsi="Courier New"/>
+                <w:sz w:val="18"/>
+              </w:rPr>
+              <w:t>C-01</w:t>
+            </w:r>
+            <w:r>
+              <w:rPr>
+                <w:color w:val="373737"/>
+                <w:sz w:val="18"/>
+              </w:rPr>
+              <w:t xml:space="preserve"> (2–4d)</w:t>
+            </w:r>
+          </w:p>
+        </w:tc>
+      </w:tr>
+      <w:tr>
+        <w:tc>
+          <w:tcPr>
+            <w:tcW w:type="dxa" w:w="3419"/>
+            <w:shd w:val="clear" w:color="auto" w:fill="F5F8FF"/>
+            <w:vAlign w:val="top"/>
+          </w:tcPr>
+          <w:p>
+            <w:pPr>
+              <w:jc w:val="left"/>
+            </w:pPr>
+            <w:r>
+              <w:rPr>
+                <w:color w:val="373737"/>
+                <w:sz w:val="18"/>
+              </w:rPr>
+              <w:t>2</w:t>
+            </w:r>
+          </w:p>
+        </w:tc>
+        <w:tc>
+          <w:tcPr>
+            <w:tcW w:type="dxa" w:w="3419"/>
+            <w:shd w:val="clear" w:color="auto" w:fill="F5F8FF"/>
+            <w:vAlign w:val="top"/>
+          </w:tcPr>
+          <w:p>
+            <w:pPr>
+              <w:jc w:val="left"/>
+            </w:pPr>
+            <w:r>
+              <w:rPr>
+                <w:color w:val="373737"/>
+                <w:sz w:val="18"/>
+              </w:rPr>
+              <w:t xml:space="preserve">🟠 </w:t>
+            </w:r>
+            <w:r>
+              <w:rPr>
+                <w:rFonts w:ascii="Courier New" w:hAnsi="Courier New"/>
+                <w:sz w:val="18"/>
+              </w:rPr>
+              <w:t>E-01</w:t>
+            </w:r>
+            <w:r>
+              <w:rPr>
+                <w:color w:val="373737"/>
+                <w:sz w:val="18"/>
+              </w:rPr>
+              <w:t xml:space="preserve"> (4–7d) 🔬</w:t>
+            </w:r>
+          </w:p>
+        </w:tc>
+        <w:tc>
+          <w:tcPr>
+            <w:tcW w:type="dxa" w:w="3419"/>
+            <w:shd w:val="clear" w:color="auto" w:fill="F5F8FF"/>
+            <w:vAlign w:val="top"/>
+          </w:tcPr>
+          <w:p>
+            <w:pPr>
+              <w:jc w:val="left"/>
+            </w:pPr>
+            <w:r>
+              <w:rPr>
+                <w:color w:val="373737"/>
+                <w:sz w:val="18"/>
+              </w:rPr>
+              <w:t xml:space="preserve">🟡 </w:t>
+            </w:r>
+            <w:r>
+              <w:rPr>
+                <w:rFonts w:ascii="Courier New" w:hAnsi="Courier New"/>
+                <w:sz w:val="18"/>
+              </w:rPr>
+              <w:t>G-01</w:t>
+            </w:r>
+            <w:r>
+              <w:rPr>
+                <w:color w:val="373737"/>
+                <w:sz w:val="18"/>
+              </w:rPr>
+              <w:t xml:space="preserve"> (2–4d)</w:t>
+            </w:r>
+          </w:p>
+        </w:tc>
+      </w:tr>
+      <w:tr>
+        <w:tc>
+          <w:tcPr>
+            <w:tcW w:type="dxa" w:w="3419"/>
+            <w:vAlign w:val="top"/>
+          </w:tcPr>
+          <w:p>
+            <w:pPr>
+              <w:jc w:val="left"/>
+            </w:pPr>
+            <w:r>
+              <w:rPr>
+                <w:color w:val="373737"/>
+                <w:sz w:val="18"/>
+              </w:rPr>
+              <w:t>3</w:t>
+            </w:r>
+          </w:p>
+        </w:tc>
+        <w:tc>
+          <w:tcPr>
+            <w:tcW w:type="dxa" w:w="3419"/>
+            <w:vAlign w:val="top"/>
+          </w:tcPr>
+          <w:p>
+            <w:pPr>
+              <w:jc w:val="left"/>
+            </w:pPr>
+            <w:r>
+              <w:rPr>
+                <w:color w:val="373737"/>
+                <w:sz w:val="18"/>
+              </w:rPr>
+              <w:t xml:space="preserve">🟡 </w:t>
+            </w:r>
+            <w:r>
+              <w:rPr>
+                <w:rFonts w:ascii="Courier New" w:hAnsi="Courier New"/>
+                <w:sz w:val="18"/>
+              </w:rPr>
+              <w:t>B-02</w:t>
+            </w:r>
+            <w:r>
+              <w:rPr>
+                <w:color w:val="373737"/>
+                <w:sz w:val="18"/>
+              </w:rPr>
+              <w:t xml:space="preserve"> (2–4d) </w:t>
+            </w:r>
+            <w:r>
+              <w:rPr>
+                <w:i/>
+                <w:color w:val="373737"/>
+                <w:sz w:val="18"/>
+              </w:rPr>
+              <w:t>(grouped XS: +`B-03`, `B-04`, `B-05`)</w:t>
+            </w:r>
+          </w:p>
+        </w:tc>
+        <w:tc>
+          <w:tcPr>
+            <w:tcW w:type="dxa" w:w="3419"/>
+            <w:vAlign w:val="top"/>
+          </w:tcPr>
+          <w:p>
+            <w:pPr>
+              <w:jc w:val="left"/>
+            </w:pPr>
+            <w:r>
+              <w:rPr>
+                <w:color w:val="373737"/>
+                <w:sz w:val="18"/>
+              </w:rPr>
+              <w:t xml:space="preserve">🟡 </w:t>
+            </w:r>
+            <w:r>
+              <w:rPr>
+                <w:rFonts w:ascii="Courier New" w:hAnsi="Courier New"/>
+                <w:sz w:val="18"/>
+              </w:rPr>
+              <w:t>D-01</w:t>
+            </w:r>
+            <w:r>
+              <w:rPr>
+                <w:color w:val="373737"/>
+                <w:sz w:val="18"/>
+              </w:rPr>
+              <w:t xml:space="preserve"> (2–4d)</w:t>
+            </w:r>
+          </w:p>
+        </w:tc>
+      </w:tr>
+      <w:tr>
+        <w:tc>
+          <w:tcPr>
+            <w:tcW w:type="dxa" w:w="3419"/>
+            <w:shd w:val="clear" w:color="auto" w:fill="F5F8FF"/>
+            <w:vAlign w:val="top"/>
+          </w:tcPr>
+          <w:p>
+            <w:pPr>
+              <w:jc w:val="left"/>
+            </w:pPr>
+            <w:r>
+              <w:rPr>
+                <w:color w:val="373737"/>
+                <w:sz w:val="18"/>
+              </w:rPr>
+              <w:t>4</w:t>
+            </w:r>
+          </w:p>
+        </w:tc>
+        <w:tc>
+          <w:tcPr>
+            <w:tcW w:type="dxa" w:w="3419"/>
+            <w:shd w:val="clear" w:color="auto" w:fill="F5F8FF"/>
+            <w:vAlign w:val="top"/>
+          </w:tcPr>
+          <w:p>
+            <w:pPr>
+              <w:jc w:val="left"/>
+            </w:pPr>
+            <w:r>
+              <w:rPr>
+                <w:color w:val="373737"/>
+                <w:sz w:val="18"/>
+              </w:rPr>
+              <w:t xml:space="preserve">🟡 </w:t>
+            </w:r>
+            <w:r>
+              <w:rPr>
+                <w:rFonts w:ascii="Courier New" w:hAnsi="Courier New"/>
+                <w:sz w:val="18"/>
+              </w:rPr>
+              <w:t>D-02</w:t>
+            </w:r>
+            <w:r>
+              <w:rPr>
+                <w:color w:val="373737"/>
+                <w:sz w:val="18"/>
+              </w:rPr>
+              <w:t xml:space="preserve"> (2–4d) </w:t>
+            </w:r>
+            <w:r>
+              <w:rPr>
+                <w:i/>
+                <w:color w:val="373737"/>
+                <w:sz w:val="18"/>
+              </w:rPr>
+              <w:t>(grouped XS: +`D-03`, `D-04`, `D-05`)</w:t>
+            </w:r>
+          </w:p>
+        </w:tc>
+        <w:tc>
+          <w:tcPr>
+            <w:tcW w:type="dxa" w:w="3419"/>
+            <w:shd w:val="clear" w:color="auto" w:fill="F5F8FF"/>
+            <w:vAlign w:val="top"/>
+          </w:tcPr>
+          <w:p>
+            <w:pPr>
+              <w:jc w:val="left"/>
+            </w:pPr>
+            <w:r>
+              <w:rPr>
+                <w:color w:val="373737"/>
+                <w:sz w:val="18"/>
+              </w:rPr>
+              <w:t xml:space="preserve">🟡 </w:t>
+            </w:r>
+            <w:r>
+              <w:rPr>
+                <w:rFonts w:ascii="Courier New" w:hAnsi="Courier New"/>
+                <w:sz w:val="18"/>
+              </w:rPr>
+              <w:t>D-06</w:t>
+            </w:r>
+            <w:r>
+              <w:rPr>
+                <w:color w:val="373737"/>
+                <w:sz w:val="18"/>
+              </w:rPr>
+              <w:t xml:space="preserve"> (2–4d)</w:t>
+            </w:r>
+          </w:p>
+        </w:tc>
+      </w:tr>
+      <w:tr>
+        <w:tc>
+          <w:tcPr>
+            <w:tcW w:type="dxa" w:w="3419"/>
+            <w:vAlign w:val="top"/>
+          </w:tcPr>
+          <w:p>
+            <w:pPr>
+              <w:jc w:val="left"/>
+            </w:pPr>
+            <w:r>
+              <w:rPr>
+                <w:color w:val="373737"/>
+                <w:sz w:val="18"/>
+              </w:rPr>
+              <w:t>5</w:t>
+            </w:r>
+          </w:p>
+        </w:tc>
+        <w:tc>
+          <w:tcPr>
+            <w:tcW w:type="dxa" w:w="3419"/>
+            <w:vAlign w:val="top"/>
+          </w:tcPr>
+          <w:p>
+            <w:pPr>
+              <w:jc w:val="left"/>
+            </w:pPr>
+            <w:r>
+              <w:rPr>
+                <w:color w:val="373737"/>
+                <w:sz w:val="18"/>
+              </w:rPr>
+              <w:t xml:space="preserve">🟡 </w:t>
+            </w:r>
+            <w:r>
+              <w:rPr>
+                <w:rFonts w:ascii="Courier New" w:hAnsi="Courier New"/>
+                <w:sz w:val="18"/>
+              </w:rPr>
+              <w:t>F-01</w:t>
+            </w:r>
+            <w:r>
+              <w:rPr>
+                <w:color w:val="373737"/>
+                <w:sz w:val="18"/>
+              </w:rPr>
+              <w:t xml:space="preserve"> (2–4d)</w:t>
+            </w:r>
+          </w:p>
+        </w:tc>
+        <w:tc>
+          <w:tcPr>
+            <w:tcW w:type="dxa" w:w="3419"/>
+            <w:vAlign w:val="top"/>
+          </w:tcPr>
+          <w:p>
+            <w:pPr>
+              <w:jc w:val="left"/>
+            </w:pPr>
+            <w:r>
+              <w:rPr>
+                <w:color w:val="373737"/>
+                <w:sz w:val="18"/>
+              </w:rPr>
+              <w:t xml:space="preserve">🟡 </w:t>
+            </w:r>
+            <w:r>
+              <w:rPr>
+                <w:rFonts w:ascii="Courier New" w:hAnsi="Courier New"/>
+                <w:sz w:val="18"/>
+              </w:rPr>
+              <w:t>G-03</w:t>
+            </w:r>
+            <w:r>
+              <w:rPr>
+                <w:color w:val="373737"/>
+                <w:sz w:val="18"/>
+              </w:rPr>
+              <w:t xml:space="preserve"> (2–4d)</w:t>
+            </w:r>
+          </w:p>
+        </w:tc>
+      </w:tr>
+      <w:tr>
+        <w:tc>
+          <w:tcPr>
+            <w:tcW w:type="dxa" w:w="3419"/>
+            <w:shd w:val="clear" w:color="auto" w:fill="F5F8FF"/>
+            <w:vAlign w:val="top"/>
+          </w:tcPr>
+          <w:p>
+            <w:pPr>
+              <w:jc w:val="left"/>
+            </w:pPr>
+            <w:r>
+              <w:rPr>
+                <w:color w:val="373737"/>
+                <w:sz w:val="18"/>
+              </w:rPr>
+              <w:t>6</w:t>
+            </w:r>
+          </w:p>
+        </w:tc>
+        <w:tc>
+          <w:tcPr>
+            <w:tcW w:type="dxa" w:w="3419"/>
+            <w:shd w:val="clear" w:color="auto" w:fill="F5F8FF"/>
+            <w:vAlign w:val="top"/>
+          </w:tcPr>
+          <w:p>
+            <w:pPr>
+              <w:jc w:val="left"/>
+            </w:pPr>
+            <w:r>
+              <w:rPr>
+                <w:color w:val="373737"/>
+                <w:sz w:val="18"/>
+              </w:rPr>
+              <w:t xml:space="preserve">🟢 </w:t>
+            </w:r>
+            <w:r>
+              <w:rPr>
+                <w:rFonts w:ascii="Courier New" w:hAnsi="Courier New"/>
+                <w:sz w:val="18"/>
+              </w:rPr>
+              <w:t>C-02</w:t>
+            </w:r>
+            <w:r>
+              <w:rPr>
+                <w:color w:val="373737"/>
+                <w:sz w:val="18"/>
+              </w:rPr>
+              <w:t xml:space="preserve"> (1–2d)</w:t>
+            </w:r>
+          </w:p>
+        </w:tc>
+        <w:tc>
+          <w:tcPr>
+            <w:tcW w:type="dxa" w:w="3419"/>
+            <w:shd w:val="clear" w:color="auto" w:fill="F5F8FF"/>
+            <w:vAlign w:val="top"/>
+          </w:tcPr>
+          <w:p>
+            <w:pPr>
+              <w:jc w:val="left"/>
+            </w:pPr>
+            <w:r>
+              <w:rPr>
+                <w:color w:val="373737"/>
+                <w:sz w:val="18"/>
+              </w:rPr>
+              <w:t xml:space="preserve">🟢 </w:t>
+            </w:r>
+            <w:r>
+              <w:rPr>
+                <w:rFonts w:ascii="Courier New" w:hAnsi="Courier New"/>
+                <w:sz w:val="18"/>
+              </w:rPr>
+              <w:t>D-07</w:t>
+            </w:r>
+            <w:r>
+              <w:rPr>
+                <w:color w:val="373737"/>
+                <w:sz w:val="18"/>
+              </w:rPr>
+              <w:t xml:space="preserve"> (1–2d)</w:t>
+            </w:r>
+          </w:p>
+        </w:tc>
+      </w:tr>
+      <w:tr>
+        <w:tc>
+          <w:tcPr>
+            <w:tcW w:type="dxa" w:w="3419"/>
+            <w:vAlign w:val="top"/>
+          </w:tcPr>
+          <w:p>
+            <w:pPr>
+              <w:jc w:val="left"/>
+            </w:pPr>
+            <w:r>
+              <w:rPr>
+                <w:color w:val="373737"/>
+                <w:sz w:val="18"/>
+              </w:rPr>
+              <w:t>7</w:t>
+            </w:r>
+          </w:p>
+        </w:tc>
+        <w:tc>
+          <w:tcPr>
+            <w:tcW w:type="dxa" w:w="3419"/>
+            <w:vAlign w:val="top"/>
+          </w:tcPr>
+          <w:p>
+            <w:pPr>
+              <w:jc w:val="left"/>
+            </w:pPr>
+            <w:r>
+              <w:rPr>
+                <w:color w:val="373737"/>
+                <w:sz w:val="18"/>
+              </w:rPr>
+              <w:t xml:space="preserve">🟢 </w:t>
+            </w:r>
+            <w:r>
+              <w:rPr>
+                <w:rFonts w:ascii="Courier New" w:hAnsi="Courier New"/>
+                <w:sz w:val="18"/>
+              </w:rPr>
+              <w:t>F-02</w:t>
+            </w:r>
+            <w:r>
+              <w:rPr>
+                <w:color w:val="373737"/>
+                <w:sz w:val="18"/>
+              </w:rPr>
+              <w:t xml:space="preserve"> (1–2d) ⛔</w:t>
+            </w:r>
+          </w:p>
+        </w:tc>
+        <w:tc>
+          <w:tcPr>
+            <w:tcW w:type="dxa" w:w="3419"/>
+            <w:vAlign w:val="top"/>
+          </w:tcPr>
+          <w:p>
+            <w:pPr>
+              <w:jc w:val="left"/>
+            </w:pPr>
+            <w:r>
+              <w:rPr>
+                <w:color w:val="373737"/>
+                <w:sz w:val="18"/>
+              </w:rPr>
+              <w:t xml:space="preserve">🟢 </w:t>
+            </w:r>
+            <w:r>
+              <w:rPr>
+                <w:rFonts w:ascii="Courier New" w:hAnsi="Courier New"/>
+                <w:sz w:val="18"/>
+              </w:rPr>
+              <w:t>G-02</w:t>
+            </w:r>
+            <w:r>
+              <w:rPr>
+                <w:color w:val="373737"/>
+                <w:sz w:val="18"/>
+              </w:rPr>
+              <w:t xml:space="preserve"> (1–2d)</w:t>
+            </w:r>
+          </w:p>
+        </w:tc>
+      </w:tr>
+    </w:tbl>
+    <w:p/>
+    <w:p>
+      <w:pPr>
+        <w:spacing w:after="60"/>
+      </w:pPr>
+      <w:r>
+        <w:rPr>
+          <w:b/>
+          <w:color w:val="373737"/>
+          <w:sz w:val="19"/>
+        </w:rPr>
+        <w:t>BE-1:</w:t>
+      </w:r>
+      <w:r>
+        <w:rPr>
+          <w:color w:val="373737"/>
+          <w:sz w:val="19"/>
+        </w:rPr>
+        <w:t xml:space="preserve"> </w:t>
+      </w:r>
+      <w:r>
+        <w:rPr>
+          <w:rFonts w:ascii="Courier New" w:hAnsi="Courier New"/>
+          <w:sz w:val="19"/>
+        </w:rPr>
+        <w:t>B-01</w:t>
+      </w:r>
+      <w:r>
+        <w:rPr>
+          <w:color w:val="373737"/>
+          <w:sz w:val="19"/>
+        </w:rPr>
+        <w:t xml:space="preserve"> → </w:t>
+      </w:r>
+      <w:r>
+        <w:rPr>
+          <w:rFonts w:ascii="Courier New" w:hAnsi="Courier New"/>
+          <w:sz w:val="19"/>
+        </w:rPr>
+        <w:t>E-01</w:t>
+      </w:r>
+      <w:r>
+        <w:rPr>
+          <w:color w:val="373737"/>
+          <w:sz w:val="19"/>
+        </w:rPr>
+        <w:t xml:space="preserve"> → </w:t>
+      </w:r>
+      <w:r>
+        <w:rPr>
+          <w:rFonts w:ascii="Courier New" w:hAnsi="Courier New"/>
+          <w:sz w:val="19"/>
+        </w:rPr>
+        <w:t>B-02</w:t>
+      </w:r>
+      <w:r>
+        <w:rPr>
+          <w:color w:val="373737"/>
+          <w:sz w:val="19"/>
+        </w:rPr>
+        <w:t xml:space="preserve"> → </w:t>
+      </w:r>
+      <w:r>
+        <w:rPr>
+          <w:rFonts w:ascii="Courier New" w:hAnsi="Courier New"/>
+          <w:sz w:val="19"/>
+        </w:rPr>
+        <w:t>D-02</w:t>
+      </w:r>
+      <w:r>
+        <w:rPr>
+          <w:color w:val="373737"/>
+          <w:sz w:val="19"/>
+        </w:rPr>
+        <w:t xml:space="preserve"> → </w:t>
+      </w:r>
+      <w:r>
+        <w:rPr>
+          <w:rFonts w:ascii="Courier New" w:hAnsi="Courier New"/>
+          <w:sz w:val="19"/>
+        </w:rPr>
+        <w:t>F-01</w:t>
+      </w:r>
+      <w:r>
+        <w:rPr>
+          <w:color w:val="373737"/>
+          <w:sz w:val="19"/>
+        </w:rPr>
+        <w:t xml:space="preserve"> → </w:t>
+      </w:r>
+      <w:r>
+        <w:rPr>
+          <w:rFonts w:ascii="Courier New" w:hAnsi="Courier New"/>
+          <w:sz w:val="19"/>
+        </w:rPr>
+        <w:t>C-02</w:t>
+      </w:r>
+      <w:r>
+        <w:rPr>
+          <w:color w:val="373737"/>
+          <w:sz w:val="19"/>
+        </w:rPr>
+        <w:t xml:space="preserve"> → </w:t>
+      </w:r>
+      <w:r>
+        <w:rPr>
+          <w:rFonts w:ascii="Courier New" w:hAnsi="Courier New"/>
+          <w:sz w:val="19"/>
+        </w:rPr>
+        <w:t>F-02</w:t>
+      </w:r>
+      <w:r>
+        <w:rPr>
+          <w:color w:val="373737"/>
+          <w:sz w:val="19"/>
+        </w:rPr>
+        <w:t>&lt;br&gt;</w:t>
+      </w:r>
+      <w:r>
+        <w:rPr>
+          <w:b/>
+          <w:color w:val="373737"/>
+          <w:sz w:val="19"/>
+        </w:rPr>
+        <w:t>BE-2:</w:t>
+      </w:r>
+      <w:r>
+        <w:rPr>
+          <w:color w:val="373737"/>
+          <w:sz w:val="19"/>
+        </w:rPr>
+        <w:t xml:space="preserve"> </w:t>
+      </w:r>
+      <w:r>
+        <w:rPr>
+          <w:rFonts w:ascii="Courier New" w:hAnsi="Courier New"/>
+          <w:sz w:val="19"/>
+        </w:rPr>
+        <w:t>C-01</w:t>
+      </w:r>
+      <w:r>
+        <w:rPr>
+          <w:color w:val="373737"/>
+          <w:sz w:val="19"/>
+        </w:rPr>
+        <w:t xml:space="preserve"> → </w:t>
+      </w:r>
+      <w:r>
+        <w:rPr>
+          <w:rFonts w:ascii="Courier New" w:hAnsi="Courier New"/>
+          <w:sz w:val="19"/>
+        </w:rPr>
+        <w:t>G-01</w:t>
+      </w:r>
+      <w:r>
+        <w:rPr>
+          <w:color w:val="373737"/>
+          <w:sz w:val="19"/>
+        </w:rPr>
+        <w:t xml:space="preserve"> → </w:t>
+      </w:r>
+      <w:r>
+        <w:rPr>
+          <w:rFonts w:ascii="Courier New" w:hAnsi="Courier New"/>
+          <w:sz w:val="19"/>
+        </w:rPr>
+        <w:t>D-01</w:t>
+      </w:r>
+      <w:r>
+        <w:rPr>
+          <w:color w:val="373737"/>
+          <w:sz w:val="19"/>
+        </w:rPr>
+        <w:t xml:space="preserve"> → </w:t>
+      </w:r>
+      <w:r>
+        <w:rPr>
+          <w:rFonts w:ascii="Courier New" w:hAnsi="Courier New"/>
+          <w:sz w:val="19"/>
+        </w:rPr>
+        <w:t>D-06</w:t>
+      </w:r>
+      <w:r>
+        <w:rPr>
+          <w:color w:val="373737"/>
+          <w:sz w:val="19"/>
+        </w:rPr>
+        <w:t xml:space="preserve"> → </w:t>
+      </w:r>
+      <w:r>
+        <w:rPr>
+          <w:rFonts w:ascii="Courier New" w:hAnsi="Courier New"/>
+          <w:sz w:val="19"/>
+        </w:rPr>
+        <w:t>G-03</w:t>
+      </w:r>
+      <w:r>
+        <w:rPr>
+          <w:color w:val="373737"/>
+          <w:sz w:val="19"/>
+        </w:rPr>
+        <w:t xml:space="preserve"> → </w:t>
+      </w:r>
+      <w:r>
+        <w:rPr>
+          <w:rFonts w:ascii="Courier New" w:hAnsi="Courier New"/>
+          <w:sz w:val="19"/>
+        </w:rPr>
+        <w:t>D-07</w:t>
+      </w:r>
+      <w:r>
+        <w:rPr>
+          <w:color w:val="373737"/>
+          <w:sz w:val="19"/>
+        </w:rPr>
+        <w:t xml:space="preserve"> → </w:t>
+      </w:r>
+      <w:r>
+        <w:rPr>
+          <w:rFonts w:ascii="Courier New" w:hAnsi="Courier New"/>
+          <w:sz w:val="19"/>
+        </w:rPr>
+        <w:t>G-02</w:t>
+      </w:r>
+    </w:p>
+    <w:p>
+      <w:pPr>
+        <w:spacing w:after="60"/>
+      </w:pPr>
+      <w:r>
+        <w:rPr>
+          <w:b/>
+          <w:color w:val="373737"/>
+          <w:sz w:val="19"/>
+        </w:rPr>
+        <w:t>Elapsed (nominal midpoints):</w:t>
+      </w:r>
+      <w:r>
+        <w:rPr>
+          <w:color w:val="373737"/>
+          <w:sz w:val="19"/>
+        </w:rPr>
+        <w:t xml:space="preserve"> ~20 working days with 2 engineers vs ~37 days sequential.</w:t>
+      </w:r>
+    </w:p>
+    <w:p>
+      <w:pPr>
+        <w:spacing w:before="240" w:after="80"/>
+      </w:pPr>
+      <w:r>
+        <w:rPr>
+          <w:b/>
+          <w:color w:val="1F497D"/>
+          <w:sz w:val="28"/>
+        </w:rPr>
         <w:t>Jira Stories by Phase</w:t>
       </w:r>
     </w:p>
@@ -3223,7 +4227,7 @@
           <w:color w:val="1F3864"/>
           <w:sz w:val="22"/>
         </w:rPr>
-        <w:t>📖 Phase B — Core Reads  (5 stories)</w:t>
+        <w:t>📖 Phase B — Core Reads  (2 stories)</w:t>
       </w:r>
     </w:p>
     <w:tbl>
@@ -3625,7 +4629,49 @@
                 <w:color w:val="373737"/>
                 <w:sz w:val="17"/>
               </w:rPr>
-              <w:t xml:space="preserve"> (cacheable)</w:t>
+              <w:t xml:space="preserve"> · </w:t>
+            </w:r>
+            <w:r>
+              <w:rPr>
+                <w:rFonts w:ascii="Courier New" w:hAnsi="Courier New"/>
+                <w:sz w:val="17"/>
+              </w:rPr>
+              <w:t>getThicknessUnitsOfMeasure</w:t>
+            </w:r>
+            <w:r>
+              <w:rPr>
+                <w:color w:val="373737"/>
+                <w:sz w:val="17"/>
+              </w:rPr>
+              <w:t xml:space="preserve"> · </w:t>
+            </w:r>
+            <w:r>
+              <w:rPr>
+                <w:rFonts w:ascii="Courier New" w:hAnsi="Courier New"/>
+                <w:sz w:val="17"/>
+              </w:rPr>
+              <w:t>getMeasurementSetStatus</w:t>
+            </w:r>
+            <w:r>
+              <w:rPr>
+                <w:color w:val="373737"/>
+                <w:sz w:val="17"/>
+              </w:rPr>
+              <w:t xml:space="preserve"> · </w:t>
+            </w:r>
+            <w:r>
+              <w:rPr>
+                <w:rFonts w:ascii="Courier New" w:hAnsi="Courier New"/>
+                <w:sz w:val="17"/>
+              </w:rPr>
+              <w:t>getSampleMeasurement</w:t>
+            </w:r>
+            <w:r>
+              <w:rPr>
+                <w:color w:val="373737"/>
+                <w:sz w:val="17"/>
+              </w:rPr>
+              <w:t xml:space="preserve"> data fetcher</w:t>
             </w:r>
           </w:p>
         </w:tc>
@@ -3640,10 +4686,10 @@
             </w:pPr>
             <w:r>
               <w:rPr>
-                <w:color w:val="1E7A34"/>
-                <w:sz w:val="17"/>
-              </w:rPr>
-              <w:t>🟢 Low [XS]</w:t>
+                <w:color w:val="9B7A00"/>
+                <w:sz w:val="17"/>
+              </w:rPr>
+              <w:t>🟡 Medium [M]</w:t>
             </w:r>
           </w:p>
         </w:tc>
@@ -3705,7 +4751,7 @@
                 <w:color w:val="373737"/>
                 <w:sz w:val="17"/>
               </w:rPr>
-              <w:t>Return the unit-of-measure lookup list (cached).</w:t>
+              <w:t>Return the unit-of-measure lookup list (cached); Return the thickness unit-of-measure lookup (cached); Return the measurement-set status lookup (cached); Fetch the measurement set for a sample</w:t>
             </w:r>
           </w:p>
           <w:p>
@@ -3725,7 +4771,7 @@
                 <w:color w:val="373737"/>
                 <w:sz w:val="17"/>
               </w:rPr>
-              <w:t>GET … → units_of_measure camelCase</w:t>
+              <w:t>GET … → units_of_measure camelCase. ; GET … → units_of_measure. ; GET … → {key:value} map → [{code, description}]. ; GET … → camelCase. ignored in DGS</w:t>
             </w:r>
           </w:p>
           <w:p>
@@ -3755,10 +4801,17 @@
             </w:r>
             <w:r>
               <w:rPr>
+                <w:rFonts w:ascii="Courier New" w:hAnsi="Courier New"/>
+                <w:sz w:val="17"/>
+              </w:rPr>
+              <w:t>getUnitsOfMeasure</w:t>
+            </w:r>
+            <w:r>
+              <w:rPr>
                 <w:color w:val="373737"/>
                 <w:sz w:val="17"/>
               </w:rPr>
-              <w:t>Returns UoM list (optionally filtered by ids)</w:t>
+              <w:t>: Returns UoM list (optionally filtered by ids)</w:t>
             </w:r>
           </w:p>
           <w:p>
@@ -3775,165 +4828,17 @@
             </w:r>
             <w:r>
               <w:rPr>
+                <w:rFonts w:ascii="Courier New" w:hAnsi="Courier New"/>
+                <w:sz w:val="17"/>
+              </w:rPr>
+              <w:t>getUnitsOfMeasure</w:t>
+            </w:r>
+            <w:r>
+              <w:rPr>
                 <w:color w:val="373737"/>
                 <w:sz w:val="17"/>
               </w:rPr>
-              <w:t>Cached</w:t>
-            </w:r>
-          </w:p>
-        </w:tc>
-      </w:tr>
-      <w:tr>
-        <w:tc>
-          <w:tcPr>
-            <w:tcW w:w="2448" w:type="dxa"/>
-          </w:tcPr>
-          <w:p>
-            <w:pPr>
-              <w:spacing w:after="20"/>
-            </w:pPr>
-            <w:r>
-              <w:rPr>
-                <w:sz w:val="18"/>
-              </w:rPr>
-              <w:t xml:space="preserve">🔷 </w:t>
-            </w:r>
-            <w:r>
-              <w:rPr>
-                <w:rFonts w:ascii="Courier New" w:hAnsi="Courier New"/>
-                <w:b/>
-                <w:color w:val="1F497D"/>
-                <w:sz w:val="17"/>
-              </w:rPr>
-              <w:t>MST-BE-B-03</w:t>
-            </w:r>
-          </w:p>
-          <w:p>
-            <w:pPr>
-              <w:spacing w:after="20"/>
-            </w:pPr>
-            <w:r>
-              <w:rPr>
-                <w:rFonts w:ascii="Courier New" w:hAnsi="Courier New"/>
-                <w:sz w:val="17"/>
-              </w:rPr>
-              <w:t>getThicknessUnitsOfMeasure</w:t>
-            </w:r>
-            <w:r>
-              <w:rPr>
-                <w:color w:val="373737"/>
-                <w:sz w:val="17"/>
-              </w:rPr>
-              <w:t xml:space="preserve"> (cacheable)</w:t>
-            </w:r>
-          </w:p>
-        </w:tc>
-        <w:tc>
-          <w:tcPr>
-            <w:tcW w:w="1152" w:type="dxa"/>
-          </w:tcPr>
-          <w:p>
-            <w:pPr>
-              <w:spacing w:after="20"/>
-            </w:pPr>
-            <w:r>
-              <w:rPr>
-                <w:color w:val="1E7A34"/>
-                <w:sz w:val="17"/>
-              </w:rPr>
-              <w:t>🟢 Low [XS]</w:t>
-            </w:r>
-          </w:p>
-        </w:tc>
-        <w:tc>
-          <w:tcPr>
-            <w:tcW w:w="1872" w:type="dxa"/>
-          </w:tcPr>
-          <w:p>
-            <w:pPr>
-              <w:spacing w:after="20"/>
-            </w:pPr>
-            <w:r>
-              <w:rPr>
-                <w:color w:val="444444"/>
-                <w:sz w:val="17"/>
-              </w:rPr>
-              <w:t>Query</w:t>
-            </w:r>
-          </w:p>
-        </w:tc>
-        <w:tc>
-          <w:tcPr>
-            <w:tcW w:w="1368" w:type="dxa"/>
-          </w:tcPr>
-          <w:p>
-            <w:pPr>
-              <w:spacing w:after="20"/>
-            </w:pPr>
-            <w:r>
-              <w:rPr>
-                <w:color w:val="444444"/>
-                <w:sz w:val="17"/>
-              </w:rPr>
-              <w:t>B-01</w:t>
-            </w:r>
-          </w:p>
-        </w:tc>
-        <w:tc>
-          <w:tcPr>
-            <w:tcW w:w="5976" w:type="dxa"/>
-          </w:tcPr>
-          <w:p>
-            <w:pPr>
-              <w:spacing w:after="20"/>
-            </w:pPr>
-            <w:r>
-              <w:rPr>
-                <w:b/>
-                <w:color w:val="373737"/>
-                <w:sz w:val="17"/>
-              </w:rPr>
-              <w:t xml:space="preserve">Intent — </w:t>
-            </w:r>
-            <w:r>
-              <w:rPr>
-                <w:color w:val="373737"/>
-                <w:sz w:val="17"/>
-              </w:rPr>
-              <w:t>Return the thickness unit-of-measure lookup (cached).</w:t>
-            </w:r>
-          </w:p>
-          <w:p>
-            <w:pPr>
-              <w:spacing w:after="20"/>
-            </w:pPr>
-            <w:r>
-              <w:rPr>
-                <w:b/>
-                <w:color w:val="373737"/>
-                <w:sz w:val="17"/>
-              </w:rPr>
-              <w:t xml:space="preserve">Today — </w:t>
-            </w:r>
-            <w:r>
-              <w:rPr>
-                <w:color w:val="373737"/>
-                <w:sz w:val="17"/>
-              </w:rPr>
-              <w:t>GET … → units_of_measure</w:t>
-            </w:r>
-          </w:p>
-          <w:p>
-            <w:pPr>
-              <w:spacing w:after="20"/>
-            </w:pPr>
-            <w:r>
-              <w:rPr>
-                <w:b/>
-                <w:color w:val="373737"/>
-                <w:sz w:val="17"/>
-              </w:rPr>
-              <w:t>Done when:</w:t>
+              <w:t>: Cached</w:t>
             </w:r>
           </w:p>
           <w:p>
@@ -3950,10 +4855,17 @@
             </w:r>
             <w:r>
               <w:rPr>
+                <w:rFonts w:ascii="Courier New" w:hAnsi="Courier New"/>
+                <w:sz w:val="17"/>
+              </w:rPr>
+              <w:t>getThicknessUnitsOfMeasure</w:t>
+            </w:r>
+            <w:r>
+              <w:rPr>
                 <w:color w:val="373737"/>
                 <w:sz w:val="17"/>
               </w:rPr>
-              <w:t>Returns thickness UoM list</w:t>
+              <w:t>: Returns thickness UoM list</w:t>
             </w:r>
           </w:p>
           <w:p>
@@ -3970,170 +4882,17 @@
             </w:r>
             <w:r>
               <w:rPr>
+                <w:rFonts w:ascii="Courier New" w:hAnsi="Courier New"/>
+                <w:sz w:val="17"/>
+              </w:rPr>
+              <w:t>getThicknessUnitsOfMeasure</w:t>
+            </w:r>
+            <w:r>
+              <w:rPr>
                 <w:color w:val="373737"/>
                 <w:sz w:val="17"/>
               </w:rPr>
-              <w:t>Cached</w:t>
-            </w:r>
-          </w:p>
-        </w:tc>
-      </w:tr>
-      <w:tr>
-        <w:tc>
-          <w:tcPr>
-            <w:shd w:val="clear" w:color="auto" w:fill="F5F8FF"/>
-            <w:tcW w:w="2448" w:type="dxa"/>
-          </w:tcPr>
-          <w:p>
-            <w:pPr>
-              <w:spacing w:after="20"/>
-            </w:pPr>
-            <w:r>
-              <w:rPr>
-                <w:sz w:val="18"/>
-              </w:rPr>
-              <w:t xml:space="preserve">🔷 </w:t>
-            </w:r>
-            <w:r>
-              <w:rPr>
-                <w:rFonts w:ascii="Courier New" w:hAnsi="Courier New"/>
-                <w:b/>
-                <w:color w:val="1F497D"/>
-                <w:sz w:val="17"/>
-              </w:rPr>
-              <w:t>MST-BE-B-04</w:t>
-            </w:r>
-          </w:p>
-          <w:p>
-            <w:pPr>
-              <w:spacing w:after="20"/>
-            </w:pPr>
-            <w:r>
-              <w:rPr>
-                <w:rFonts w:ascii="Courier New" w:hAnsi="Courier New"/>
-                <w:sz w:val="17"/>
-              </w:rPr>
-              <w:t>getMeasurementSetStatus</w:t>
-            </w:r>
-            <w:r>
-              <w:rPr>
-                <w:color w:val="373737"/>
-                <w:sz w:val="17"/>
-              </w:rPr>
-              <w:t xml:space="preserve"> (cacheable)</w:t>
-            </w:r>
-          </w:p>
-        </w:tc>
-        <w:tc>
-          <w:tcPr>
-            <w:shd w:val="clear" w:color="auto" w:fill="F5F8FF"/>
-            <w:tcW w:w="1152" w:type="dxa"/>
-          </w:tcPr>
-          <w:p>
-            <w:pPr>
-              <w:spacing w:after="20"/>
-            </w:pPr>
-            <w:r>
-              <w:rPr>
-                <w:color w:val="1E7A34"/>
-                <w:sz w:val="17"/>
-              </w:rPr>
-              <w:t>🟢 Low [XS]</w:t>
-            </w:r>
-          </w:p>
-        </w:tc>
-        <w:tc>
-          <w:tcPr>
-            <w:shd w:val="clear" w:color="auto" w:fill="F5F8FF"/>
-            <w:tcW w:w="1872" w:type="dxa"/>
-          </w:tcPr>
-          <w:p>
-            <w:pPr>
-              <w:spacing w:after="20"/>
-            </w:pPr>
-            <w:r>
-              <w:rPr>
-                <w:color w:val="444444"/>
-                <w:sz w:val="17"/>
-              </w:rPr>
-              <w:t>Query</w:t>
-            </w:r>
-          </w:p>
-        </w:tc>
-        <w:tc>
-          <w:tcPr>
-            <w:shd w:val="clear" w:color="auto" w:fill="F5F8FF"/>
-            <w:tcW w:w="1368" w:type="dxa"/>
-          </w:tcPr>
-          <w:p>
-            <w:pPr>
-              <w:spacing w:after="20"/>
-            </w:pPr>
-            <w:r>
-              <w:rPr>
-                <w:color w:val="444444"/>
-                <w:sz w:val="17"/>
-              </w:rPr>
-              <w:t>B-01</w:t>
-            </w:r>
-          </w:p>
-        </w:tc>
-        <w:tc>
-          <w:tcPr>
-            <w:shd w:val="clear" w:color="auto" w:fill="F5F8FF"/>
-            <w:tcW w:w="5976" w:type="dxa"/>
-          </w:tcPr>
-          <w:p>
-            <w:pPr>
-              <w:spacing w:after="20"/>
-            </w:pPr>
-            <w:r>
-              <w:rPr>
-                <w:b/>
-                <w:color w:val="373737"/>
-                <w:sz w:val="17"/>
-              </w:rPr>
-              <w:t xml:space="preserve">Intent — </w:t>
-            </w:r>
-            <w:r>
-              <w:rPr>
-                <w:color w:val="373737"/>
-                <w:sz w:val="17"/>
-              </w:rPr>
-              <w:t>Return the measurement-set status lookup (cached).</w:t>
-            </w:r>
-          </w:p>
-          <w:p>
-            <w:pPr>
-              <w:spacing w:after="20"/>
-            </w:pPr>
-            <w:r>
-              <w:rPr>
-                <w:b/>
-                <w:color w:val="373737"/>
-                <w:sz w:val="17"/>
-              </w:rPr>
-              <w:t xml:space="preserve">Today — </w:t>
-            </w:r>
-            <w:r>
-              <w:rPr>
-                <w:color w:val="373737"/>
-                <w:sz w:val="17"/>
-              </w:rPr>
-              <w:t>GET … → {key:value} map → [{code, description}]</w:t>
-            </w:r>
-          </w:p>
-          <w:p>
-            <w:pPr>
-              <w:spacing w:after="20"/>
-            </w:pPr>
-            <w:r>
-              <w:rPr>
-                <w:b/>
-                <w:color w:val="373737"/>
-                <w:sz w:val="17"/>
-              </w:rPr>
-              <w:t>Done when:</w:t>
+              <w:t>: Cached</w:t>
             </w:r>
           </w:p>
           <w:p>
@@ -4150,10 +4909,17 @@
             </w:r>
             <w:r>
               <w:rPr>
+                <w:rFonts w:ascii="Courier New" w:hAnsi="Courier New"/>
+                <w:sz w:val="17"/>
+              </w:rPr>
+              <w:t>getMeasurementSetStatus</w:t>
+            </w:r>
+            <w:r>
+              <w:rPr>
                 <w:color w:val="373737"/>
                 <w:sz w:val="17"/>
               </w:rPr>
-              <w:t>Returns statuses</w:t>
+              <w:t>: Returns statuses</w:t>
             </w:r>
           </w:p>
           <w:p>
@@ -4170,10 +4936,17 @@
             </w:r>
             <w:r>
               <w:rPr>
+                <w:rFonts w:ascii="Courier New" w:hAnsi="Courier New"/>
+                <w:sz w:val="17"/>
+              </w:rPr>
+              <w:t>getMeasurementSetStatus</w:t>
+            </w:r>
+            <w:r>
+              <w:rPr>
                 <w:color w:val="373737"/>
                 <w:sz w:val="17"/>
               </w:rPr>
-              <w:t>Cached</w:t>
+              <w:t>: Cached</w:t>
             </w:r>
           </w:p>
           <w:p>
@@ -4190,165 +4963,17 @@
             </w:r>
             <w:r>
               <w:rPr>
+                <w:rFonts w:ascii="Courier New" w:hAnsi="Courier New"/>
+                <w:sz w:val="17"/>
+              </w:rPr>
+              <w:t>getMeasurementSetStatus</w:t>
+            </w:r>
+            <w:r>
+              <w:rPr>
                 <w:color w:val="373737"/>
                 <w:sz w:val="17"/>
               </w:rPr>
-              <w:t>key→code, value→description</w:t>
-            </w:r>
-          </w:p>
-        </w:tc>
-      </w:tr>
-      <w:tr>
-        <w:tc>
-          <w:tcPr>
-            <w:tcW w:w="2448" w:type="dxa"/>
-          </w:tcPr>
-          <w:p>
-            <w:pPr>
-              <w:spacing w:after="20"/>
-            </w:pPr>
-            <w:r>
-              <w:rPr>
-                <w:sz w:val="18"/>
-              </w:rPr>
-              <w:t xml:space="preserve">🔷 </w:t>
-            </w:r>
-            <w:r>
-              <w:rPr>
-                <w:rFonts w:ascii="Courier New" w:hAnsi="Courier New"/>
-                <w:b/>
-                <w:color w:val="1F497D"/>
-                <w:sz w:val="17"/>
-              </w:rPr>
-              <w:t>MST-BE-B-05</w:t>
-            </w:r>
-          </w:p>
-          <w:p>
-            <w:pPr>
-              <w:spacing w:after="20"/>
-            </w:pPr>
-            <w:r>
-              <w:rPr>
-                <w:rFonts w:ascii="Courier New" w:hAnsi="Courier New"/>
-                <w:sz w:val="17"/>
-              </w:rPr>
-              <w:t>getSampleMeasurement</w:t>
-            </w:r>
-            <w:r>
-              <w:rPr>
-                <w:color w:val="373737"/>
-                <w:sz w:val="17"/>
-              </w:rPr>
-              <w:t xml:space="preserve"> data fetcher</w:t>
-            </w:r>
-          </w:p>
-        </w:tc>
-        <w:tc>
-          <w:tcPr>
-            <w:tcW w:w="1152" w:type="dxa"/>
-          </w:tcPr>
-          <w:p>
-            <w:pPr>
-              <w:spacing w:after="20"/>
-            </w:pPr>
-            <w:r>
-              <w:rPr>
-                <w:color w:val="1E7A34"/>
-                <w:sz w:val="17"/>
-              </w:rPr>
-              <w:t>🟢 Low [XS]</w:t>
-            </w:r>
-          </w:p>
-        </w:tc>
-        <w:tc>
-          <w:tcPr>
-            <w:tcW w:w="1872" w:type="dxa"/>
-          </w:tcPr>
-          <w:p>
-            <w:pPr>
-              <w:spacing w:after="20"/>
-            </w:pPr>
-            <w:r>
-              <w:rPr>
-                <w:color w:val="444444"/>
-                <w:sz w:val="17"/>
-              </w:rPr>
-              <w:t>Query</w:t>
-            </w:r>
-          </w:p>
-        </w:tc>
-        <w:tc>
-          <w:tcPr>
-            <w:tcW w:w="1368" w:type="dxa"/>
-          </w:tcPr>
-          <w:p>
-            <w:pPr>
-              <w:spacing w:after="20"/>
-            </w:pPr>
-            <w:r>
-              <w:rPr>
-                <w:color w:val="444444"/>
-                <w:sz w:val="17"/>
-              </w:rPr>
-              <w:t>B-01</w:t>
-            </w:r>
-          </w:p>
-        </w:tc>
-        <w:tc>
-          <w:tcPr>
-            <w:tcW w:w="5976" w:type="dxa"/>
-          </w:tcPr>
-          <w:p>
-            <w:pPr>
-              <w:spacing w:after="20"/>
-            </w:pPr>
-            <w:r>
-              <w:rPr>
-                <w:b/>
-                <w:color w:val="373737"/>
-                <w:sz w:val="17"/>
-              </w:rPr>
-              <w:t xml:space="preserve">Intent — </w:t>
-            </w:r>
-            <w:r>
-              <w:rPr>
-                <w:color w:val="373737"/>
-                <w:sz w:val="17"/>
-              </w:rPr>
-              <w:t>Fetch the measurement set for a sample.</w:t>
-            </w:r>
-          </w:p>
-          <w:p>
-            <w:pPr>
-              <w:spacing w:after="20"/>
-            </w:pPr>
-            <w:r>
-              <w:rPr>
-                <w:b/>
-                <w:color w:val="373737"/>
-                <w:sz w:val="17"/>
-              </w:rPr>
-              <w:t xml:space="preserve">Today — </w:t>
-            </w:r>
-            <w:r>
-              <w:rPr>
-                <w:color w:val="373737"/>
-                <w:sz w:val="17"/>
-              </w:rPr>
-              <w:t>GET … → camelCase. ignored in DGS</w:t>
-            </w:r>
-          </w:p>
-          <w:p>
-            <w:pPr>
-              <w:spacing w:after="20"/>
-            </w:pPr>
-            <w:r>
-              <w:rPr>
-                <w:b/>
-                <w:color w:val="373737"/>
-                <w:sz w:val="17"/>
-              </w:rPr>
-              <w:t>Done when:</w:t>
+              <w:t>: key→code, value→description</w:t>
             </w:r>
           </w:p>
           <w:p>
@@ -4365,10 +4990,17 @@
             </w:r>
             <w:r>
               <w:rPr>
+                <w:rFonts w:ascii="Courier New" w:hAnsi="Courier New"/>
+                <w:sz w:val="17"/>
+              </w:rPr>
+              <w:t>getSampleMeasurement</w:t>
+            </w:r>
+            <w:r>
+              <w:rPr>
                 <w:color w:val="373737"/>
                 <w:sz w:val="17"/>
               </w:rPr>
-              <w:t xml:space="preserve">Returns the sample measurement set for </w:t>
+              <w:t xml:space="preserve"> data fetcher: Returns the sample measurement set for </w:t>
             </w:r>
             <w:r>
               <w:rPr>
@@ -4392,10 +5024,17 @@
             </w:r>
             <w:r>
               <w:rPr>
+                <w:rFonts w:ascii="Courier New" w:hAnsi="Courier New"/>
+                <w:sz w:val="17"/>
+              </w:rPr>
+              <w:t>getSampleMeasurement</w:t>
+            </w:r>
+            <w:r>
+              <w:rPr>
                 <w:color w:val="373737"/>
                 <w:sz w:val="17"/>
               </w:rPr>
-              <w:t xml:space="preserve">Not found → </w:t>
+              <w:t xml:space="preserve"> data fetcher: Not found → </w:t>
             </w:r>
             <w:r>
               <w:rPr>
@@ -5156,7 +5795,7 @@
           <w:color w:val="7D5002"/>
           <w:sz w:val="22"/>
         </w:rPr>
-        <w:t>✏️ Phase D — Mutations  (7 stories)</w:t>
+        <w:t>✏️ Phase D — Mutations  (4 stories)</w:t>
       </w:r>
     </w:p>
     <w:tbl>
@@ -5572,6 +6211,48 @@
                 <w:color w:val="373737"/>
                 <w:sz w:val="17"/>
               </w:rPr>
+              <w:t xml:space="preserve"> mutation · </w:t>
+            </w:r>
+            <w:r>
+              <w:rPr>
+                <w:rFonts w:ascii="Courier New" w:hAnsi="Courier New"/>
+                <w:sz w:val="17"/>
+              </w:rPr>
+              <w:t>lockMeasurementSet</w:t>
+            </w:r>
+            <w:r>
+              <w:rPr>
+                <w:color w:val="373737"/>
+                <w:sz w:val="17"/>
+              </w:rPr>
+              <w:t xml:space="preserve"> mutation · </w:t>
+            </w:r>
+            <w:r>
+              <w:rPr>
+                <w:rFonts w:ascii="Courier New" w:hAnsi="Courier New"/>
+                <w:sz w:val="17"/>
+              </w:rPr>
+              <w:t>unlockMeasurementSet</w:t>
+            </w:r>
+            <w:r>
+              <w:rPr>
+                <w:color w:val="373737"/>
+                <w:sz w:val="17"/>
+              </w:rPr>
+              <w:t xml:space="preserve"> mutation · </w:t>
+            </w:r>
+            <w:r>
+              <w:rPr>
+                <w:rFonts w:ascii="Courier New" w:hAnsi="Courier New"/>
+                <w:sz w:val="17"/>
+              </w:rPr>
+              <w:t>updateMeasurementComponentStatus</w:t>
+            </w:r>
+            <w:r>
+              <w:rPr>
+                <w:color w:val="373737"/>
+                <w:sz w:val="17"/>
+              </w:rPr>
               <w:t xml:space="preserve"> mutation</w:t>
             </w:r>
           </w:p>
@@ -5587,10 +6268,10 @@
             </w:pPr>
             <w:r>
               <w:rPr>
-                <w:color w:val="1E7A34"/>
-                <w:sz w:val="17"/>
-              </w:rPr>
-              <w:t>🟢 Low [XS]</w:t>
+                <w:color w:val="9B7A00"/>
+                <w:sz w:val="17"/>
+              </w:rPr>
+              <w:t>🟡 Medium [M]</w:t>
             </w:r>
           </w:p>
         </w:tc>
@@ -5652,7 +6333,7 @@
                 <w:color w:val="373737"/>
                 <w:sz w:val="17"/>
               </w:rPr>
-              <w:t>Change who can access a measurement set.</w:t>
+              <w:t>Change who can access a measurement set; Lock a measurement set from edits; Unlock a measurement set; Update the component status on measurement sets</w:t>
             </w:r>
           </w:p>
           <w:p>
@@ -5672,7 +6353,7 @@
                 <w:color w:val="373737"/>
                 <w:sz w:val="17"/>
               </w:rPr>
-              <w:t>PUT …/{id}/permission body {systemTeamIds} or {systemTeamDto} (whichever provided). ignored in DGS</w:t>
+              <w:t>PUT …/{id}/permission body {systemTeamIds} or {systemTeamDto} (whichever provided). ignored in DGS. ; PUT …/{id}/lock. ignored in DGS. ; PUT …/{id}/unlock. ; PUT…</w:t>
             </w:r>
           </w:p>
           <w:p>
@@ -5702,10 +6383,17 @@
             </w:r>
             <w:r>
               <w:rPr>
+                <w:rFonts w:ascii="Courier New" w:hAnsi="Courier New"/>
+                <w:sz w:val="17"/>
+              </w:rPr>
+              <w:t>updateMeasurementAccess</w:t>
+            </w:r>
+            <w:r>
+              <w:rPr>
                 <w:color w:val="373737"/>
                 <w:sz w:val="17"/>
               </w:rPr>
-              <w:t xml:space="preserve">Sends </w:t>
+              <w:t xml:space="preserve"> mutation: Sends </w:t>
             </w:r>
             <w:r>
               <w:rPr>
@@ -5743,10 +6431,17 @@
             </w:r>
             <w:r>
               <w:rPr>
+                <w:rFonts w:ascii="Courier New" w:hAnsi="Courier New"/>
+                <w:sz w:val="17"/>
+              </w:rPr>
+              <w:t>updateMeasurementAccess</w:t>
+            </w:r>
+            <w:r>
+              <w:rPr>
                 <w:color w:val="373737"/>
                 <w:sz w:val="17"/>
               </w:rPr>
-              <w:t>Returns updated measurement</w:t>
+              <w:t xml:space="preserve"> mutation: Returns updated measurement</w:t>
             </w:r>
           </w:p>
           <w:p>
@@ -5763,10 +6458,255 @@
             </w:r>
             <w:r>
               <w:rPr>
+                <w:rFonts w:ascii="Courier New" w:hAnsi="Courier New"/>
+                <w:sz w:val="17"/>
+              </w:rPr>
+              <w:t>updateMeasurementAccess</w:t>
+            </w:r>
+            <w:r>
+              <w:rPr>
                 <w:color w:val="373737"/>
                 <w:sz w:val="17"/>
               </w:rPr>
-              <w:t>Input-shape decision recorded</w:t>
+              <w:t xml:space="preserve"> mutation: Input-shape decision recorded</w:t>
+            </w:r>
+          </w:p>
+          <w:p>
+            <w:pPr>
+              <w:spacing w:after="20"/>
+              <w:ind w:left="173"/>
+            </w:pPr>
+            <w:r>
+              <w:rPr>
+                <w:color w:val="444444"/>
+                <w:sz w:val="17"/>
+              </w:rPr>
+              <w:t xml:space="preserve">• </w:t>
+            </w:r>
+            <w:r>
+              <w:rPr>
+                <w:rFonts w:ascii="Courier New" w:hAnsi="Courier New"/>
+                <w:sz w:val="17"/>
+              </w:rPr>
+              <w:t>lockMeasurementSet</w:t>
+            </w:r>
+            <w:r>
+              <w:rPr>
+                <w:color w:val="373737"/>
+                <w:sz w:val="17"/>
+              </w:rPr>
+              <w:t xml:space="preserve"> mutation: PUT </w:t>
+            </w:r>
+            <w:r>
+              <w:rPr>
+                <w:rFonts w:ascii="Courier New" w:hAnsi="Courier New"/>
+                <w:sz w:val="17"/>
+              </w:rPr>
+              <w:t>/lock</w:t>
+            </w:r>
+            <w:r>
+              <w:rPr>
+                <w:color w:val="373737"/>
+                <w:sz w:val="17"/>
+              </w:rPr>
+              <w:t xml:space="preserve"> returns locked set</w:t>
+            </w:r>
+          </w:p>
+          <w:p>
+            <w:pPr>
+              <w:spacing w:after="20"/>
+              <w:ind w:left="173"/>
+            </w:pPr>
+            <w:r>
+              <w:rPr>
+                <w:color w:val="444444"/>
+                <w:sz w:val="17"/>
+              </w:rPr>
+              <w:t xml:space="preserve">• </w:t>
+            </w:r>
+            <w:r>
+              <w:rPr>
+                <w:rFonts w:ascii="Courier New" w:hAnsi="Courier New"/>
+                <w:sz w:val="17"/>
+              </w:rPr>
+              <w:t>lockMeasurementSet</w:t>
+            </w:r>
+            <w:r>
+              <w:rPr>
+                <w:color w:val="373737"/>
+                <w:sz w:val="17"/>
+              </w:rPr>
+              <w:t xml:space="preserve"> mutation: 404 → null</w:t>
+            </w:r>
+          </w:p>
+          <w:p>
+            <w:pPr>
+              <w:spacing w:after="20"/>
+              <w:ind w:left="173"/>
+            </w:pPr>
+            <w:r>
+              <w:rPr>
+                <w:color w:val="444444"/>
+                <w:sz w:val="17"/>
+              </w:rPr>
+              <w:t xml:space="preserve">• </w:t>
+            </w:r>
+            <w:r>
+              <w:rPr>
+                <w:rFonts w:ascii="Courier New" w:hAnsi="Courier New"/>
+                <w:sz w:val="17"/>
+              </w:rPr>
+              <w:t>unlockMeasurementSet</w:t>
+            </w:r>
+            <w:r>
+              <w:rPr>
+                <w:color w:val="373737"/>
+                <w:sz w:val="17"/>
+              </w:rPr>
+              <w:t xml:space="preserve"> mutation: PUT </w:t>
+            </w:r>
+            <w:r>
+              <w:rPr>
+                <w:rFonts w:ascii="Courier New" w:hAnsi="Courier New"/>
+                <w:sz w:val="17"/>
+              </w:rPr>
+              <w:t>/unlock</w:t>
+            </w:r>
+            <w:r>
+              <w:rPr>
+                <w:color w:val="373737"/>
+                <w:sz w:val="17"/>
+              </w:rPr>
+              <w:t xml:space="preserve"> returns unlocked set</w:t>
+            </w:r>
+          </w:p>
+          <w:p>
+            <w:pPr>
+              <w:spacing w:after="20"/>
+              <w:ind w:left="173"/>
+            </w:pPr>
+            <w:r>
+              <w:rPr>
+                <w:color w:val="444444"/>
+                <w:sz w:val="17"/>
+              </w:rPr>
+              <w:t xml:space="preserve">• </w:t>
+            </w:r>
+            <w:r>
+              <w:rPr>
+                <w:rFonts w:ascii="Courier New" w:hAnsi="Courier New"/>
+                <w:sz w:val="17"/>
+              </w:rPr>
+              <w:t>unlockMeasurementSet</w:t>
+            </w:r>
+            <w:r>
+              <w:rPr>
+                <w:color w:val="373737"/>
+                <w:sz w:val="17"/>
+              </w:rPr>
+              <w:t xml:space="preserve"> mutation: 404 → null</w:t>
+            </w:r>
+          </w:p>
+          <w:p>
+            <w:pPr>
+              <w:spacing w:after="20"/>
+              <w:ind w:left="173"/>
+            </w:pPr>
+            <w:r>
+              <w:rPr>
+                <w:color w:val="444444"/>
+                <w:sz w:val="17"/>
+              </w:rPr>
+              <w:t xml:space="preserve">• </w:t>
+            </w:r>
+            <w:r>
+              <w:rPr>
+                <w:rFonts w:ascii="Courier New" w:hAnsi="Courier New"/>
+                <w:sz w:val="17"/>
+              </w:rPr>
+              <w:t>updateMeasurementComponentStatus</w:t>
+            </w:r>
+            <w:r>
+              <w:rPr>
+                <w:color w:val="373737"/>
+                <w:sz w:val="17"/>
+              </w:rPr>
+              <w:t xml:space="preserve"> mutation: PUT sends </w:t>
+            </w:r>
+            <w:r>
+              <w:rPr>
+                <w:rFonts w:ascii="Courier New" w:hAnsi="Courier New"/>
+                <w:sz w:val="17"/>
+              </w:rPr>
+              <w:t>{productId, ids, status}</w:t>
+            </w:r>
+            <w:r>
+              <w:rPr>
+                <w:color w:val="373737"/>
+                <w:sz w:val="17"/>
+              </w:rPr>
+              <w:t xml:space="preserve"> snake_case</w:t>
+            </w:r>
+          </w:p>
+          <w:p>
+            <w:pPr>
+              <w:spacing w:after="20"/>
+              <w:ind w:left="173"/>
+            </w:pPr>
+            <w:r>
+              <w:rPr>
+                <w:color w:val="444444"/>
+                <w:sz w:val="17"/>
+              </w:rPr>
+              <w:t xml:space="preserve">• </w:t>
+            </w:r>
+            <w:r>
+              <w:rPr>
+                <w:rFonts w:ascii="Courier New" w:hAnsi="Courier New"/>
+                <w:sz w:val="17"/>
+              </w:rPr>
+              <w:t>updateMeasurementComponentStatus</w:t>
+            </w:r>
+            <w:r>
+              <w:rPr>
+                <w:color w:val="373737"/>
+                <w:sz w:val="17"/>
+              </w:rPr>
+              <w:t xml:space="preserve"> mutation: Returns </w:t>
+            </w:r>
+            <w:r>
+              <w:rPr>
+                <w:rFonts w:ascii="Courier New" w:hAnsi="Courier New"/>
+                <w:sz w:val="17"/>
+              </w:rPr>
+              <w:t>MeasurementPaged{content}</w:t>
+            </w:r>
+          </w:p>
+          <w:p>
+            <w:pPr>
+              <w:spacing w:after="20"/>
+              <w:ind w:left="173"/>
+            </w:pPr>
+            <w:r>
+              <w:rPr>
+                <w:color w:val="444444"/>
+                <w:sz w:val="17"/>
+              </w:rPr>
+              <w:t xml:space="preserve">• </w:t>
+            </w:r>
+            <w:r>
+              <w:rPr>
+                <w:rFonts w:ascii="Courier New" w:hAnsi="Courier New"/>
+                <w:sz w:val="17"/>
+              </w:rPr>
+              <w:t>updateMeasurementComponentStatus</w:t>
+            </w:r>
+            <w:r>
+              <w:rPr>
+                <w:color w:val="373737"/>
+                <w:sz w:val="17"/>
+              </w:rPr>
+              <w:t xml:space="preserve"> mutation: Auth decision recorded</w:t>
             </w:r>
           </w:p>
         </w:tc>
@@ -5793,7 +6733,7 @@
                 <w:color w:val="1F497D"/>
                 <w:sz w:val="17"/>
               </w:rPr>
-              <w:t>MST-BE-D-03</w:t>
+              <w:t>MST-BE-D-06</w:t>
             </w:r>
           </w:p>
           <w:p>
@@ -5805,7 +6745,7 @@
                 <w:rFonts w:ascii="Courier New" w:hAnsi="Courier New"/>
                 <w:sz w:val="17"/>
               </w:rPr>
-              <w:t>lockMeasurementSet</w:t>
+              <w:t>putSampleMeasurementSet</w:t>
             </w:r>
             <w:r>
               <w:rPr>
@@ -5826,10 +6766,10 @@
             </w:pPr>
             <w:r>
               <w:rPr>
-                <w:color w:val="1E7A34"/>
-                <w:sz w:val="17"/>
-              </w:rPr>
-              <w:t>🟢 Low [XS]</w:t>
+                <w:color w:val="9B7A00"/>
+                <w:sz w:val="17"/>
+              </w:rPr>
+              <w:t>🟡 Medium [M]</w:t>
             </w:r>
           </w:p>
         </w:tc>
@@ -5888,7 +6828,7 @@
                 <w:color w:val="373737"/>
                 <w:sz w:val="17"/>
               </w:rPr>
-              <w:t>Lock a measurement set from edits.</w:t>
+              <w:t>Create or replace a sample's measurement set.</w:t>
             </w:r>
           </w:p>
           <w:p>
@@ -5908,7 +6848,7 @@
                 <w:color w:val="373737"/>
                 <w:sz w:val="17"/>
               </w:rPr>
-              <w:t>PUT …/{id}/lock. ignored in DGS</w:t>
+              <w:t>PUT …/sample (primeKey: sampleId); token for [measurementSetId, sampleId]; on validationErrors\|\|message → throw</w:t>
             </w:r>
           </w:p>
           <w:p>
@@ -5941,21 +6881,7 @@
                 <w:color w:val="373737"/>
                 <w:sz w:val="17"/>
               </w:rPr>
-              <w:t xml:space="preserve">PUT </w:t>
-            </w:r>
-            <w:r>
-              <w:rPr>
-                <w:rFonts w:ascii="Courier New" w:hAnsi="Courier New"/>
-                <w:sz w:val="17"/>
-              </w:rPr>
-              <w:t>/lock</w:t>
-            </w:r>
-            <w:r>
-              <w:rPr>
-                <w:color w:val="373737"/>
-                <w:sz w:val="17"/>
-              </w:rPr>
-              <w:t xml:space="preserve"> returns locked set</w:t>
+              <w:t>PUT upserts the sample set</w:t>
             </w:r>
           </w:p>
           <w:p>
@@ -5972,10 +6898,58 @@
             </w:r>
             <w:r>
               <w:rPr>
+                <w:rFonts w:ascii="Courier New" w:hAnsi="Courier New"/>
+                <w:sz w:val="17"/>
+              </w:rPr>
+              <w:t>validationErrors</w:t>
+            </w:r>
+            <w:r>
+              <w:rPr>
                 <w:color w:val="373737"/>
                 <w:sz w:val="17"/>
               </w:rPr>
-              <w:t>404 → null</w:t>
+              <w:t>/</w:t>
+            </w:r>
+            <w:r>
+              <w:rPr>
+                <w:rFonts w:ascii="Courier New" w:hAnsi="Courier New"/>
+                <w:sz w:val="17"/>
+              </w:rPr>
+              <w:t>message</w:t>
+            </w:r>
+            <w:r>
+              <w:rPr>
+                <w:color w:val="373737"/>
+                <w:sz w:val="17"/>
+              </w:rPr>
+              <w:t xml:space="preserve"> → exception</w:t>
+            </w:r>
+          </w:p>
+          <w:p>
+            <w:pPr>
+              <w:spacing w:after="20"/>
+              <w:ind w:left="173"/>
+            </w:pPr>
+            <w:r>
+              <w:rPr>
+                <w:color w:val="444444"/>
+                <w:sz w:val="17"/>
+              </w:rPr>
+              <w:t xml:space="preserve">• </w:t>
+            </w:r>
+            <w:r>
+              <w:rPr>
+                <w:color w:val="373737"/>
+                <w:sz w:val="17"/>
+              </w:rPr>
+              <w:t xml:space="preserve">Cache primed by </w:t>
+            </w:r>
+            <w:r>
+              <w:rPr>
+                <w:rFonts w:ascii="Courier New" w:hAnsi="Courier New"/>
+                <w:sz w:val="17"/>
+              </w:rPr>
+              <w:t>sampleId</w:t>
             </w:r>
           </w:p>
         </w:tc>
@@ -6003,7 +6977,7 @@
                 <w:color w:val="1F497D"/>
                 <w:sz w:val="17"/>
               </w:rPr>
-              <w:t>MST-BE-D-04</w:t>
+              <w:t>MST-BE-D-07</w:t>
             </w:r>
           </w:p>
           <w:p>
@@ -6015,7 +6989,7 @@
                 <w:rFonts w:ascii="Courier New" w:hAnsi="Courier New"/>
                 <w:sz w:val="17"/>
               </w:rPr>
-              <w:t>unlockMeasurementSet</w:t>
+              <w:t>deleteSampleMeasurementSet</w:t>
             </w:r>
             <w:r>
               <w:rPr>
@@ -6083,699 +7057,6 @@
         <w:tc>
           <w:tcPr>
             <w:shd w:val="clear" w:color="auto" w:fill="F5F8FF"/>
-            <w:tcW w:w="5976" w:type="dxa"/>
-          </w:tcPr>
-          <w:p>
-            <w:pPr>
-              <w:spacing w:after="20"/>
-            </w:pPr>
-            <w:r>
-              <w:rPr>
-                <w:b/>
-                <w:color w:val="373737"/>
-                <w:sz w:val="17"/>
-              </w:rPr>
-              <w:t xml:space="preserve">Intent — </w:t>
-            </w:r>
-            <w:r>
-              <w:rPr>
-                <w:color w:val="373737"/>
-                <w:sz w:val="17"/>
-              </w:rPr>
-              <w:t>Unlock a measurement set.</w:t>
-            </w:r>
-          </w:p>
-          <w:p>
-            <w:pPr>
-              <w:spacing w:after="20"/>
-            </w:pPr>
-            <w:r>
-              <w:rPr>
-                <w:b/>
-                <w:color w:val="373737"/>
-                <w:sz w:val="17"/>
-              </w:rPr>
-              <w:t xml:space="preserve">Today — </w:t>
-            </w:r>
-            <w:r>
-              <w:rPr>
-                <w:color w:val="373737"/>
-                <w:sz w:val="17"/>
-              </w:rPr>
-              <w:t>PUT …/{id}/unlock</w:t>
-            </w:r>
-          </w:p>
-          <w:p>
-            <w:pPr>
-              <w:spacing w:after="20"/>
-            </w:pPr>
-            <w:r>
-              <w:rPr>
-                <w:b/>
-                <w:color w:val="373737"/>
-                <w:sz w:val="17"/>
-              </w:rPr>
-              <w:t>Done when:</w:t>
-            </w:r>
-          </w:p>
-          <w:p>
-            <w:pPr>
-              <w:spacing w:after="20"/>
-              <w:ind w:left="173"/>
-            </w:pPr>
-            <w:r>
-              <w:rPr>
-                <w:color w:val="444444"/>
-                <w:sz w:val="17"/>
-              </w:rPr>
-              <w:t xml:space="preserve">• </w:t>
-            </w:r>
-            <w:r>
-              <w:rPr>
-                <w:color w:val="373737"/>
-                <w:sz w:val="17"/>
-              </w:rPr>
-              <w:t xml:space="preserve">PUT </w:t>
-            </w:r>
-            <w:r>
-              <w:rPr>
-                <w:rFonts w:ascii="Courier New" w:hAnsi="Courier New"/>
-                <w:sz w:val="17"/>
-              </w:rPr>
-              <w:t>/unlock</w:t>
-            </w:r>
-            <w:r>
-              <w:rPr>
-                <w:color w:val="373737"/>
-                <w:sz w:val="17"/>
-              </w:rPr>
-              <w:t xml:space="preserve"> returns unlocked set</w:t>
-            </w:r>
-          </w:p>
-          <w:p>
-            <w:pPr>
-              <w:spacing w:after="20"/>
-              <w:ind w:left="173"/>
-            </w:pPr>
-            <w:r>
-              <w:rPr>
-                <w:color w:val="444444"/>
-                <w:sz w:val="17"/>
-              </w:rPr>
-              <w:t xml:space="preserve">• </w:t>
-            </w:r>
-            <w:r>
-              <w:rPr>
-                <w:color w:val="373737"/>
-                <w:sz w:val="17"/>
-              </w:rPr>
-              <w:t>404 → null</w:t>
-            </w:r>
-          </w:p>
-        </w:tc>
-      </w:tr>
-      <w:tr>
-        <w:tc>
-          <w:tcPr>
-            <w:tcW w:w="2448" w:type="dxa"/>
-          </w:tcPr>
-          <w:p>
-            <w:pPr>
-              <w:spacing w:after="20"/>
-            </w:pPr>
-            <w:r>
-              <w:rPr>
-                <w:sz w:val="18"/>
-              </w:rPr>
-              <w:t xml:space="preserve">🔶 </w:t>
-            </w:r>
-            <w:r>
-              <w:rPr>
-                <w:rFonts w:ascii="Courier New" w:hAnsi="Courier New"/>
-                <w:b/>
-                <w:color w:val="1F497D"/>
-                <w:sz w:val="17"/>
-              </w:rPr>
-              <w:t>MST-BE-D-05</w:t>
-            </w:r>
-          </w:p>
-          <w:p>
-            <w:pPr>
-              <w:spacing w:after="20"/>
-            </w:pPr>
-            <w:r>
-              <w:rPr>
-                <w:rFonts w:ascii="Courier New" w:hAnsi="Courier New"/>
-                <w:sz w:val="17"/>
-              </w:rPr>
-              <w:t>updateMeasurementComponentStatus</w:t>
-            </w:r>
-            <w:r>
-              <w:rPr>
-                <w:color w:val="373737"/>
-                <w:sz w:val="17"/>
-              </w:rPr>
-              <w:t xml:space="preserve"> mutation</w:t>
-            </w:r>
-          </w:p>
-        </w:tc>
-        <w:tc>
-          <w:tcPr>
-            <w:tcW w:w="1152" w:type="dxa"/>
-          </w:tcPr>
-          <w:p>
-            <w:pPr>
-              <w:spacing w:after="20"/>
-            </w:pPr>
-            <w:r>
-              <w:rPr>
-                <w:color w:val="1E7A34"/>
-                <w:sz w:val="17"/>
-              </w:rPr>
-              <w:t>🟢 Low [XS]</w:t>
-            </w:r>
-          </w:p>
-        </w:tc>
-        <w:tc>
-          <w:tcPr>
-            <w:tcW w:w="1872" w:type="dxa"/>
-          </w:tcPr>
-          <w:p>
-            <w:pPr>
-              <w:spacing w:after="20"/>
-            </w:pPr>
-            <w:r>
-              <w:rPr>
-                <w:color w:val="444444"/>
-                <w:sz w:val="17"/>
-              </w:rPr>
-              <w:t>Mutation</w:t>
-            </w:r>
-          </w:p>
-        </w:tc>
-        <w:tc>
-          <w:tcPr>
-            <w:tcW w:w="1368" w:type="dxa"/>
-          </w:tcPr>
-          <w:p>
-            <w:pPr>
-              <w:spacing w:after="20"/>
-            </w:pPr>
-            <w:r>
-              <w:rPr>
-                <w:color w:val="444444"/>
-                <w:sz w:val="17"/>
-              </w:rPr>
-              <w:t>B-01</w:t>
-            </w:r>
-          </w:p>
-        </w:tc>
-        <w:tc>
-          <w:tcPr>
-            <w:tcW w:w="5976" w:type="dxa"/>
-          </w:tcPr>
-          <w:p>
-            <w:pPr>
-              <w:spacing w:after="20"/>
-            </w:pPr>
-            <w:r>
-              <w:rPr>
-                <w:b/>
-                <w:color w:val="373737"/>
-                <w:sz w:val="17"/>
-              </w:rPr>
-              <w:t xml:space="preserve">Intent — </w:t>
-            </w:r>
-            <w:r>
-              <w:rPr>
-                <w:color w:val="373737"/>
-                <w:sz w:val="17"/>
-              </w:rPr>
-              <w:t>Update the component status on measurement sets.</w:t>
-            </w:r>
-          </w:p>
-          <w:p>
-            <w:pPr>
-              <w:spacing w:after="20"/>
-            </w:pPr>
-            <w:r>
-              <w:rPr>
-                <w:b/>
-                <w:color w:val="373737"/>
-                <w:sz w:val="17"/>
-              </w:rPr>
-              <w:t xml:space="preserve">Today — </w:t>
-            </w:r>
-            <w:r>
-              <w:rPr>
-                <w:color w:val="373737"/>
-                <w:sz w:val="17"/>
-              </w:rPr>
-              <w:t>PUT …/component_status_update body {productId, ids, status}. No ACL token — confirm backend enforces (like BOM D-05)</w:t>
-            </w:r>
-          </w:p>
-          <w:p>
-            <w:pPr>
-              <w:spacing w:after="20"/>
-            </w:pPr>
-            <w:r>
-              <w:rPr>
-                <w:b/>
-                <w:color w:val="373737"/>
-                <w:sz w:val="17"/>
-              </w:rPr>
-              <w:t>Done when:</w:t>
-            </w:r>
-          </w:p>
-          <w:p>
-            <w:pPr>
-              <w:spacing w:after="20"/>
-              <w:ind w:left="173"/>
-            </w:pPr>
-            <w:r>
-              <w:rPr>
-                <w:color w:val="444444"/>
-                <w:sz w:val="17"/>
-              </w:rPr>
-              <w:t xml:space="preserve">• </w:t>
-            </w:r>
-            <w:r>
-              <w:rPr>
-                <w:color w:val="373737"/>
-                <w:sz w:val="17"/>
-              </w:rPr>
-              <w:t xml:space="preserve">PUT sends </w:t>
-            </w:r>
-            <w:r>
-              <w:rPr>
-                <w:rFonts w:ascii="Courier New" w:hAnsi="Courier New"/>
-                <w:sz w:val="17"/>
-              </w:rPr>
-              <w:t>{productId, ids, status}</w:t>
-            </w:r>
-            <w:r>
-              <w:rPr>
-                <w:color w:val="373737"/>
-                <w:sz w:val="17"/>
-              </w:rPr>
-              <w:t xml:space="preserve"> snake_case</w:t>
-            </w:r>
-          </w:p>
-          <w:p>
-            <w:pPr>
-              <w:spacing w:after="20"/>
-              <w:ind w:left="173"/>
-            </w:pPr>
-            <w:r>
-              <w:rPr>
-                <w:color w:val="444444"/>
-                <w:sz w:val="17"/>
-              </w:rPr>
-              <w:t xml:space="preserve">• </w:t>
-            </w:r>
-            <w:r>
-              <w:rPr>
-                <w:color w:val="373737"/>
-                <w:sz w:val="17"/>
-              </w:rPr>
-              <w:t xml:space="preserve">Returns </w:t>
-            </w:r>
-            <w:r>
-              <w:rPr>
-                <w:rFonts w:ascii="Courier New" w:hAnsi="Courier New"/>
-                <w:sz w:val="17"/>
-              </w:rPr>
-              <w:t>MeasurementPaged{content}</w:t>
-            </w:r>
-          </w:p>
-          <w:p>
-            <w:pPr>
-              <w:spacing w:after="20"/>
-              <w:ind w:left="173"/>
-            </w:pPr>
-            <w:r>
-              <w:rPr>
-                <w:color w:val="444444"/>
-                <w:sz w:val="17"/>
-              </w:rPr>
-              <w:t xml:space="preserve">• </w:t>
-            </w:r>
-            <w:r>
-              <w:rPr>
-                <w:color w:val="373737"/>
-                <w:sz w:val="17"/>
-              </w:rPr>
-              <w:t>Auth decision recorded</w:t>
-            </w:r>
-          </w:p>
-        </w:tc>
-      </w:tr>
-      <w:tr>
-        <w:tc>
-          <w:tcPr>
-            <w:shd w:val="clear" w:color="auto" w:fill="F5F8FF"/>
-            <w:tcW w:w="2448" w:type="dxa"/>
-          </w:tcPr>
-          <w:p>
-            <w:pPr>
-              <w:spacing w:after="20"/>
-            </w:pPr>
-            <w:r>
-              <w:rPr>
-                <w:sz w:val="18"/>
-              </w:rPr>
-              <w:t xml:space="preserve">🔶 </w:t>
-            </w:r>
-            <w:r>
-              <w:rPr>
-                <w:rFonts w:ascii="Courier New" w:hAnsi="Courier New"/>
-                <w:b/>
-                <w:color w:val="1F497D"/>
-                <w:sz w:val="17"/>
-              </w:rPr>
-              <w:t>MST-BE-D-06</w:t>
-            </w:r>
-          </w:p>
-          <w:p>
-            <w:pPr>
-              <w:spacing w:after="20"/>
-            </w:pPr>
-            <w:r>
-              <w:rPr>
-                <w:rFonts w:ascii="Courier New" w:hAnsi="Courier New"/>
-                <w:sz w:val="17"/>
-              </w:rPr>
-              <w:t>putSampleMeasurementSet</w:t>
-            </w:r>
-            <w:r>
-              <w:rPr>
-                <w:color w:val="373737"/>
-                <w:sz w:val="17"/>
-              </w:rPr>
-              <w:t xml:space="preserve"> mutation</w:t>
-            </w:r>
-          </w:p>
-        </w:tc>
-        <w:tc>
-          <w:tcPr>
-            <w:shd w:val="clear" w:color="auto" w:fill="F5F8FF"/>
-            <w:tcW w:w="1152" w:type="dxa"/>
-          </w:tcPr>
-          <w:p>
-            <w:pPr>
-              <w:spacing w:after="20"/>
-            </w:pPr>
-            <w:r>
-              <w:rPr>
-                <w:color w:val="9B7A00"/>
-                <w:sz w:val="17"/>
-              </w:rPr>
-              <w:t>🟡 Medium [M]</w:t>
-            </w:r>
-          </w:p>
-        </w:tc>
-        <w:tc>
-          <w:tcPr>
-            <w:shd w:val="clear" w:color="auto" w:fill="F5F8FF"/>
-            <w:tcW w:w="1872" w:type="dxa"/>
-          </w:tcPr>
-          <w:p>
-            <w:pPr>
-              <w:spacing w:after="20"/>
-            </w:pPr>
-            <w:r>
-              <w:rPr>
-                <w:color w:val="444444"/>
-                <w:sz w:val="17"/>
-              </w:rPr>
-              <w:t>Mutation</w:t>
-            </w:r>
-          </w:p>
-        </w:tc>
-        <w:tc>
-          <w:tcPr>
-            <w:shd w:val="clear" w:color="auto" w:fill="F5F8FF"/>
-            <w:tcW w:w="1368" w:type="dxa"/>
-          </w:tcPr>
-          <w:p>
-            <w:pPr>
-              <w:spacing w:after="20"/>
-            </w:pPr>
-            <w:r>
-              <w:rPr>
-                <w:color w:val="444444"/>
-                <w:sz w:val="17"/>
-              </w:rPr>
-              <w:t>B-01</w:t>
-            </w:r>
-          </w:p>
-        </w:tc>
-        <w:tc>
-          <w:tcPr>
-            <w:shd w:val="clear" w:color="auto" w:fill="F5F8FF"/>
-            <w:tcW w:w="5976" w:type="dxa"/>
-          </w:tcPr>
-          <w:p>
-            <w:pPr>
-              <w:spacing w:after="20"/>
-            </w:pPr>
-            <w:r>
-              <w:rPr>
-                <w:b/>
-                <w:color w:val="373737"/>
-                <w:sz w:val="17"/>
-              </w:rPr>
-              <w:t xml:space="preserve">Intent — </w:t>
-            </w:r>
-            <w:r>
-              <w:rPr>
-                <w:color w:val="373737"/>
-                <w:sz w:val="17"/>
-              </w:rPr>
-              <w:t>Create or replace a sample's measurement set.</w:t>
-            </w:r>
-          </w:p>
-          <w:p>
-            <w:pPr>
-              <w:spacing w:after="20"/>
-            </w:pPr>
-            <w:r>
-              <w:rPr>
-                <w:b/>
-                <w:color w:val="373737"/>
-                <w:sz w:val="17"/>
-              </w:rPr>
-              <w:t xml:space="preserve">Today — </w:t>
-            </w:r>
-            <w:r>
-              <w:rPr>
-                <w:color w:val="373737"/>
-                <w:sz w:val="17"/>
-              </w:rPr>
-              <w:t>PUT …/sample (primeKey: sampleId); token for [measurementSetId, sampleId]; on validationErrors\|\|message → throw</w:t>
-            </w:r>
-          </w:p>
-          <w:p>
-            <w:pPr>
-              <w:spacing w:after="20"/>
-            </w:pPr>
-            <w:r>
-              <w:rPr>
-                <w:b/>
-                <w:color w:val="373737"/>
-                <w:sz w:val="17"/>
-              </w:rPr>
-              <w:t>Done when:</w:t>
-            </w:r>
-          </w:p>
-          <w:p>
-            <w:pPr>
-              <w:spacing w:after="20"/>
-              <w:ind w:left="173"/>
-            </w:pPr>
-            <w:r>
-              <w:rPr>
-                <w:color w:val="444444"/>
-                <w:sz w:val="17"/>
-              </w:rPr>
-              <w:t xml:space="preserve">• </w:t>
-            </w:r>
-            <w:r>
-              <w:rPr>
-                <w:color w:val="373737"/>
-                <w:sz w:val="17"/>
-              </w:rPr>
-              <w:t>PUT upserts the sample set</w:t>
-            </w:r>
-          </w:p>
-          <w:p>
-            <w:pPr>
-              <w:spacing w:after="20"/>
-              <w:ind w:left="173"/>
-            </w:pPr>
-            <w:r>
-              <w:rPr>
-                <w:color w:val="444444"/>
-                <w:sz w:val="17"/>
-              </w:rPr>
-              <w:t xml:space="preserve">• </w:t>
-            </w:r>
-            <w:r>
-              <w:rPr>
-                <w:rFonts w:ascii="Courier New" w:hAnsi="Courier New"/>
-                <w:sz w:val="17"/>
-              </w:rPr>
-              <w:t>validationErrors</w:t>
-            </w:r>
-            <w:r>
-              <w:rPr>
-                <w:color w:val="373737"/>
-                <w:sz w:val="17"/>
-              </w:rPr>
-              <w:t>/</w:t>
-            </w:r>
-            <w:r>
-              <w:rPr>
-                <w:rFonts w:ascii="Courier New" w:hAnsi="Courier New"/>
-                <w:sz w:val="17"/>
-              </w:rPr>
-              <w:t>message</w:t>
-            </w:r>
-            <w:r>
-              <w:rPr>
-                <w:color w:val="373737"/>
-                <w:sz w:val="17"/>
-              </w:rPr>
-              <w:t xml:space="preserve"> → exception</w:t>
-            </w:r>
-          </w:p>
-          <w:p>
-            <w:pPr>
-              <w:spacing w:after="20"/>
-              <w:ind w:left="173"/>
-            </w:pPr>
-            <w:r>
-              <w:rPr>
-                <w:color w:val="444444"/>
-                <w:sz w:val="17"/>
-              </w:rPr>
-              <w:t xml:space="preserve">• </w:t>
-            </w:r>
-            <w:r>
-              <w:rPr>
-                <w:color w:val="373737"/>
-                <w:sz w:val="17"/>
-              </w:rPr>
-              <w:t xml:space="preserve">Cache primed by </w:t>
-            </w:r>
-            <w:r>
-              <w:rPr>
-                <w:rFonts w:ascii="Courier New" w:hAnsi="Courier New"/>
-                <w:sz w:val="17"/>
-              </w:rPr>
-              <w:t>sampleId</w:t>
-            </w:r>
-          </w:p>
-        </w:tc>
-      </w:tr>
-      <w:tr>
-        <w:tc>
-          <w:tcPr>
-            <w:tcW w:w="2448" w:type="dxa"/>
-          </w:tcPr>
-          <w:p>
-            <w:pPr>
-              <w:spacing w:after="20"/>
-            </w:pPr>
-            <w:r>
-              <w:rPr>
-                <w:sz w:val="18"/>
-              </w:rPr>
-              <w:t xml:space="preserve">🔶 </w:t>
-            </w:r>
-            <w:r>
-              <w:rPr>
-                <w:rFonts w:ascii="Courier New" w:hAnsi="Courier New"/>
-                <w:b/>
-                <w:color w:val="1F497D"/>
-                <w:sz w:val="17"/>
-              </w:rPr>
-              <w:t>MST-BE-D-07</w:t>
-            </w:r>
-          </w:p>
-          <w:p>
-            <w:pPr>
-              <w:spacing w:after="20"/>
-            </w:pPr>
-            <w:r>
-              <w:rPr>
-                <w:rFonts w:ascii="Courier New" w:hAnsi="Courier New"/>
-                <w:sz w:val="17"/>
-              </w:rPr>
-              <w:t>deleteSampleMeasurementSet</w:t>
-            </w:r>
-            <w:r>
-              <w:rPr>
-                <w:color w:val="373737"/>
-                <w:sz w:val="17"/>
-              </w:rPr>
-              <w:t xml:space="preserve"> mutation</w:t>
-            </w:r>
-          </w:p>
-        </w:tc>
-        <w:tc>
-          <w:tcPr>
-            <w:tcW w:w="1152" w:type="dxa"/>
-          </w:tcPr>
-          <w:p>
-            <w:pPr>
-              <w:spacing w:after="20"/>
-            </w:pPr>
-            <w:r>
-              <w:rPr>
-                <w:color w:val="1E7A34"/>
-                <w:sz w:val="17"/>
-              </w:rPr>
-              <w:t>🟢 Low [XS]</w:t>
-            </w:r>
-          </w:p>
-        </w:tc>
-        <w:tc>
-          <w:tcPr>
-            <w:tcW w:w="1872" w:type="dxa"/>
-          </w:tcPr>
-          <w:p>
-            <w:pPr>
-              <w:spacing w:after="20"/>
-            </w:pPr>
-            <w:r>
-              <w:rPr>
-                <w:color w:val="444444"/>
-                <w:sz w:val="17"/>
-              </w:rPr>
-              <w:t>Mutation</w:t>
-            </w:r>
-          </w:p>
-        </w:tc>
-        <w:tc>
-          <w:tcPr>
-            <w:tcW w:w="1368" w:type="dxa"/>
-          </w:tcPr>
-          <w:p>
-            <w:pPr>
-              <w:spacing w:after="20"/>
-            </w:pPr>
-            <w:r>
-              <w:rPr>
-                <w:color w:val="444444"/>
-                <w:sz w:val="17"/>
-              </w:rPr>
-              <w:t>B-01</w:t>
-            </w:r>
-          </w:p>
-        </w:tc>
-        <w:tc>
-          <w:tcPr>
             <w:tcW w:w="5976" w:type="dxa"/>
           </w:tcPr>
           <w:p>

--- a/output/summary/measurement/FederatedGqlBreakDown-BE-measurement.docx
+++ b/output/summary/measurement/FederatedGqlBreakDown-BE-measurement.docx
@@ -76,7 +76,7 @@
                 <w:color w:val="1F497D"/>
                 <w:sz w:val="22"/>
               </w:rPr>
-              <w:t>14</w:t>
+              <w:t>15</w:t>
             </w:r>
           </w:p>
         </w:tc>
@@ -132,7 +132,7 @@
                 <w:color w:val="1F497D"/>
                 <w:sz w:val="22"/>
               </w:rPr>
-              <w:t>🔴 0  🟠 1  🟡 8  🟢 5</w:t>
+              <w:t>🔴 0  🟠 1  🟡 8  🟢 6</w:t>
             </w:r>
           </w:p>
         </w:tc>
@@ -3090,6 +3090,20 @@
               </w:rPr>
               <w:t>G-03</w:t>
             </w:r>
+            <w:r>
+              <w:rPr>
+                <w:color w:val="373737"/>
+                <w:sz w:val="18"/>
+              </w:rPr>
+              <w:t xml:space="preserve">, 🟢 </w:t>
+            </w:r>
+            <w:r>
+              <w:rPr>
+                <w:rFonts w:ascii="Courier New" w:hAnsi="Courier New"/>
+                <w:sz w:val="18"/>
+              </w:rPr>
+              <w:t>G-04</w:t>
+            </w:r>
           </w:p>
         </w:tc>
         <w:tc>
@@ -3944,6 +3958,79 @@
           </w:p>
         </w:tc>
       </w:tr>
+      <w:tr>
+        <w:tc>
+          <w:tcPr>
+            <w:tcW w:type="dxa" w:w="3419"/>
+            <w:shd w:val="clear" w:color="auto" w:fill="F5F8FF"/>
+            <w:vAlign w:val="top"/>
+          </w:tcPr>
+          <w:p>
+            <w:pPr>
+              <w:jc w:val="left"/>
+            </w:pPr>
+            <w:r>
+              <w:rPr>
+                <w:color w:val="373737"/>
+                <w:sz w:val="18"/>
+              </w:rPr>
+              <w:t>8</w:t>
+            </w:r>
+          </w:p>
+        </w:tc>
+        <w:tc>
+          <w:tcPr>
+            <w:tcW w:type="dxa" w:w="3419"/>
+            <w:shd w:val="clear" w:color="auto" w:fill="F5F8FF"/>
+            <w:vAlign w:val="top"/>
+          </w:tcPr>
+          <w:p>
+            <w:pPr>
+              <w:jc w:val="left"/>
+            </w:pPr>
+            <w:r>
+              <w:rPr>
+                <w:color w:val="373737"/>
+                <w:sz w:val="18"/>
+              </w:rPr>
+              <w:t xml:space="preserve">🟢 </w:t>
+            </w:r>
+            <w:r>
+              <w:rPr>
+                <w:rFonts w:ascii="Courier New" w:hAnsi="Courier New"/>
+                <w:sz w:val="18"/>
+              </w:rPr>
+              <w:t>G-04</w:t>
+            </w:r>
+            <w:r>
+              <w:rPr>
+                <w:color w:val="373737"/>
+                <w:sz w:val="18"/>
+              </w:rPr>
+              <w:t xml:space="preserve"> (1–2d)</w:t>
+            </w:r>
+          </w:p>
+        </w:tc>
+        <w:tc>
+          <w:tcPr>
+            <w:tcW w:type="dxa" w:w="3419"/>
+            <w:shd w:val="clear" w:color="auto" w:fill="F5F8FF"/>
+            <w:vAlign w:val="top"/>
+          </w:tcPr>
+          <w:p>
+            <w:pPr>
+              <w:jc w:val="left"/>
+            </w:pPr>
+            <w:r>
+              <w:rPr>
+                <w:color w:val="373737"/>
+                <w:sz w:val="18"/>
+              </w:rPr>
+              <w:t>—</w:t>
+            </w:r>
+          </w:p>
+        </w:tc>
+      </w:tr>
     </w:tbl>
     <w:p/>
     <w:p>
@@ -4055,6 +4142,20 @@
           <w:sz w:val="19"/>
         </w:rPr>
         <w:t>F-02</w:t>
+      </w:r>
+      <w:r>
+        <w:rPr>
+          <w:color w:val="373737"/>
+          <w:sz w:val="19"/>
+        </w:rPr>
+        <w:t xml:space="preserve"> → </w:t>
+      </w:r>
+      <w:r>
+        <w:rPr>
+          <w:rFonts w:ascii="Courier New" w:hAnsi="Courier New"/>
+          <w:sz w:val="19"/>
+        </w:rPr>
+        <w:t>G-04</w:t>
       </w:r>
       <w:r>
         <w:rPr>
@@ -4187,7 +4288,7 @@
           <w:color w:val="373737"/>
           <w:sz w:val="19"/>
         </w:rPr>
-        <w:t xml:space="preserve"> ~20 working days with 2 engineers vs ~37 days sequential.</w:t>
+        <w:t xml:space="preserve"> ~20 working days with 2 engineers vs ~38 days sequential.</w:t>
       </w:r>
     </w:p>
     <w:p>
@@ -8342,7 +8443,7 @@
           <w:color w:val="0A4023"/>
           <w:sz w:val="22"/>
         </w:rPr>
-        <w:t>🧪 Phase G — Field Resolvers &amp; Tests  (3 stories)</w:t>
+        <w:t>🧪 Phase G — Field Resolvers &amp; Tests  (4 stories)</w:t>
       </w:r>
     </w:p>
     <w:tbl>
@@ -9268,6 +9369,280 @@
                 <w:sz w:val="17"/>
               </w:rPr>
               <w:t xml:space="preserve"> failure path covered</w:t>
+            </w:r>
+          </w:p>
+        </w:tc>
+      </w:tr>
+      <w:tr>
+        <w:tc>
+          <w:tcPr>
+            <w:shd w:val="clear" w:color="auto" w:fill="F5F8FF"/>
+            <w:tcW w:w="2448" w:type="dxa"/>
+          </w:tcPr>
+          <w:p>
+            <w:pPr>
+              <w:spacing w:after="20"/>
+            </w:pPr>
+            <w:r>
+              <w:rPr>
+                <w:sz w:val="18"/>
+              </w:rPr>
+              <w:t xml:space="preserve">🔸 </w:t>
+            </w:r>
+            <w:r>
+              <w:rPr>
+                <w:rFonts w:ascii="Courier New" w:hAnsi="Courier New"/>
+                <w:b/>
+                <w:color w:val="1F497D"/>
+                <w:sz w:val="17"/>
+              </w:rPr>
+              <w:t>MST-BE-G-04</w:t>
+            </w:r>
+          </w:p>
+          <w:p>
+            <w:pPr>
+              <w:spacing w:after="20"/>
+            </w:pPr>
+            <w:r>
+              <w:rPr>
+                <w:rFonts w:ascii="Courier New" w:hAnsi="Courier New"/>
+                <w:sz w:val="17"/>
+              </w:rPr>
+              <w:t>SampleMeasurementSet.sample</w:t>
+            </w:r>
+            <w:r>
+              <w:rPr>
+                <w:color w:val="373737"/>
+                <w:sz w:val="17"/>
+              </w:rPr>
+              <w:t xml:space="preserve"> forward reference (recommended, PO-gated)</w:t>
+            </w:r>
+          </w:p>
+        </w:tc>
+        <w:tc>
+          <w:tcPr>
+            <w:shd w:val="clear" w:color="auto" w:fill="F5F8FF"/>
+            <w:tcW w:w="1152" w:type="dxa"/>
+          </w:tcPr>
+          <w:p>
+            <w:pPr>
+              <w:spacing w:after="20"/>
+            </w:pPr>
+            <w:r>
+              <w:rPr>
+                <w:color w:val="1E7A34"/>
+                <w:sz w:val="17"/>
+              </w:rPr>
+              <w:t>🟢 Low [XS]</w:t>
+            </w:r>
+          </w:p>
+        </w:tc>
+        <w:tc>
+          <w:tcPr>
+            <w:shd w:val="clear" w:color="auto" w:fill="F5F8FF"/>
+            <w:tcW w:w="1872" w:type="dxa"/>
+          </w:tcPr>
+          <w:p>
+            <w:pPr>
+              <w:spacing w:after="20"/>
+            </w:pPr>
+            <w:r>
+              <w:rPr>
+                <w:color w:val="444444"/>
+                <w:sz w:val="17"/>
+              </w:rPr>
+              <w:t>Field Resolver</w:t>
+            </w:r>
+          </w:p>
+          <w:p>
+            <w:pPr>
+              <w:spacing w:after="20"/>
+            </w:pPr>
+            <w:r>
+              <w:rPr>
+                <w:color w:val="444444"/>
+                <w:sz w:val="16"/>
+              </w:rPr>
+              <w:t xml:space="preserve">Calls: </w:t>
+            </w:r>
+            <w:r>
+              <w:rPr>
+                <w:color w:val="373737"/>
+                <w:sz w:val="16"/>
+              </w:rPr>
+              <w:t>sample</w:t>
+            </w:r>
+          </w:p>
+        </w:tc>
+        <w:tc>
+          <w:tcPr>
+            <w:shd w:val="clear" w:color="auto" w:fill="F5F8FF"/>
+            <w:tcW w:w="1368" w:type="dxa"/>
+          </w:tcPr>
+          <w:p>
+            <w:pPr>
+              <w:spacing w:after="20"/>
+            </w:pPr>
+            <w:r>
+              <w:rPr>
+                <w:color w:val="444444"/>
+                <w:sz w:val="17"/>
+              </w:rPr>
+              <w:t>B-02 (carries B-02 `getSampleMeasurement`, grouped-XS merged)</w:t>
+            </w:r>
+          </w:p>
+        </w:tc>
+        <w:tc>
+          <w:tcPr>
+            <w:shd w:val="clear" w:color="auto" w:fill="F5F8FF"/>
+            <w:tcW w:w="5976" w:type="dxa"/>
+          </w:tcPr>
+          <w:p>
+            <w:pPr>
+              <w:spacing w:after="20"/>
+            </w:pPr>
+            <w:r>
+              <w:rPr>
+                <w:b/>
+                <w:color w:val="373737"/>
+                <w:sz w:val="17"/>
+              </w:rPr>
+              <w:t xml:space="preserve">Intent — </w:t>
+            </w:r>
+            <w:r>
+              <w:rPr>
+                <w:color w:val="373737"/>
+                <w:sz w:val="17"/>
+              </w:rPr>
+              <w:t xml:space="preserve">Adds </w:t>
+            </w:r>
+            <w:r>
+              <w:rPr>
+                <w:rFonts w:ascii="Courier New" w:hAnsi="Courier New"/>
+                <w:sz w:val="17"/>
+              </w:rPr>
+              <w:t>sample { … }</w:t>
+            </w:r>
+            <w:r>
+              <w:rPr>
+                <w:color w:val="373737"/>
+                <w:sz w:val="17"/>
+              </w:rPr>
+              <w:t xml:space="preserve"> on the sample measurement set — the forward twin of the existing</w:t>
+            </w:r>
+          </w:p>
+          <w:p>
+            <w:pPr>
+              <w:spacing w:after="20"/>
+            </w:pPr>
+            <w:r>
+              <w:rPr>
+                <w:b/>
+                <w:color w:val="373737"/>
+                <w:sz w:val="17"/>
+              </w:rPr>
+              <w:t xml:space="preserve">Today — </w:t>
+            </w:r>
+            <w:r>
+              <w:rPr>
+                <w:color w:val="373737"/>
+                <w:sz w:val="17"/>
+              </w:rPr>
+              <w:t>schema adds sample: SampleV2 on SampleMeasurementSet; resolver emits</w:t>
+            </w:r>
+          </w:p>
+          <w:p>
+            <w:pPr>
+              <w:spacing w:after="20"/>
+            </w:pPr>
+            <w:r>
+              <w:rPr>
+                <w:b/>
+                <w:color w:val="373737"/>
+                <w:sz w:val="17"/>
+              </w:rPr>
+              <w:t>Done when:</w:t>
+            </w:r>
+          </w:p>
+          <w:p>
+            <w:pPr>
+              <w:spacing w:after="20"/>
+              <w:ind w:left="173"/>
+            </w:pPr>
+            <w:r>
+              <w:rPr>
+                <w:color w:val="444444"/>
+                <w:sz w:val="17"/>
+              </w:rPr>
+              <w:t xml:space="preserve">• </w:t>
+            </w:r>
+            <w:r>
+              <w:rPr>
+                <w:color w:val="373737"/>
+                <w:sz w:val="17"/>
+              </w:rPr>
+              <w:t>PO approval recorded (OQ-5) before implementation starts</w:t>
+            </w:r>
+          </w:p>
+          <w:p>
+            <w:pPr>
+              <w:spacing w:after="20"/>
+              <w:ind w:left="173"/>
+            </w:pPr>
+            <w:r>
+              <w:rPr>
+                <w:color w:val="444444"/>
+                <w:sz w:val="17"/>
+              </w:rPr>
+              <w:t xml:space="preserve">• </w:t>
+            </w:r>
+            <w:r>
+              <w:rPr>
+                <w:rFonts w:ascii="Courier New" w:hAnsi="Courier New"/>
+                <w:sz w:val="17"/>
+              </w:rPr>
+              <w:t>sample { id }</w:t>
+            </w:r>
+            <w:r>
+              <w:rPr>
+                <w:color w:val="373737"/>
+                <w:sz w:val="17"/>
+              </w:rPr>
+              <w:t xml:space="preserve"> resolves as a stub; </w:t>
+            </w:r>
+            <w:r>
+              <w:rPr>
+                <w:rFonts w:ascii="Courier New" w:hAnsi="Courier New"/>
+                <w:sz w:val="17"/>
+              </w:rPr>
+              <w:t>sampleId</w:t>
+            </w:r>
+            <w:r>
+              <w:rPr>
+                <w:color w:val="373737"/>
+                <w:sz w:val="17"/>
+              </w:rPr>
+              <w:t xml:space="preserve"> unchanged</w:t>
+            </w:r>
+          </w:p>
+          <w:p>
+            <w:pPr>
+              <w:spacing w:after="20"/>
+              <w:ind w:left="173"/>
+            </w:pPr>
+            <w:r>
+              <w:rPr>
+                <w:color w:val="444444"/>
+                <w:sz w:val="17"/>
+              </w:rPr>
+              <w:t xml:space="preserve">• </w:t>
+            </w:r>
+            <w:r>
+              <w:rPr>
+                <w:color w:val="373737"/>
+                <w:sz w:val="17"/>
+              </w:rPr>
+              <w:t>Pairs cleanly with MST-BE-F-02 (no circular resolution at the gateway — verified by a two-hop smoke query)</w:t>
             </w:r>
           </w:p>
         </w:tc>

--- a/output/summary/measurement/FederatedGqlBreakDown-BE-measurement.docx
+++ b/output/summary/measurement/FederatedGqlBreakDown-BE-measurement.docx
@@ -76,7 +76,7 @@
                 <w:color w:val="1F497D"/>
                 <w:sz w:val="22"/>
               </w:rPr>
-              <w:t>15</w:t>
+              <w:t>21</w:t>
             </w:r>
           </w:p>
         </w:tc>
@@ -132,7 +132,7 @@
                 <w:color w:val="1F497D"/>
                 <w:sz w:val="22"/>
               </w:rPr>
-              <w:t>🔴 0  🟠 1  🟡 8  🟢 6</w:t>
+              <w:t>🔴 0  🟠 1  🟡 6  🟢 14</w:t>
             </w:r>
           </w:p>
         </w:tc>
@@ -2823,7 +2823,7 @@
                 <w:color w:val="373737"/>
                 <w:sz w:val="18"/>
               </w:rPr>
-              <w:t xml:space="preserve">🟡 </w:t>
+              <w:t xml:space="preserve">🟢 </w:t>
             </w:r>
             <w:r>
               <w:rPr>
@@ -2837,14 +2837,14 @@
                 <w:color w:val="373737"/>
                 <w:sz w:val="18"/>
               </w:rPr>
-              <w:t xml:space="preserve">, 🟡 </w:t>
+              <w:t xml:space="preserve">, 🟢 </w:t>
             </w:r>
             <w:r>
               <w:rPr>
                 <w:rFonts w:ascii="Courier New" w:hAnsi="Courier New"/>
                 <w:sz w:val="18"/>
               </w:rPr>
-              <w:t>C-01</w:t>
+              <w:t>B-03</w:t>
             </w:r>
             <w:r>
               <w:rPr>
@@ -2858,21 +2858,21 @@
                 <w:rFonts w:ascii="Courier New" w:hAnsi="Courier New"/>
                 <w:sz w:val="18"/>
               </w:rPr>
-              <w:t>C-02</w:t>
+              <w:t>B-04</w:t>
             </w:r>
             <w:r>
               <w:rPr>
                 <w:color w:val="373737"/>
                 <w:sz w:val="18"/>
               </w:rPr>
-              <w:t xml:space="preserve">, 🟡 </w:t>
+              <w:t xml:space="preserve">, 🟢 </w:t>
             </w:r>
             <w:r>
               <w:rPr>
                 <w:rFonts w:ascii="Courier New" w:hAnsi="Courier New"/>
                 <w:sz w:val="18"/>
               </w:rPr>
-              <w:t>D-01</w:t>
+              <w:t>B-05</w:t>
             </w:r>
             <w:r>
               <w:rPr>
@@ -2886,7 +2886,91 @@
                 <w:rFonts w:ascii="Courier New" w:hAnsi="Courier New"/>
                 <w:sz w:val="18"/>
               </w:rPr>
+              <w:t>C-01</w:t>
+            </w:r>
+            <w:r>
+              <w:rPr>
+                <w:color w:val="373737"/>
+                <w:sz w:val="18"/>
+              </w:rPr>
+              <w:t xml:space="preserve">, 🟢 </w:t>
+            </w:r>
+            <w:r>
+              <w:rPr>
+                <w:rFonts w:ascii="Courier New" w:hAnsi="Courier New"/>
+                <w:sz w:val="18"/>
+              </w:rPr>
+              <w:t>C-02</w:t>
+            </w:r>
+            <w:r>
+              <w:rPr>
+                <w:color w:val="373737"/>
+                <w:sz w:val="18"/>
+              </w:rPr>
+              <w:t xml:space="preserve">, 🟡 </w:t>
+            </w:r>
+            <w:r>
+              <w:rPr>
+                <w:rFonts w:ascii="Courier New" w:hAnsi="Courier New"/>
+                <w:sz w:val="18"/>
+              </w:rPr>
+              <w:t>D-01</w:t>
+            </w:r>
+            <w:r>
+              <w:rPr>
+                <w:color w:val="373737"/>
+                <w:sz w:val="18"/>
+              </w:rPr>
+              <w:t xml:space="preserve">, 🟢 </w:t>
+            </w:r>
+            <w:r>
+              <w:rPr>
+                <w:rFonts w:ascii="Courier New" w:hAnsi="Courier New"/>
+                <w:sz w:val="18"/>
+              </w:rPr>
               <w:t>D-02</w:t>
+            </w:r>
+            <w:r>
+              <w:rPr>
+                <w:color w:val="373737"/>
+                <w:sz w:val="18"/>
+              </w:rPr>
+              <w:t xml:space="preserve">, 🟢 </w:t>
+            </w:r>
+            <w:r>
+              <w:rPr>
+                <w:rFonts w:ascii="Courier New" w:hAnsi="Courier New"/>
+                <w:sz w:val="18"/>
+              </w:rPr>
+              <w:t>D-03</w:t>
+            </w:r>
+            <w:r>
+              <w:rPr>
+                <w:color w:val="373737"/>
+                <w:sz w:val="18"/>
+              </w:rPr>
+              <w:t xml:space="preserve">, 🟢 </w:t>
+            </w:r>
+            <w:r>
+              <w:rPr>
+                <w:rFonts w:ascii="Courier New" w:hAnsi="Courier New"/>
+                <w:sz w:val="18"/>
+              </w:rPr>
+              <w:t>D-04</w:t>
+            </w:r>
+            <w:r>
+              <w:rPr>
+                <w:color w:val="373737"/>
+                <w:sz w:val="18"/>
+              </w:rPr>
+              <w:t xml:space="preserve">, 🟢 </w:t>
+            </w:r>
+            <w:r>
+              <w:rPr>
+                <w:rFonts w:ascii="Courier New" w:hAnsi="Courier New"/>
+                <w:sz w:val="18"/>
+              </w:rPr>
+              <w:t>D-05</w:t>
             </w:r>
             <w:r>
               <w:rPr>
@@ -3549,7 +3633,7 @@
                 <w:color w:val="373737"/>
                 <w:sz w:val="18"/>
               </w:rPr>
-              <w:t xml:space="preserve">🟡 </w:t>
+              <w:t xml:space="preserve">🟢 </w:t>
             </w:r>
             <w:r>
               <w:rPr>
@@ -3563,15 +3647,7 @@
                 <w:color w:val="373737"/>
                 <w:sz w:val="18"/>
               </w:rPr>
-              <w:t xml:space="preserve"> (2–4d) </w:t>
-            </w:r>
-            <w:r>
-              <w:rPr>
-                <w:i/>
-                <w:color w:val="373737"/>
-                <w:sz w:val="18"/>
-              </w:rPr>
-              <w:t>(grouped XS: +`B-03`, `B-04`, `B-05`)</w:t>
+              <w:t xml:space="preserve"> (1–2d)</w:t>
             </w:r>
           </w:p>
         </w:tc>
@@ -3589,21 +3665,21 @@
                 <w:color w:val="373737"/>
                 <w:sz w:val="18"/>
               </w:rPr>
-              <w:t xml:space="preserve">🟡 </w:t>
+              <w:t xml:space="preserve">🟢 </w:t>
             </w:r>
             <w:r>
               <w:rPr>
                 <w:rFonts w:ascii="Courier New" w:hAnsi="Courier New"/>
                 <w:sz w:val="18"/>
               </w:rPr>
-              <w:t>D-01</w:t>
+              <w:t>B-05</w:t>
             </w:r>
             <w:r>
               <w:rPr>
                 <w:color w:val="373737"/>
                 <w:sz w:val="18"/>
               </w:rPr>
-              <w:t xml:space="preserve"> (2–4d)</w:t>
+              <w:t xml:space="preserve"> (1–2d)</w:t>
             </w:r>
           </w:p>
         </w:tc>
@@ -3650,22 +3726,14 @@
                 <w:rFonts w:ascii="Courier New" w:hAnsi="Courier New"/>
                 <w:sz w:val="18"/>
               </w:rPr>
-              <w:t>D-02</w:t>
+              <w:t>D-01</w:t>
             </w:r>
             <w:r>
               <w:rPr>
                 <w:color w:val="373737"/>
                 <w:sz w:val="18"/>
               </w:rPr>
-              <w:t xml:space="preserve"> (2–4d) </w:t>
-            </w:r>
-            <w:r>
-              <w:rPr>
-                <w:i/>
-                <w:color w:val="373737"/>
-                <w:sz w:val="18"/>
-              </w:rPr>
-              <w:t>(grouped XS: +`D-03`, `D-04`, `D-05`)</w:t>
+              <w:t xml:space="preserve"> (2–4d)</w:t>
             </w:r>
           </w:p>
         </w:tc>
@@ -3829,7 +3897,7 @@
                 <w:rFonts w:ascii="Courier New" w:hAnsi="Courier New"/>
                 <w:sz w:val="18"/>
               </w:rPr>
-              <w:t>C-02</w:t>
+              <w:t>B-03</w:t>
             </w:r>
             <w:r>
               <w:rPr>
@@ -3862,7 +3930,7 @@
                 <w:rFonts w:ascii="Courier New" w:hAnsi="Courier New"/>
                 <w:sz w:val="18"/>
               </w:rPr>
-              <w:t>D-07</w:t>
+              <w:t>B-04</w:t>
             </w:r>
             <w:r>
               <w:rPr>
@@ -3914,14 +3982,14 @@
                 <w:rFonts w:ascii="Courier New" w:hAnsi="Courier New"/>
                 <w:sz w:val="18"/>
               </w:rPr>
-              <w:t>F-02</w:t>
+              <w:t>C-02</w:t>
             </w:r>
             <w:r>
               <w:rPr>
                 <w:color w:val="373737"/>
                 <w:sz w:val="18"/>
               </w:rPr>
-              <w:t xml:space="preserve"> (1–2d) ⛔</w:t>
+              <w:t xml:space="preserve"> (1–2d)</w:t>
             </w:r>
           </w:p>
         </w:tc>
@@ -3946,7 +4014,7 @@
                 <w:rFonts w:ascii="Courier New" w:hAnsi="Courier New"/>
                 <w:sz w:val="18"/>
               </w:rPr>
-              <w:t>G-02</w:t>
+              <w:t>D-02</w:t>
             </w:r>
             <w:r>
               <w:rPr>
@@ -4000,7 +4068,7 @@
                 <w:rFonts w:ascii="Courier New" w:hAnsi="Courier New"/>
                 <w:sz w:val="18"/>
               </w:rPr>
-              <w:t>G-04</w:t>
+              <w:t>D-03</w:t>
             </w:r>
             <w:r>
               <w:rPr>
@@ -4015,6 +4083,261 @@
           <w:tcPr>
             <w:tcW w:type="dxa" w:w="3419"/>
             <w:shd w:val="clear" w:color="auto" w:fill="F5F8FF"/>
+            <w:vAlign w:val="top"/>
+          </w:tcPr>
+          <w:p>
+            <w:pPr>
+              <w:jc w:val="left"/>
+            </w:pPr>
+            <w:r>
+              <w:rPr>
+                <w:color w:val="373737"/>
+                <w:sz w:val="18"/>
+              </w:rPr>
+              <w:t xml:space="preserve">🟢 </w:t>
+            </w:r>
+            <w:r>
+              <w:rPr>
+                <w:rFonts w:ascii="Courier New" w:hAnsi="Courier New"/>
+                <w:sz w:val="18"/>
+              </w:rPr>
+              <w:t>D-04</w:t>
+            </w:r>
+            <w:r>
+              <w:rPr>
+                <w:color w:val="373737"/>
+                <w:sz w:val="18"/>
+              </w:rPr>
+              <w:t xml:space="preserve"> (1–2d)</w:t>
+            </w:r>
+          </w:p>
+        </w:tc>
+      </w:tr>
+      <w:tr>
+        <w:tc>
+          <w:tcPr>
+            <w:tcW w:type="dxa" w:w="3419"/>
+            <w:vAlign w:val="top"/>
+          </w:tcPr>
+          <w:p>
+            <w:pPr>
+              <w:jc w:val="left"/>
+            </w:pPr>
+            <w:r>
+              <w:rPr>
+                <w:color w:val="373737"/>
+                <w:sz w:val="18"/>
+              </w:rPr>
+              <w:t>9</w:t>
+            </w:r>
+          </w:p>
+        </w:tc>
+        <w:tc>
+          <w:tcPr>
+            <w:tcW w:type="dxa" w:w="3419"/>
+            <w:vAlign w:val="top"/>
+          </w:tcPr>
+          <w:p>
+            <w:pPr>
+              <w:jc w:val="left"/>
+            </w:pPr>
+            <w:r>
+              <w:rPr>
+                <w:color w:val="373737"/>
+                <w:sz w:val="18"/>
+              </w:rPr>
+              <w:t xml:space="preserve">🟢 </w:t>
+            </w:r>
+            <w:r>
+              <w:rPr>
+                <w:rFonts w:ascii="Courier New" w:hAnsi="Courier New"/>
+                <w:sz w:val="18"/>
+              </w:rPr>
+              <w:t>D-05</w:t>
+            </w:r>
+            <w:r>
+              <w:rPr>
+                <w:color w:val="373737"/>
+                <w:sz w:val="18"/>
+              </w:rPr>
+              <w:t xml:space="preserve"> (1–2d)</w:t>
+            </w:r>
+          </w:p>
+        </w:tc>
+        <w:tc>
+          <w:tcPr>
+            <w:tcW w:type="dxa" w:w="3419"/>
+            <w:vAlign w:val="top"/>
+          </w:tcPr>
+          <w:p>
+            <w:pPr>
+              <w:jc w:val="left"/>
+            </w:pPr>
+            <w:r>
+              <w:rPr>
+                <w:color w:val="373737"/>
+                <w:sz w:val="18"/>
+              </w:rPr>
+              <w:t xml:space="preserve">🟢 </w:t>
+            </w:r>
+            <w:r>
+              <w:rPr>
+                <w:rFonts w:ascii="Courier New" w:hAnsi="Courier New"/>
+                <w:sz w:val="18"/>
+              </w:rPr>
+              <w:t>D-07</w:t>
+            </w:r>
+            <w:r>
+              <w:rPr>
+                <w:color w:val="373737"/>
+                <w:sz w:val="18"/>
+              </w:rPr>
+              <w:t xml:space="preserve"> (1–2d)</w:t>
+            </w:r>
+          </w:p>
+        </w:tc>
+      </w:tr>
+      <w:tr>
+        <w:tc>
+          <w:tcPr>
+            <w:tcW w:type="dxa" w:w="3419"/>
+            <w:shd w:val="clear" w:color="auto" w:fill="F5F8FF"/>
+            <w:vAlign w:val="top"/>
+          </w:tcPr>
+          <w:p>
+            <w:pPr>
+              <w:jc w:val="left"/>
+            </w:pPr>
+            <w:r>
+              <w:rPr>
+                <w:color w:val="373737"/>
+                <w:sz w:val="18"/>
+              </w:rPr>
+              <w:t>10</w:t>
+            </w:r>
+          </w:p>
+        </w:tc>
+        <w:tc>
+          <w:tcPr>
+            <w:tcW w:type="dxa" w:w="3419"/>
+            <w:shd w:val="clear" w:color="auto" w:fill="F5F8FF"/>
+            <w:vAlign w:val="top"/>
+          </w:tcPr>
+          <w:p>
+            <w:pPr>
+              <w:jc w:val="left"/>
+            </w:pPr>
+            <w:r>
+              <w:rPr>
+                <w:color w:val="373737"/>
+                <w:sz w:val="18"/>
+              </w:rPr>
+              <w:t xml:space="preserve">🟢 </w:t>
+            </w:r>
+            <w:r>
+              <w:rPr>
+                <w:rFonts w:ascii="Courier New" w:hAnsi="Courier New"/>
+                <w:sz w:val="18"/>
+              </w:rPr>
+              <w:t>F-02</w:t>
+            </w:r>
+            <w:r>
+              <w:rPr>
+                <w:color w:val="373737"/>
+                <w:sz w:val="18"/>
+              </w:rPr>
+              <w:t xml:space="preserve"> (1–2d) ⛔</w:t>
+            </w:r>
+          </w:p>
+        </w:tc>
+        <w:tc>
+          <w:tcPr>
+            <w:tcW w:type="dxa" w:w="3419"/>
+            <w:shd w:val="clear" w:color="auto" w:fill="F5F8FF"/>
+            <w:vAlign w:val="top"/>
+          </w:tcPr>
+          <w:p>
+            <w:pPr>
+              <w:jc w:val="left"/>
+            </w:pPr>
+            <w:r>
+              <w:rPr>
+                <w:color w:val="373737"/>
+                <w:sz w:val="18"/>
+              </w:rPr>
+              <w:t xml:space="preserve">🟢 </w:t>
+            </w:r>
+            <w:r>
+              <w:rPr>
+                <w:rFonts w:ascii="Courier New" w:hAnsi="Courier New"/>
+                <w:sz w:val="18"/>
+              </w:rPr>
+              <w:t>G-02</w:t>
+            </w:r>
+            <w:r>
+              <w:rPr>
+                <w:color w:val="373737"/>
+                <w:sz w:val="18"/>
+              </w:rPr>
+              <w:t xml:space="preserve"> (1–2d)</w:t>
+            </w:r>
+          </w:p>
+        </w:tc>
+      </w:tr>
+      <w:tr>
+        <w:tc>
+          <w:tcPr>
+            <w:tcW w:type="dxa" w:w="3419"/>
+            <w:vAlign w:val="top"/>
+          </w:tcPr>
+          <w:p>
+            <w:pPr>
+              <w:jc w:val="left"/>
+            </w:pPr>
+            <w:r>
+              <w:rPr>
+                <w:color w:val="373737"/>
+                <w:sz w:val="18"/>
+              </w:rPr>
+              <w:t>11</w:t>
+            </w:r>
+          </w:p>
+        </w:tc>
+        <w:tc>
+          <w:tcPr>
+            <w:tcW w:type="dxa" w:w="3419"/>
+            <w:vAlign w:val="top"/>
+          </w:tcPr>
+          <w:p>
+            <w:pPr>
+              <w:jc w:val="left"/>
+            </w:pPr>
+            <w:r>
+              <w:rPr>
+                <w:color w:val="373737"/>
+                <w:sz w:val="18"/>
+              </w:rPr>
+              <w:t xml:space="preserve">🟢 </w:t>
+            </w:r>
+            <w:r>
+              <w:rPr>
+                <w:rFonts w:ascii="Courier New" w:hAnsi="Courier New"/>
+                <w:sz w:val="18"/>
+              </w:rPr>
+              <w:t>G-04</w:t>
+            </w:r>
+            <w:r>
+              <w:rPr>
+                <w:color w:val="373737"/>
+                <w:sz w:val="18"/>
+              </w:rPr>
+              <w:t xml:space="preserve"> (1–2d)</w:t>
+            </w:r>
+          </w:p>
+        </w:tc>
+        <w:tc>
+          <w:tcPr>
+            <w:tcW w:type="dxa" w:w="3419"/>
             <w:vAlign w:val="top"/>
           </w:tcPr>
           <w:p>
@@ -4099,7 +4422,7 @@
           <w:rFonts w:ascii="Courier New" w:hAnsi="Courier New"/>
           <w:sz w:val="19"/>
         </w:rPr>
-        <w:t>D-02</w:t>
+        <w:t>D-01</w:t>
       </w:r>
       <w:r>
         <w:rPr>
@@ -4127,7 +4450,49 @@
           <w:rFonts w:ascii="Courier New" w:hAnsi="Courier New"/>
           <w:sz w:val="19"/>
         </w:rPr>
+        <w:t>B-03</w:t>
+      </w:r>
+      <w:r>
+        <w:rPr>
+          <w:color w:val="373737"/>
+          <w:sz w:val="19"/>
+        </w:rPr>
+        <w:t xml:space="preserve"> → </w:t>
+      </w:r>
+      <w:r>
+        <w:rPr>
+          <w:rFonts w:ascii="Courier New" w:hAnsi="Courier New"/>
+          <w:sz w:val="19"/>
+        </w:rPr>
         <w:t>C-02</w:t>
+      </w:r>
+      <w:r>
+        <w:rPr>
+          <w:color w:val="373737"/>
+          <w:sz w:val="19"/>
+        </w:rPr>
+        <w:t xml:space="preserve"> → </w:t>
+      </w:r>
+      <w:r>
+        <w:rPr>
+          <w:rFonts w:ascii="Courier New" w:hAnsi="Courier New"/>
+          <w:sz w:val="19"/>
+        </w:rPr>
+        <w:t>D-03</w:t>
+      </w:r>
+      <w:r>
+        <w:rPr>
+          <w:color w:val="373737"/>
+          <w:sz w:val="19"/>
+        </w:rPr>
+        <w:t xml:space="preserve"> → </w:t>
+      </w:r>
+      <w:r>
+        <w:rPr>
+          <w:rFonts w:ascii="Courier New" w:hAnsi="Courier New"/>
+          <w:sz w:val="19"/>
+        </w:rPr>
+        <w:t>D-05</w:t>
       </w:r>
       <w:r>
         <w:rPr>
@@ -4212,7 +4577,7 @@
           <w:rFonts w:ascii="Courier New" w:hAnsi="Courier New"/>
           <w:sz w:val="19"/>
         </w:rPr>
-        <w:t>D-01</w:t>
+        <w:t>B-05</w:t>
       </w:r>
       <w:r>
         <w:rPr>
@@ -4241,6 +4606,48 @@
           <w:sz w:val="19"/>
         </w:rPr>
         <w:t>G-03</w:t>
+      </w:r>
+      <w:r>
+        <w:rPr>
+          <w:color w:val="373737"/>
+          <w:sz w:val="19"/>
+        </w:rPr>
+        <w:t xml:space="preserve"> → </w:t>
+      </w:r>
+      <w:r>
+        <w:rPr>
+          <w:rFonts w:ascii="Courier New" w:hAnsi="Courier New"/>
+          <w:sz w:val="19"/>
+        </w:rPr>
+        <w:t>B-04</w:t>
+      </w:r>
+      <w:r>
+        <w:rPr>
+          <w:color w:val="373737"/>
+          <w:sz w:val="19"/>
+        </w:rPr>
+        <w:t xml:space="preserve"> → </w:t>
+      </w:r>
+      <w:r>
+        <w:rPr>
+          <w:rFonts w:ascii="Courier New" w:hAnsi="Courier New"/>
+          <w:sz w:val="19"/>
+        </w:rPr>
+        <w:t>D-02</w:t>
+      </w:r>
+      <w:r>
+        <w:rPr>
+          <w:color w:val="373737"/>
+          <w:sz w:val="19"/>
+        </w:rPr>
+        <w:t xml:space="preserve"> → </w:t>
+      </w:r>
+      <w:r>
+        <w:rPr>
+          <w:rFonts w:ascii="Courier New" w:hAnsi="Courier New"/>
+          <w:sz w:val="19"/>
+        </w:rPr>
+        <w:t>D-04</w:t>
       </w:r>
       <w:r>
         <w:rPr>
@@ -4288,7 +4695,7 @@
           <w:color w:val="373737"/>
           <w:sz w:val="19"/>
         </w:rPr>
-        <w:t xml:space="preserve"> ~20 working days with 2 engineers vs ~38 days sequential.</w:t>
+        <w:t xml:space="preserve"> ~24 working days with 2 engineers vs ~44 days sequential.</w:t>
       </w:r>
     </w:p>
     <w:p>
@@ -4328,7 +4735,7 @@
           <w:color w:val="1F3864"/>
           <w:sz w:val="22"/>
         </w:rPr>
-        <w:t>📖 Phase B — Core Reads  (2 stories)</w:t>
+        <w:t>📖 Phase B — Core Reads  (5 stories)</w:t>
       </w:r>
     </w:p>
     <w:tbl>
@@ -4730,49 +5137,7 @@
                 <w:color w:val="373737"/>
                 <w:sz w:val="17"/>
               </w:rPr>
-              <w:t xml:space="preserve"> · </w:t>
-            </w:r>
-            <w:r>
-              <w:rPr>
-                <w:rFonts w:ascii="Courier New" w:hAnsi="Courier New"/>
-                <w:sz w:val="17"/>
-              </w:rPr>
-              <w:t>getThicknessUnitsOfMeasure</w:t>
-            </w:r>
-            <w:r>
-              <w:rPr>
-                <w:color w:val="373737"/>
-                <w:sz w:val="17"/>
-              </w:rPr>
-              <w:t xml:space="preserve"> · </w:t>
-            </w:r>
-            <w:r>
-              <w:rPr>
-                <w:rFonts w:ascii="Courier New" w:hAnsi="Courier New"/>
-                <w:sz w:val="17"/>
-              </w:rPr>
-              <w:t>getMeasurementSetStatus</w:t>
-            </w:r>
-            <w:r>
-              <w:rPr>
-                <w:color w:val="373737"/>
-                <w:sz w:val="17"/>
-              </w:rPr>
-              <w:t xml:space="preserve"> · </w:t>
-            </w:r>
-            <w:r>
-              <w:rPr>
-                <w:rFonts w:ascii="Courier New" w:hAnsi="Courier New"/>
-                <w:sz w:val="17"/>
-              </w:rPr>
-              <w:t>getSampleMeasurement</w:t>
-            </w:r>
-            <w:r>
-              <w:rPr>
-                <w:color w:val="373737"/>
-                <w:sz w:val="17"/>
-              </w:rPr>
-              <w:t xml:space="preserve"> data fetcher</w:t>
+              <w:t xml:space="preserve"> (cacheable)</w:t>
             </w:r>
           </w:p>
         </w:tc>
@@ -4787,10 +5152,10 @@
             </w:pPr>
             <w:r>
               <w:rPr>
-                <w:color w:val="9B7A00"/>
-                <w:sz w:val="17"/>
-              </w:rPr>
-              <w:t>🟡 Medium [M]</w:t>
+                <w:color w:val="1E7A34"/>
+                <w:sz w:val="17"/>
+              </w:rPr>
+              <w:t>🟢 Low [XS]</w:t>
             </w:r>
           </w:p>
         </w:tc>
@@ -4852,7 +5217,7 @@
                 <w:color w:val="373737"/>
                 <w:sz w:val="17"/>
               </w:rPr>
-              <w:t>Return the unit-of-measure lookup list (cached); Return the thickness unit-of-measure lookup (cached); Return the measurement-set status lookup (cached); Fetch the measurement set for a sample</w:t>
+              <w:t>Return the unit-of-measure lookup list (cached).</w:t>
             </w:r>
           </w:p>
           <w:p>
@@ -4872,7 +5237,7 @@
                 <w:color w:val="373737"/>
                 <w:sz w:val="17"/>
               </w:rPr>
-              <w:t>GET … → units_of_measure camelCase. ; GET … → units_of_measure. ; GET … → {key:value} map → [{code, description}]. ; GET … → camelCase. ignored in DGS</w:t>
+              <w:t>GET … → units_of_measure camelCase</w:t>
             </w:r>
           </w:p>
           <w:p>
@@ -4902,17 +5267,10 @@
             </w:r>
             <w:r>
               <w:rPr>
-                <w:rFonts w:ascii="Courier New" w:hAnsi="Courier New"/>
-                <w:sz w:val="17"/>
-              </w:rPr>
-              <w:t>getUnitsOfMeasure</w:t>
-            </w:r>
-            <w:r>
-              <w:rPr>
-                <w:color w:val="373737"/>
-                <w:sz w:val="17"/>
-              </w:rPr>
-              <w:t>: Returns UoM list (optionally filtered by ids)</w:t>
+                <w:color w:val="373737"/>
+                <w:sz w:val="17"/>
+              </w:rPr>
+              <w:t>Returns UoM list (optionally filtered by ids)</w:t>
             </w:r>
           </w:p>
           <w:p>
@@ -4929,17 +5287,165 @@
             </w:r>
             <w:r>
               <w:rPr>
+                <w:color w:val="373737"/>
+                <w:sz w:val="17"/>
+              </w:rPr>
+              <w:t>Cached</w:t>
+            </w:r>
+          </w:p>
+        </w:tc>
+      </w:tr>
+      <w:tr>
+        <w:tc>
+          <w:tcPr>
+            <w:tcW w:w="2448" w:type="dxa"/>
+          </w:tcPr>
+          <w:p>
+            <w:pPr>
+              <w:spacing w:after="20"/>
+            </w:pPr>
+            <w:r>
+              <w:rPr>
+                <w:sz w:val="18"/>
+              </w:rPr>
+              <w:t xml:space="preserve">🔷 </w:t>
+            </w:r>
+            <w:r>
+              <w:rPr>
                 <w:rFonts w:ascii="Courier New" w:hAnsi="Courier New"/>
-                <w:sz w:val="17"/>
-              </w:rPr>
-              <w:t>getUnitsOfMeasure</w:t>
-            </w:r>
-            <w:r>
-              <w:rPr>
-                <w:color w:val="373737"/>
-                <w:sz w:val="17"/>
-              </w:rPr>
-              <w:t>: Cached</w:t>
+                <w:b/>
+                <w:color w:val="1F497D"/>
+                <w:sz w:val="17"/>
+              </w:rPr>
+              <w:t>MST-BE-B-03</w:t>
+            </w:r>
+          </w:p>
+          <w:p>
+            <w:pPr>
+              <w:spacing w:after="20"/>
+            </w:pPr>
+            <w:r>
+              <w:rPr>
+                <w:rFonts w:ascii="Courier New" w:hAnsi="Courier New"/>
+                <w:sz w:val="17"/>
+              </w:rPr>
+              <w:t>getThicknessUnitsOfMeasure</w:t>
+            </w:r>
+            <w:r>
+              <w:rPr>
+                <w:color w:val="373737"/>
+                <w:sz w:val="17"/>
+              </w:rPr>
+              <w:t xml:space="preserve"> (cacheable)</w:t>
+            </w:r>
+          </w:p>
+        </w:tc>
+        <w:tc>
+          <w:tcPr>
+            <w:tcW w:w="1152" w:type="dxa"/>
+          </w:tcPr>
+          <w:p>
+            <w:pPr>
+              <w:spacing w:after="20"/>
+            </w:pPr>
+            <w:r>
+              <w:rPr>
+                <w:color w:val="1E7A34"/>
+                <w:sz w:val="17"/>
+              </w:rPr>
+              <w:t>🟢 Low [XS]</w:t>
+            </w:r>
+          </w:p>
+        </w:tc>
+        <w:tc>
+          <w:tcPr>
+            <w:tcW w:w="1872" w:type="dxa"/>
+          </w:tcPr>
+          <w:p>
+            <w:pPr>
+              <w:spacing w:after="20"/>
+            </w:pPr>
+            <w:r>
+              <w:rPr>
+                <w:color w:val="444444"/>
+                <w:sz w:val="17"/>
+              </w:rPr>
+              <w:t>Query</w:t>
+            </w:r>
+          </w:p>
+        </w:tc>
+        <w:tc>
+          <w:tcPr>
+            <w:tcW w:w="1368" w:type="dxa"/>
+          </w:tcPr>
+          <w:p>
+            <w:pPr>
+              <w:spacing w:after="20"/>
+            </w:pPr>
+            <w:r>
+              <w:rPr>
+                <w:color w:val="444444"/>
+                <w:sz w:val="17"/>
+              </w:rPr>
+              <w:t>B-01</w:t>
+            </w:r>
+          </w:p>
+        </w:tc>
+        <w:tc>
+          <w:tcPr>
+            <w:tcW w:w="5976" w:type="dxa"/>
+          </w:tcPr>
+          <w:p>
+            <w:pPr>
+              <w:spacing w:after="20"/>
+            </w:pPr>
+            <w:r>
+              <w:rPr>
+                <w:b/>
+                <w:color w:val="373737"/>
+                <w:sz w:val="17"/>
+              </w:rPr>
+              <w:t xml:space="preserve">Intent — </w:t>
+            </w:r>
+            <w:r>
+              <w:rPr>
+                <w:color w:val="373737"/>
+                <w:sz w:val="17"/>
+              </w:rPr>
+              <w:t>Return the thickness unit-of-measure lookup (cached).</w:t>
+            </w:r>
+          </w:p>
+          <w:p>
+            <w:pPr>
+              <w:spacing w:after="20"/>
+            </w:pPr>
+            <w:r>
+              <w:rPr>
+                <w:b/>
+                <w:color w:val="373737"/>
+                <w:sz w:val="17"/>
+              </w:rPr>
+              <w:t xml:space="preserve">Today — </w:t>
+            </w:r>
+            <w:r>
+              <w:rPr>
+                <w:color w:val="373737"/>
+                <w:sz w:val="17"/>
+              </w:rPr>
+              <w:t>GET … → units_of_measure</w:t>
+            </w:r>
+          </w:p>
+          <w:p>
+            <w:pPr>
+              <w:spacing w:after="20"/>
+            </w:pPr>
+            <w:r>
+              <w:rPr>
+                <w:b/>
+                <w:color w:val="373737"/>
+                <w:sz w:val="17"/>
+              </w:rPr>
+              <w:t>Done when:</w:t>
             </w:r>
           </w:p>
           <w:p>
@@ -4956,17 +5462,10 @@
             </w:r>
             <w:r>
               <w:rPr>
-                <w:rFonts w:ascii="Courier New" w:hAnsi="Courier New"/>
-                <w:sz w:val="17"/>
-              </w:rPr>
-              <w:t>getThicknessUnitsOfMeasure</w:t>
-            </w:r>
-            <w:r>
-              <w:rPr>
-                <w:color w:val="373737"/>
-                <w:sz w:val="17"/>
-              </w:rPr>
-              <w:t>: Returns thickness UoM list</w:t>
+                <w:color w:val="373737"/>
+                <w:sz w:val="17"/>
+              </w:rPr>
+              <w:t>Returns thickness UoM list</w:t>
             </w:r>
           </w:p>
           <w:p>
@@ -4983,17 +5482,170 @@
             </w:r>
             <w:r>
               <w:rPr>
+                <w:color w:val="373737"/>
+                <w:sz w:val="17"/>
+              </w:rPr>
+              <w:t>Cached</w:t>
+            </w:r>
+          </w:p>
+        </w:tc>
+      </w:tr>
+      <w:tr>
+        <w:tc>
+          <w:tcPr>
+            <w:shd w:val="clear" w:color="auto" w:fill="F5F8FF"/>
+            <w:tcW w:w="2448" w:type="dxa"/>
+          </w:tcPr>
+          <w:p>
+            <w:pPr>
+              <w:spacing w:after="20"/>
+            </w:pPr>
+            <w:r>
+              <w:rPr>
+                <w:sz w:val="18"/>
+              </w:rPr>
+              <w:t xml:space="preserve">🔷 </w:t>
+            </w:r>
+            <w:r>
+              <w:rPr>
                 <w:rFonts w:ascii="Courier New" w:hAnsi="Courier New"/>
-                <w:sz w:val="17"/>
-              </w:rPr>
-              <w:t>getThicknessUnitsOfMeasure</w:t>
-            </w:r>
-            <w:r>
-              <w:rPr>
-                <w:color w:val="373737"/>
-                <w:sz w:val="17"/>
-              </w:rPr>
-              <w:t>: Cached</w:t>
+                <w:b/>
+                <w:color w:val="1F497D"/>
+                <w:sz w:val="17"/>
+              </w:rPr>
+              <w:t>MST-BE-B-04</w:t>
+            </w:r>
+          </w:p>
+          <w:p>
+            <w:pPr>
+              <w:spacing w:after="20"/>
+            </w:pPr>
+            <w:r>
+              <w:rPr>
+                <w:rFonts w:ascii="Courier New" w:hAnsi="Courier New"/>
+                <w:sz w:val="17"/>
+              </w:rPr>
+              <w:t>getMeasurementSetStatus</w:t>
+            </w:r>
+            <w:r>
+              <w:rPr>
+                <w:color w:val="373737"/>
+                <w:sz w:val="17"/>
+              </w:rPr>
+              <w:t xml:space="preserve"> (cacheable)</w:t>
+            </w:r>
+          </w:p>
+        </w:tc>
+        <w:tc>
+          <w:tcPr>
+            <w:shd w:val="clear" w:color="auto" w:fill="F5F8FF"/>
+            <w:tcW w:w="1152" w:type="dxa"/>
+          </w:tcPr>
+          <w:p>
+            <w:pPr>
+              <w:spacing w:after="20"/>
+            </w:pPr>
+            <w:r>
+              <w:rPr>
+                <w:color w:val="1E7A34"/>
+                <w:sz w:val="17"/>
+              </w:rPr>
+              <w:t>🟢 Low [XS]</w:t>
+            </w:r>
+          </w:p>
+        </w:tc>
+        <w:tc>
+          <w:tcPr>
+            <w:shd w:val="clear" w:color="auto" w:fill="F5F8FF"/>
+            <w:tcW w:w="1872" w:type="dxa"/>
+          </w:tcPr>
+          <w:p>
+            <w:pPr>
+              <w:spacing w:after="20"/>
+            </w:pPr>
+            <w:r>
+              <w:rPr>
+                <w:color w:val="444444"/>
+                <w:sz w:val="17"/>
+              </w:rPr>
+              <w:t>Query</w:t>
+            </w:r>
+          </w:p>
+        </w:tc>
+        <w:tc>
+          <w:tcPr>
+            <w:shd w:val="clear" w:color="auto" w:fill="F5F8FF"/>
+            <w:tcW w:w="1368" w:type="dxa"/>
+          </w:tcPr>
+          <w:p>
+            <w:pPr>
+              <w:spacing w:after="20"/>
+            </w:pPr>
+            <w:r>
+              <w:rPr>
+                <w:color w:val="444444"/>
+                <w:sz w:val="17"/>
+              </w:rPr>
+              <w:t>B-01</w:t>
+            </w:r>
+          </w:p>
+        </w:tc>
+        <w:tc>
+          <w:tcPr>
+            <w:shd w:val="clear" w:color="auto" w:fill="F5F8FF"/>
+            <w:tcW w:w="5976" w:type="dxa"/>
+          </w:tcPr>
+          <w:p>
+            <w:pPr>
+              <w:spacing w:after="20"/>
+            </w:pPr>
+            <w:r>
+              <w:rPr>
+                <w:b/>
+                <w:color w:val="373737"/>
+                <w:sz w:val="17"/>
+              </w:rPr>
+              <w:t xml:space="preserve">Intent — </w:t>
+            </w:r>
+            <w:r>
+              <w:rPr>
+                <w:color w:val="373737"/>
+                <w:sz w:val="17"/>
+              </w:rPr>
+              <w:t>Return the measurement-set status lookup (cached).</w:t>
+            </w:r>
+          </w:p>
+          <w:p>
+            <w:pPr>
+              <w:spacing w:after="20"/>
+            </w:pPr>
+            <w:r>
+              <w:rPr>
+                <w:b/>
+                <w:color w:val="373737"/>
+                <w:sz w:val="17"/>
+              </w:rPr>
+              <w:t xml:space="preserve">Today — </w:t>
+            </w:r>
+            <w:r>
+              <w:rPr>
+                <w:color w:val="373737"/>
+                <w:sz w:val="17"/>
+              </w:rPr>
+              <w:t>GET … → {key:value} map → [{code, description}]</w:t>
+            </w:r>
+          </w:p>
+          <w:p>
+            <w:pPr>
+              <w:spacing w:after="20"/>
+            </w:pPr>
+            <w:r>
+              <w:rPr>
+                <w:b/>
+                <w:color w:val="373737"/>
+                <w:sz w:val="17"/>
+              </w:rPr>
+              <w:t>Done when:</w:t>
             </w:r>
           </w:p>
           <w:p>
@@ -5010,17 +5662,10 @@
             </w:r>
             <w:r>
               <w:rPr>
-                <w:rFonts w:ascii="Courier New" w:hAnsi="Courier New"/>
-                <w:sz w:val="17"/>
-              </w:rPr>
-              <w:t>getMeasurementSetStatus</w:t>
-            </w:r>
-            <w:r>
-              <w:rPr>
-                <w:color w:val="373737"/>
-                <w:sz w:val="17"/>
-              </w:rPr>
-              <w:t>: Returns statuses</w:t>
+                <w:color w:val="373737"/>
+                <w:sz w:val="17"/>
+              </w:rPr>
+              <w:t>Returns statuses</w:t>
             </w:r>
           </w:p>
           <w:p>
@@ -5037,17 +5682,10 @@
             </w:r>
             <w:r>
               <w:rPr>
-                <w:rFonts w:ascii="Courier New" w:hAnsi="Courier New"/>
-                <w:sz w:val="17"/>
-              </w:rPr>
-              <w:t>getMeasurementSetStatus</w:t>
-            </w:r>
-            <w:r>
-              <w:rPr>
-                <w:color w:val="373737"/>
-                <w:sz w:val="17"/>
-              </w:rPr>
-              <w:t>: Cached</w:t>
+                <w:color w:val="373737"/>
+                <w:sz w:val="17"/>
+              </w:rPr>
+              <w:t>Cached</w:t>
             </w:r>
           </w:p>
           <w:p>
@@ -5064,17 +5702,165 @@
             </w:r>
             <w:r>
               <w:rPr>
+                <w:color w:val="373737"/>
+                <w:sz w:val="17"/>
+              </w:rPr>
+              <w:t>key→code, value→description</w:t>
+            </w:r>
+          </w:p>
+        </w:tc>
+      </w:tr>
+      <w:tr>
+        <w:tc>
+          <w:tcPr>
+            <w:tcW w:w="2448" w:type="dxa"/>
+          </w:tcPr>
+          <w:p>
+            <w:pPr>
+              <w:spacing w:after="20"/>
+            </w:pPr>
+            <w:r>
+              <w:rPr>
+                <w:sz w:val="18"/>
+              </w:rPr>
+              <w:t xml:space="preserve">🔷 </w:t>
+            </w:r>
+            <w:r>
+              <w:rPr>
                 <w:rFonts w:ascii="Courier New" w:hAnsi="Courier New"/>
-                <w:sz w:val="17"/>
-              </w:rPr>
-              <w:t>getMeasurementSetStatus</w:t>
-            </w:r>
-            <w:r>
-              <w:rPr>
-                <w:color w:val="373737"/>
-                <w:sz w:val="17"/>
-              </w:rPr>
-              <w:t>: key→code, value→description</w:t>
+                <w:b/>
+                <w:color w:val="1F497D"/>
+                <w:sz w:val="17"/>
+              </w:rPr>
+              <w:t>MST-BE-B-05</w:t>
+            </w:r>
+          </w:p>
+          <w:p>
+            <w:pPr>
+              <w:spacing w:after="20"/>
+            </w:pPr>
+            <w:r>
+              <w:rPr>
+                <w:rFonts w:ascii="Courier New" w:hAnsi="Courier New"/>
+                <w:sz w:val="17"/>
+              </w:rPr>
+              <w:t>getSampleMeasurement</w:t>
+            </w:r>
+            <w:r>
+              <w:rPr>
+                <w:color w:val="373737"/>
+                <w:sz w:val="17"/>
+              </w:rPr>
+              <w:t xml:space="preserve"> data fetcher</w:t>
+            </w:r>
+          </w:p>
+        </w:tc>
+        <w:tc>
+          <w:tcPr>
+            <w:tcW w:w="1152" w:type="dxa"/>
+          </w:tcPr>
+          <w:p>
+            <w:pPr>
+              <w:spacing w:after="20"/>
+            </w:pPr>
+            <w:r>
+              <w:rPr>
+                <w:color w:val="1E7A34"/>
+                <w:sz w:val="17"/>
+              </w:rPr>
+              <w:t>🟢 Low [XS]</w:t>
+            </w:r>
+          </w:p>
+        </w:tc>
+        <w:tc>
+          <w:tcPr>
+            <w:tcW w:w="1872" w:type="dxa"/>
+          </w:tcPr>
+          <w:p>
+            <w:pPr>
+              <w:spacing w:after="20"/>
+            </w:pPr>
+            <w:r>
+              <w:rPr>
+                <w:color w:val="444444"/>
+                <w:sz w:val="17"/>
+              </w:rPr>
+              <w:t>Query</w:t>
+            </w:r>
+          </w:p>
+        </w:tc>
+        <w:tc>
+          <w:tcPr>
+            <w:tcW w:w="1368" w:type="dxa"/>
+          </w:tcPr>
+          <w:p>
+            <w:pPr>
+              <w:spacing w:after="20"/>
+            </w:pPr>
+            <w:r>
+              <w:rPr>
+                <w:color w:val="444444"/>
+                <w:sz w:val="17"/>
+              </w:rPr>
+              <w:t>B-01</w:t>
+            </w:r>
+          </w:p>
+        </w:tc>
+        <w:tc>
+          <w:tcPr>
+            <w:tcW w:w="5976" w:type="dxa"/>
+          </w:tcPr>
+          <w:p>
+            <w:pPr>
+              <w:spacing w:after="20"/>
+            </w:pPr>
+            <w:r>
+              <w:rPr>
+                <w:b/>
+                <w:color w:val="373737"/>
+                <w:sz w:val="17"/>
+              </w:rPr>
+              <w:t xml:space="preserve">Intent — </w:t>
+            </w:r>
+            <w:r>
+              <w:rPr>
+                <w:color w:val="373737"/>
+                <w:sz w:val="17"/>
+              </w:rPr>
+              <w:t>Fetch the measurement set for a sample.</w:t>
+            </w:r>
+          </w:p>
+          <w:p>
+            <w:pPr>
+              <w:spacing w:after="20"/>
+            </w:pPr>
+            <w:r>
+              <w:rPr>
+                <w:b/>
+                <w:color w:val="373737"/>
+                <w:sz w:val="17"/>
+              </w:rPr>
+              <w:t xml:space="preserve">Today — </w:t>
+            </w:r>
+            <w:r>
+              <w:rPr>
+                <w:color w:val="373737"/>
+                <w:sz w:val="17"/>
+              </w:rPr>
+              <w:t>GET … → camelCase. ignored in DGS</w:t>
+            </w:r>
+          </w:p>
+          <w:p>
+            <w:pPr>
+              <w:spacing w:after="20"/>
+            </w:pPr>
+            <w:r>
+              <w:rPr>
+                <w:b/>
+                <w:color w:val="373737"/>
+                <w:sz w:val="17"/>
+              </w:rPr>
+              <w:t>Done when:</w:t>
             </w:r>
           </w:p>
           <w:p>
@@ -5091,17 +5877,10 @@
             </w:r>
             <w:r>
               <w:rPr>
-                <w:rFonts w:ascii="Courier New" w:hAnsi="Courier New"/>
-                <w:sz w:val="17"/>
-              </w:rPr>
-              <w:t>getSampleMeasurement</w:t>
-            </w:r>
-            <w:r>
-              <w:rPr>
-                <w:color w:val="373737"/>
-                <w:sz w:val="17"/>
-              </w:rPr>
-              <w:t xml:space="preserve"> data fetcher: Returns the sample measurement set for </w:t>
+                <w:color w:val="373737"/>
+                <w:sz w:val="17"/>
+              </w:rPr>
+              <w:t xml:space="preserve">Returns the sample measurement set for </w:t>
             </w:r>
             <w:r>
               <w:rPr>
@@ -5125,17 +5904,10 @@
             </w:r>
             <w:r>
               <w:rPr>
-                <w:rFonts w:ascii="Courier New" w:hAnsi="Courier New"/>
-                <w:sz w:val="17"/>
-              </w:rPr>
-              <w:t>getSampleMeasurement</w:t>
-            </w:r>
-            <w:r>
-              <w:rPr>
-                <w:color w:val="373737"/>
-                <w:sz w:val="17"/>
-              </w:rPr>
-              <w:t xml:space="preserve"> data fetcher: Not found → </w:t>
+                <w:color w:val="373737"/>
+                <w:sz w:val="17"/>
+              </w:rPr>
+              <w:t xml:space="preserve">Not found → </w:t>
             </w:r>
             <w:r>
               <w:rPr>
@@ -5896,7 +6668,7 @@
           <w:color w:val="7D5002"/>
           <w:sz w:val="22"/>
         </w:rPr>
-        <w:t>✏️ Phase D — Mutations  (4 stories)</w:t>
+        <w:t>✏️ Phase D — Mutations  (7 stories)</w:t>
       </w:r>
     </w:p>
     <w:tbl>
@@ -6312,48 +7084,6 @@
                 <w:color w:val="373737"/>
                 <w:sz w:val="17"/>
               </w:rPr>
-              <w:t xml:space="preserve"> mutation · </w:t>
-            </w:r>
-            <w:r>
-              <w:rPr>
-                <w:rFonts w:ascii="Courier New" w:hAnsi="Courier New"/>
-                <w:sz w:val="17"/>
-              </w:rPr>
-              <w:t>lockMeasurementSet</w:t>
-            </w:r>
-            <w:r>
-              <w:rPr>
-                <w:color w:val="373737"/>
-                <w:sz w:val="17"/>
-              </w:rPr>
-              <w:t xml:space="preserve"> mutation · </w:t>
-            </w:r>
-            <w:r>
-              <w:rPr>
-                <w:rFonts w:ascii="Courier New" w:hAnsi="Courier New"/>
-                <w:sz w:val="17"/>
-              </w:rPr>
-              <w:t>unlockMeasurementSet</w:t>
-            </w:r>
-            <w:r>
-              <w:rPr>
-                <w:color w:val="373737"/>
-                <w:sz w:val="17"/>
-              </w:rPr>
-              <w:t xml:space="preserve"> mutation · </w:t>
-            </w:r>
-            <w:r>
-              <w:rPr>
-                <w:rFonts w:ascii="Courier New" w:hAnsi="Courier New"/>
-                <w:sz w:val="17"/>
-              </w:rPr>
-              <w:t>updateMeasurementComponentStatus</w:t>
-            </w:r>
-            <w:r>
-              <w:rPr>
-                <w:color w:val="373737"/>
-                <w:sz w:val="17"/>
-              </w:rPr>
               <w:t xml:space="preserve"> mutation</w:t>
             </w:r>
           </w:p>
@@ -6369,10 +7099,10 @@
             </w:pPr>
             <w:r>
               <w:rPr>
-                <w:color w:val="9B7A00"/>
-                <w:sz w:val="17"/>
-              </w:rPr>
-              <w:t>🟡 Medium [M]</w:t>
+                <w:color w:val="1E7A34"/>
+                <w:sz w:val="17"/>
+              </w:rPr>
+              <w:t>🟢 Low [XS]</w:t>
             </w:r>
           </w:p>
         </w:tc>
@@ -6434,7 +7164,7 @@
                 <w:color w:val="373737"/>
                 <w:sz w:val="17"/>
               </w:rPr>
-              <w:t>Change who can access a measurement set; Lock a measurement set from edits; Unlock a measurement set; Update the component status on measurement sets</w:t>
+              <w:t>Change who can access a measurement set.</w:t>
             </w:r>
           </w:p>
           <w:p>
@@ -6454,7 +7184,7 @@
                 <w:color w:val="373737"/>
                 <w:sz w:val="17"/>
               </w:rPr>
-              <w:t>PUT …/{id}/permission body {systemTeamIds} or {systemTeamDto} (whichever provided). ignored in DGS. ; PUT …/{id}/lock. ignored in DGS. ; PUT …/{id}/unlock. ; PUT…</w:t>
+              <w:t>PUT …/{id}/permission body {systemTeamIds} or {systemTeamDto} (whichever provided). ignored in DGS</w:t>
             </w:r>
           </w:p>
           <w:p>
@@ -6484,17 +7214,10 @@
             </w:r>
             <w:r>
               <w:rPr>
-                <w:rFonts w:ascii="Courier New" w:hAnsi="Courier New"/>
-                <w:sz w:val="17"/>
-              </w:rPr>
-              <w:t>updateMeasurementAccess</w:t>
-            </w:r>
-            <w:r>
-              <w:rPr>
-                <w:color w:val="373737"/>
-                <w:sz w:val="17"/>
-              </w:rPr>
-              <w:t xml:space="preserve"> mutation: Sends </w:t>
+                <w:color w:val="373737"/>
+                <w:sz w:val="17"/>
+              </w:rPr>
+              <w:t xml:space="preserve">Sends </w:t>
             </w:r>
             <w:r>
               <w:rPr>
@@ -6532,17 +7255,10 @@
             </w:r>
             <w:r>
               <w:rPr>
-                <w:rFonts w:ascii="Courier New" w:hAnsi="Courier New"/>
-                <w:sz w:val="17"/>
-              </w:rPr>
-              <w:t>updateMeasurementAccess</w:t>
-            </w:r>
-            <w:r>
-              <w:rPr>
-                <w:color w:val="373737"/>
-                <w:sz w:val="17"/>
-              </w:rPr>
-              <w:t xml:space="preserve"> mutation: Returns updated measurement</w:t>
+                <w:color w:val="373737"/>
+                <w:sz w:val="17"/>
+              </w:rPr>
+              <w:t>Returns updated measurement</w:t>
             </w:r>
           </w:p>
           <w:p>
@@ -6559,255 +7275,10 @@
             </w:r>
             <w:r>
               <w:rPr>
-                <w:rFonts w:ascii="Courier New" w:hAnsi="Courier New"/>
-                <w:sz w:val="17"/>
-              </w:rPr>
-              <w:t>updateMeasurementAccess</w:t>
-            </w:r>
-            <w:r>
-              <w:rPr>
-                <w:color w:val="373737"/>
-                <w:sz w:val="17"/>
-              </w:rPr>
-              <w:t xml:space="preserve"> mutation: Input-shape decision recorded</w:t>
-            </w:r>
-          </w:p>
-          <w:p>
-            <w:pPr>
-              <w:spacing w:after="20"/>
-              <w:ind w:left="173"/>
-            </w:pPr>
-            <w:r>
-              <w:rPr>
-                <w:color w:val="444444"/>
-                <w:sz w:val="17"/>
-              </w:rPr>
-              <w:t xml:space="preserve">• </w:t>
-            </w:r>
-            <w:r>
-              <w:rPr>
-                <w:rFonts w:ascii="Courier New" w:hAnsi="Courier New"/>
-                <w:sz w:val="17"/>
-              </w:rPr>
-              <w:t>lockMeasurementSet</w:t>
-            </w:r>
-            <w:r>
-              <w:rPr>
-                <w:color w:val="373737"/>
-                <w:sz w:val="17"/>
-              </w:rPr>
-              <w:t xml:space="preserve"> mutation: PUT </w:t>
-            </w:r>
-            <w:r>
-              <w:rPr>
-                <w:rFonts w:ascii="Courier New" w:hAnsi="Courier New"/>
-                <w:sz w:val="17"/>
-              </w:rPr>
-              <w:t>/lock</w:t>
-            </w:r>
-            <w:r>
-              <w:rPr>
-                <w:color w:val="373737"/>
-                <w:sz w:val="17"/>
-              </w:rPr>
-              <w:t xml:space="preserve"> returns locked set</w:t>
-            </w:r>
-          </w:p>
-          <w:p>
-            <w:pPr>
-              <w:spacing w:after="20"/>
-              <w:ind w:left="173"/>
-            </w:pPr>
-            <w:r>
-              <w:rPr>
-                <w:color w:val="444444"/>
-                <w:sz w:val="17"/>
-              </w:rPr>
-              <w:t xml:space="preserve">• </w:t>
-            </w:r>
-            <w:r>
-              <w:rPr>
-                <w:rFonts w:ascii="Courier New" w:hAnsi="Courier New"/>
-                <w:sz w:val="17"/>
-              </w:rPr>
-              <w:t>lockMeasurementSet</w:t>
-            </w:r>
-            <w:r>
-              <w:rPr>
-                <w:color w:val="373737"/>
-                <w:sz w:val="17"/>
-              </w:rPr>
-              <w:t xml:space="preserve"> mutation: 404 → null</w:t>
-            </w:r>
-          </w:p>
-          <w:p>
-            <w:pPr>
-              <w:spacing w:after="20"/>
-              <w:ind w:left="173"/>
-            </w:pPr>
-            <w:r>
-              <w:rPr>
-                <w:color w:val="444444"/>
-                <w:sz w:val="17"/>
-              </w:rPr>
-              <w:t xml:space="preserve">• </w:t>
-            </w:r>
-            <w:r>
-              <w:rPr>
-                <w:rFonts w:ascii="Courier New" w:hAnsi="Courier New"/>
-                <w:sz w:val="17"/>
-              </w:rPr>
-              <w:t>unlockMeasurementSet</w:t>
-            </w:r>
-            <w:r>
-              <w:rPr>
-                <w:color w:val="373737"/>
-                <w:sz w:val="17"/>
-              </w:rPr>
-              <w:t xml:space="preserve"> mutation: PUT </w:t>
-            </w:r>
-            <w:r>
-              <w:rPr>
-                <w:rFonts w:ascii="Courier New" w:hAnsi="Courier New"/>
-                <w:sz w:val="17"/>
-              </w:rPr>
-              <w:t>/unlock</w:t>
-            </w:r>
-            <w:r>
-              <w:rPr>
-                <w:color w:val="373737"/>
-                <w:sz w:val="17"/>
-              </w:rPr>
-              <w:t xml:space="preserve"> returns unlocked set</w:t>
-            </w:r>
-          </w:p>
-          <w:p>
-            <w:pPr>
-              <w:spacing w:after="20"/>
-              <w:ind w:left="173"/>
-            </w:pPr>
-            <w:r>
-              <w:rPr>
-                <w:color w:val="444444"/>
-                <w:sz w:val="17"/>
-              </w:rPr>
-              <w:t xml:space="preserve">• </w:t>
-            </w:r>
-            <w:r>
-              <w:rPr>
-                <w:rFonts w:ascii="Courier New" w:hAnsi="Courier New"/>
-                <w:sz w:val="17"/>
-              </w:rPr>
-              <w:t>unlockMeasurementSet</w:t>
-            </w:r>
-            <w:r>
-              <w:rPr>
-                <w:color w:val="373737"/>
-                <w:sz w:val="17"/>
-              </w:rPr>
-              <w:t xml:space="preserve"> mutation: 404 → null</w:t>
-            </w:r>
-          </w:p>
-          <w:p>
-            <w:pPr>
-              <w:spacing w:after="20"/>
-              <w:ind w:left="173"/>
-            </w:pPr>
-            <w:r>
-              <w:rPr>
-                <w:color w:val="444444"/>
-                <w:sz w:val="17"/>
-              </w:rPr>
-              <w:t xml:space="preserve">• </w:t>
-            </w:r>
-            <w:r>
-              <w:rPr>
-                <w:rFonts w:ascii="Courier New" w:hAnsi="Courier New"/>
-                <w:sz w:val="17"/>
-              </w:rPr>
-              <w:t>updateMeasurementComponentStatus</w:t>
-            </w:r>
-            <w:r>
-              <w:rPr>
-                <w:color w:val="373737"/>
-                <w:sz w:val="17"/>
-              </w:rPr>
-              <w:t xml:space="preserve"> mutation: PUT sends </w:t>
-            </w:r>
-            <w:r>
-              <w:rPr>
-                <w:rFonts w:ascii="Courier New" w:hAnsi="Courier New"/>
-                <w:sz w:val="17"/>
-              </w:rPr>
-              <w:t>{productId, ids, status}</w:t>
-            </w:r>
-            <w:r>
-              <w:rPr>
-                <w:color w:val="373737"/>
-                <w:sz w:val="17"/>
-              </w:rPr>
-              <w:t xml:space="preserve"> snake_case</w:t>
-            </w:r>
-          </w:p>
-          <w:p>
-            <w:pPr>
-              <w:spacing w:after="20"/>
-              <w:ind w:left="173"/>
-            </w:pPr>
-            <w:r>
-              <w:rPr>
-                <w:color w:val="444444"/>
-                <w:sz w:val="17"/>
-              </w:rPr>
-              <w:t xml:space="preserve">• </w:t>
-            </w:r>
-            <w:r>
-              <w:rPr>
-                <w:rFonts w:ascii="Courier New" w:hAnsi="Courier New"/>
-                <w:sz w:val="17"/>
-              </w:rPr>
-              <w:t>updateMeasurementComponentStatus</w:t>
-            </w:r>
-            <w:r>
-              <w:rPr>
-                <w:color w:val="373737"/>
-                <w:sz w:val="17"/>
-              </w:rPr>
-              <w:t xml:space="preserve"> mutation: Returns </w:t>
-            </w:r>
-            <w:r>
-              <w:rPr>
-                <w:rFonts w:ascii="Courier New" w:hAnsi="Courier New"/>
-                <w:sz w:val="17"/>
-              </w:rPr>
-              <w:t>MeasurementPaged{content}</w:t>
-            </w:r>
-          </w:p>
-          <w:p>
-            <w:pPr>
-              <w:spacing w:after="20"/>
-              <w:ind w:left="173"/>
-            </w:pPr>
-            <w:r>
-              <w:rPr>
-                <w:color w:val="444444"/>
-                <w:sz w:val="17"/>
-              </w:rPr>
-              <w:t xml:space="preserve">• </w:t>
-            </w:r>
-            <w:r>
-              <w:rPr>
-                <w:rFonts w:ascii="Courier New" w:hAnsi="Courier New"/>
-                <w:sz w:val="17"/>
-              </w:rPr>
-              <w:t>updateMeasurementComponentStatus</w:t>
-            </w:r>
-            <w:r>
-              <w:rPr>
-                <w:color w:val="373737"/>
-                <w:sz w:val="17"/>
-              </w:rPr>
-              <w:t xml:space="preserve"> mutation: Auth decision recorded</w:t>
+                <w:color w:val="373737"/>
+                <w:sz w:val="17"/>
+              </w:rPr>
+              <w:t>Input-shape decision recorded</w:t>
             </w:r>
           </w:p>
         </w:tc>
@@ -6834,7 +7305,7 @@
                 <w:color w:val="1F497D"/>
                 <w:sz w:val="17"/>
               </w:rPr>
-              <w:t>MST-BE-D-06</w:t>
+              <w:t>MST-BE-D-03</w:t>
             </w:r>
           </w:p>
           <w:p>
@@ -6846,7 +7317,7 @@
                 <w:rFonts w:ascii="Courier New" w:hAnsi="Courier New"/>
                 <w:sz w:val="17"/>
               </w:rPr>
-              <w:t>putSampleMeasurementSet</w:t>
+              <w:t>lockMeasurementSet</w:t>
             </w:r>
             <w:r>
               <w:rPr>
@@ -6867,10 +7338,10 @@
             </w:pPr>
             <w:r>
               <w:rPr>
-                <w:color w:val="9B7A00"/>
-                <w:sz w:val="17"/>
-              </w:rPr>
-              <w:t>🟡 Medium [M]</w:t>
+                <w:color w:val="1E7A34"/>
+                <w:sz w:val="17"/>
+              </w:rPr>
+              <w:t>🟢 Low [XS]</w:t>
             </w:r>
           </w:p>
         </w:tc>
@@ -6929,7 +7400,7 @@
                 <w:color w:val="373737"/>
                 <w:sz w:val="17"/>
               </w:rPr>
-              <w:t>Create or replace a sample's measurement set.</w:t>
+              <w:t>Lock a measurement set from edits.</w:t>
             </w:r>
           </w:p>
           <w:p>
@@ -6949,7 +7420,7 @@
                 <w:color w:val="373737"/>
                 <w:sz w:val="17"/>
               </w:rPr>
-              <w:t>PUT …/sample (primeKey: sampleId); token for [measurementSetId, sampleId]; on validationErrors\|\|message → throw</w:t>
+              <w:t>PUT …/{id}/lock. ignored in DGS</w:t>
             </w:r>
           </w:p>
           <w:p>
@@ -6982,7 +7453,21 @@
                 <w:color w:val="373737"/>
                 <w:sz w:val="17"/>
               </w:rPr>
-              <w:t>PUT upserts the sample set</w:t>
+              <w:t xml:space="preserve">PUT </w:t>
+            </w:r>
+            <w:r>
+              <w:rPr>
+                <w:rFonts w:ascii="Courier New" w:hAnsi="Courier New"/>
+                <w:sz w:val="17"/>
+              </w:rPr>
+              <w:t>/lock</w:t>
+            </w:r>
+            <w:r>
+              <w:rPr>
+                <w:color w:val="373737"/>
+                <w:sz w:val="17"/>
+              </w:rPr>
+              <w:t xml:space="preserve"> returns locked set</w:t>
             </w:r>
           </w:p>
           <w:p>
@@ -6999,58 +7484,10 @@
             </w:r>
             <w:r>
               <w:rPr>
-                <w:rFonts w:ascii="Courier New" w:hAnsi="Courier New"/>
-                <w:sz w:val="17"/>
-              </w:rPr>
-              <w:t>validationErrors</w:t>
-            </w:r>
-            <w:r>
-              <w:rPr>
-                <w:color w:val="373737"/>
-                <w:sz w:val="17"/>
-              </w:rPr>
-              <w:t>/</w:t>
-            </w:r>
-            <w:r>
-              <w:rPr>
-                <w:rFonts w:ascii="Courier New" w:hAnsi="Courier New"/>
-                <w:sz w:val="17"/>
-              </w:rPr>
-              <w:t>message</w:t>
-            </w:r>
-            <w:r>
-              <w:rPr>
-                <w:color w:val="373737"/>
-                <w:sz w:val="17"/>
-              </w:rPr>
-              <w:t xml:space="preserve"> → exception</w:t>
-            </w:r>
-          </w:p>
-          <w:p>
-            <w:pPr>
-              <w:spacing w:after="20"/>
-              <w:ind w:left="173"/>
-            </w:pPr>
-            <w:r>
-              <w:rPr>
-                <w:color w:val="444444"/>
-                <w:sz w:val="17"/>
-              </w:rPr>
-              <w:t xml:space="preserve">• </w:t>
-            </w:r>
-            <w:r>
-              <w:rPr>
-                <w:color w:val="373737"/>
-                <w:sz w:val="17"/>
-              </w:rPr>
-              <w:t xml:space="preserve">Cache primed by </w:t>
-            </w:r>
-            <w:r>
-              <w:rPr>
-                <w:rFonts w:ascii="Courier New" w:hAnsi="Courier New"/>
-                <w:sz w:val="17"/>
-              </w:rPr>
-              <w:t>sampleId</w:t>
+                <w:color w:val="373737"/>
+                <w:sz w:val="17"/>
+              </w:rPr>
+              <w:t>404 → null</w:t>
             </w:r>
           </w:p>
         </w:tc>
@@ -7078,7 +7515,7 @@
                 <w:color w:val="1F497D"/>
                 <w:sz w:val="17"/>
               </w:rPr>
-              <w:t>MST-BE-D-07</w:t>
+              <w:t>MST-BE-D-04</w:t>
             </w:r>
           </w:p>
           <w:p>
@@ -7090,7 +7527,7 @@
                 <w:rFonts w:ascii="Courier New" w:hAnsi="Courier New"/>
                 <w:sz w:val="17"/>
               </w:rPr>
-              <w:t>deleteSampleMeasurementSet</w:t>
+              <w:t>unlockMeasurementSet</w:t>
             </w:r>
             <w:r>
               <w:rPr>
@@ -7158,6 +7595,699 @@
         <w:tc>
           <w:tcPr>
             <w:shd w:val="clear" w:color="auto" w:fill="F5F8FF"/>
+            <w:tcW w:w="5976" w:type="dxa"/>
+          </w:tcPr>
+          <w:p>
+            <w:pPr>
+              <w:spacing w:after="20"/>
+            </w:pPr>
+            <w:r>
+              <w:rPr>
+                <w:b/>
+                <w:color w:val="373737"/>
+                <w:sz w:val="17"/>
+              </w:rPr>
+              <w:t xml:space="preserve">Intent — </w:t>
+            </w:r>
+            <w:r>
+              <w:rPr>
+                <w:color w:val="373737"/>
+                <w:sz w:val="17"/>
+              </w:rPr>
+              <w:t>Unlock a measurement set.</w:t>
+            </w:r>
+          </w:p>
+          <w:p>
+            <w:pPr>
+              <w:spacing w:after="20"/>
+            </w:pPr>
+            <w:r>
+              <w:rPr>
+                <w:b/>
+                <w:color w:val="373737"/>
+                <w:sz w:val="17"/>
+              </w:rPr>
+              <w:t xml:space="preserve">Today — </w:t>
+            </w:r>
+            <w:r>
+              <w:rPr>
+                <w:color w:val="373737"/>
+                <w:sz w:val="17"/>
+              </w:rPr>
+              <w:t>PUT …/{id}/unlock</w:t>
+            </w:r>
+          </w:p>
+          <w:p>
+            <w:pPr>
+              <w:spacing w:after="20"/>
+            </w:pPr>
+            <w:r>
+              <w:rPr>
+                <w:b/>
+                <w:color w:val="373737"/>
+                <w:sz w:val="17"/>
+              </w:rPr>
+              <w:t>Done when:</w:t>
+            </w:r>
+          </w:p>
+          <w:p>
+            <w:pPr>
+              <w:spacing w:after="20"/>
+              <w:ind w:left="173"/>
+            </w:pPr>
+            <w:r>
+              <w:rPr>
+                <w:color w:val="444444"/>
+                <w:sz w:val="17"/>
+              </w:rPr>
+              <w:t xml:space="preserve">• </w:t>
+            </w:r>
+            <w:r>
+              <w:rPr>
+                <w:color w:val="373737"/>
+                <w:sz w:val="17"/>
+              </w:rPr>
+              <w:t xml:space="preserve">PUT </w:t>
+            </w:r>
+            <w:r>
+              <w:rPr>
+                <w:rFonts w:ascii="Courier New" w:hAnsi="Courier New"/>
+                <w:sz w:val="17"/>
+              </w:rPr>
+              <w:t>/unlock</w:t>
+            </w:r>
+            <w:r>
+              <w:rPr>
+                <w:color w:val="373737"/>
+                <w:sz w:val="17"/>
+              </w:rPr>
+              <w:t xml:space="preserve"> returns unlocked set</w:t>
+            </w:r>
+          </w:p>
+          <w:p>
+            <w:pPr>
+              <w:spacing w:after="20"/>
+              <w:ind w:left="173"/>
+            </w:pPr>
+            <w:r>
+              <w:rPr>
+                <w:color w:val="444444"/>
+                <w:sz w:val="17"/>
+              </w:rPr>
+              <w:t xml:space="preserve">• </w:t>
+            </w:r>
+            <w:r>
+              <w:rPr>
+                <w:color w:val="373737"/>
+                <w:sz w:val="17"/>
+              </w:rPr>
+              <w:t>404 → null</w:t>
+            </w:r>
+          </w:p>
+        </w:tc>
+      </w:tr>
+      <w:tr>
+        <w:tc>
+          <w:tcPr>
+            <w:tcW w:w="2448" w:type="dxa"/>
+          </w:tcPr>
+          <w:p>
+            <w:pPr>
+              <w:spacing w:after="20"/>
+            </w:pPr>
+            <w:r>
+              <w:rPr>
+                <w:sz w:val="18"/>
+              </w:rPr>
+              <w:t xml:space="preserve">🔶 </w:t>
+            </w:r>
+            <w:r>
+              <w:rPr>
+                <w:rFonts w:ascii="Courier New" w:hAnsi="Courier New"/>
+                <w:b/>
+                <w:color w:val="1F497D"/>
+                <w:sz w:val="17"/>
+              </w:rPr>
+              <w:t>MST-BE-D-05</w:t>
+            </w:r>
+          </w:p>
+          <w:p>
+            <w:pPr>
+              <w:spacing w:after="20"/>
+            </w:pPr>
+            <w:r>
+              <w:rPr>
+                <w:rFonts w:ascii="Courier New" w:hAnsi="Courier New"/>
+                <w:sz w:val="17"/>
+              </w:rPr>
+              <w:t>updateMeasurementComponentStatus</w:t>
+            </w:r>
+            <w:r>
+              <w:rPr>
+                <w:color w:val="373737"/>
+                <w:sz w:val="17"/>
+              </w:rPr>
+              <w:t xml:space="preserve"> mutation</w:t>
+            </w:r>
+          </w:p>
+        </w:tc>
+        <w:tc>
+          <w:tcPr>
+            <w:tcW w:w="1152" w:type="dxa"/>
+          </w:tcPr>
+          <w:p>
+            <w:pPr>
+              <w:spacing w:after="20"/>
+            </w:pPr>
+            <w:r>
+              <w:rPr>
+                <w:color w:val="1E7A34"/>
+                <w:sz w:val="17"/>
+              </w:rPr>
+              <w:t>🟢 Low [XS]</w:t>
+            </w:r>
+          </w:p>
+        </w:tc>
+        <w:tc>
+          <w:tcPr>
+            <w:tcW w:w="1872" w:type="dxa"/>
+          </w:tcPr>
+          <w:p>
+            <w:pPr>
+              <w:spacing w:after="20"/>
+            </w:pPr>
+            <w:r>
+              <w:rPr>
+                <w:color w:val="444444"/>
+                <w:sz w:val="17"/>
+              </w:rPr>
+              <w:t>Mutation</w:t>
+            </w:r>
+          </w:p>
+        </w:tc>
+        <w:tc>
+          <w:tcPr>
+            <w:tcW w:w="1368" w:type="dxa"/>
+          </w:tcPr>
+          <w:p>
+            <w:pPr>
+              <w:spacing w:after="20"/>
+            </w:pPr>
+            <w:r>
+              <w:rPr>
+                <w:color w:val="444444"/>
+                <w:sz w:val="17"/>
+              </w:rPr>
+              <w:t>B-01</w:t>
+            </w:r>
+          </w:p>
+        </w:tc>
+        <w:tc>
+          <w:tcPr>
+            <w:tcW w:w="5976" w:type="dxa"/>
+          </w:tcPr>
+          <w:p>
+            <w:pPr>
+              <w:spacing w:after="20"/>
+            </w:pPr>
+            <w:r>
+              <w:rPr>
+                <w:b/>
+                <w:color w:val="373737"/>
+                <w:sz w:val="17"/>
+              </w:rPr>
+              <w:t xml:space="preserve">Intent — </w:t>
+            </w:r>
+            <w:r>
+              <w:rPr>
+                <w:color w:val="373737"/>
+                <w:sz w:val="17"/>
+              </w:rPr>
+              <w:t>Update the component status on measurement sets.</w:t>
+            </w:r>
+          </w:p>
+          <w:p>
+            <w:pPr>
+              <w:spacing w:after="20"/>
+            </w:pPr>
+            <w:r>
+              <w:rPr>
+                <w:b/>
+                <w:color w:val="373737"/>
+                <w:sz w:val="17"/>
+              </w:rPr>
+              <w:t xml:space="preserve">Today — </w:t>
+            </w:r>
+            <w:r>
+              <w:rPr>
+                <w:color w:val="373737"/>
+                <w:sz w:val="17"/>
+              </w:rPr>
+              <w:t>PUT …/component_status_update body {productId, ids, status}. No ACL token — confirm backend enforces (like BOM D-05)</w:t>
+            </w:r>
+          </w:p>
+          <w:p>
+            <w:pPr>
+              <w:spacing w:after="20"/>
+            </w:pPr>
+            <w:r>
+              <w:rPr>
+                <w:b/>
+                <w:color w:val="373737"/>
+                <w:sz w:val="17"/>
+              </w:rPr>
+              <w:t>Done when:</w:t>
+            </w:r>
+          </w:p>
+          <w:p>
+            <w:pPr>
+              <w:spacing w:after="20"/>
+              <w:ind w:left="173"/>
+            </w:pPr>
+            <w:r>
+              <w:rPr>
+                <w:color w:val="444444"/>
+                <w:sz w:val="17"/>
+              </w:rPr>
+              <w:t xml:space="preserve">• </w:t>
+            </w:r>
+            <w:r>
+              <w:rPr>
+                <w:color w:val="373737"/>
+                <w:sz w:val="17"/>
+              </w:rPr>
+              <w:t xml:space="preserve">PUT sends </w:t>
+            </w:r>
+            <w:r>
+              <w:rPr>
+                <w:rFonts w:ascii="Courier New" w:hAnsi="Courier New"/>
+                <w:sz w:val="17"/>
+              </w:rPr>
+              <w:t>{productId, ids, status}</w:t>
+            </w:r>
+            <w:r>
+              <w:rPr>
+                <w:color w:val="373737"/>
+                <w:sz w:val="17"/>
+              </w:rPr>
+              <w:t xml:space="preserve"> snake_case</w:t>
+            </w:r>
+          </w:p>
+          <w:p>
+            <w:pPr>
+              <w:spacing w:after="20"/>
+              <w:ind w:left="173"/>
+            </w:pPr>
+            <w:r>
+              <w:rPr>
+                <w:color w:val="444444"/>
+                <w:sz w:val="17"/>
+              </w:rPr>
+              <w:t xml:space="preserve">• </w:t>
+            </w:r>
+            <w:r>
+              <w:rPr>
+                <w:color w:val="373737"/>
+                <w:sz w:val="17"/>
+              </w:rPr>
+              <w:t xml:space="preserve">Returns </w:t>
+            </w:r>
+            <w:r>
+              <w:rPr>
+                <w:rFonts w:ascii="Courier New" w:hAnsi="Courier New"/>
+                <w:sz w:val="17"/>
+              </w:rPr>
+              <w:t>MeasurementPaged{content}</w:t>
+            </w:r>
+          </w:p>
+          <w:p>
+            <w:pPr>
+              <w:spacing w:after="20"/>
+              <w:ind w:left="173"/>
+            </w:pPr>
+            <w:r>
+              <w:rPr>
+                <w:color w:val="444444"/>
+                <w:sz w:val="17"/>
+              </w:rPr>
+              <w:t xml:space="preserve">• </w:t>
+            </w:r>
+            <w:r>
+              <w:rPr>
+                <w:color w:val="373737"/>
+                <w:sz w:val="17"/>
+              </w:rPr>
+              <w:t>Auth decision recorded</w:t>
+            </w:r>
+          </w:p>
+        </w:tc>
+      </w:tr>
+      <w:tr>
+        <w:tc>
+          <w:tcPr>
+            <w:shd w:val="clear" w:color="auto" w:fill="F5F8FF"/>
+            <w:tcW w:w="2448" w:type="dxa"/>
+          </w:tcPr>
+          <w:p>
+            <w:pPr>
+              <w:spacing w:after="20"/>
+            </w:pPr>
+            <w:r>
+              <w:rPr>
+                <w:sz w:val="18"/>
+              </w:rPr>
+              <w:t xml:space="preserve">🔶 </w:t>
+            </w:r>
+            <w:r>
+              <w:rPr>
+                <w:rFonts w:ascii="Courier New" w:hAnsi="Courier New"/>
+                <w:b/>
+                <w:color w:val="1F497D"/>
+                <w:sz w:val="17"/>
+              </w:rPr>
+              <w:t>MST-BE-D-06</w:t>
+            </w:r>
+          </w:p>
+          <w:p>
+            <w:pPr>
+              <w:spacing w:after="20"/>
+            </w:pPr>
+            <w:r>
+              <w:rPr>
+                <w:rFonts w:ascii="Courier New" w:hAnsi="Courier New"/>
+                <w:sz w:val="17"/>
+              </w:rPr>
+              <w:t>putSampleMeasurementSet</w:t>
+            </w:r>
+            <w:r>
+              <w:rPr>
+                <w:color w:val="373737"/>
+                <w:sz w:val="17"/>
+              </w:rPr>
+              <w:t xml:space="preserve"> mutation</w:t>
+            </w:r>
+          </w:p>
+        </w:tc>
+        <w:tc>
+          <w:tcPr>
+            <w:shd w:val="clear" w:color="auto" w:fill="F5F8FF"/>
+            <w:tcW w:w="1152" w:type="dxa"/>
+          </w:tcPr>
+          <w:p>
+            <w:pPr>
+              <w:spacing w:after="20"/>
+            </w:pPr>
+            <w:r>
+              <w:rPr>
+                <w:color w:val="9B7A00"/>
+                <w:sz w:val="17"/>
+              </w:rPr>
+              <w:t>🟡 Medium [M]</w:t>
+            </w:r>
+          </w:p>
+        </w:tc>
+        <w:tc>
+          <w:tcPr>
+            <w:shd w:val="clear" w:color="auto" w:fill="F5F8FF"/>
+            <w:tcW w:w="1872" w:type="dxa"/>
+          </w:tcPr>
+          <w:p>
+            <w:pPr>
+              <w:spacing w:after="20"/>
+            </w:pPr>
+            <w:r>
+              <w:rPr>
+                <w:color w:val="444444"/>
+                <w:sz w:val="17"/>
+              </w:rPr>
+              <w:t>Mutation</w:t>
+            </w:r>
+          </w:p>
+        </w:tc>
+        <w:tc>
+          <w:tcPr>
+            <w:shd w:val="clear" w:color="auto" w:fill="F5F8FF"/>
+            <w:tcW w:w="1368" w:type="dxa"/>
+          </w:tcPr>
+          <w:p>
+            <w:pPr>
+              <w:spacing w:after="20"/>
+            </w:pPr>
+            <w:r>
+              <w:rPr>
+                <w:color w:val="444444"/>
+                <w:sz w:val="17"/>
+              </w:rPr>
+              <w:t>B-01</w:t>
+            </w:r>
+          </w:p>
+        </w:tc>
+        <w:tc>
+          <w:tcPr>
+            <w:shd w:val="clear" w:color="auto" w:fill="F5F8FF"/>
+            <w:tcW w:w="5976" w:type="dxa"/>
+          </w:tcPr>
+          <w:p>
+            <w:pPr>
+              <w:spacing w:after="20"/>
+            </w:pPr>
+            <w:r>
+              <w:rPr>
+                <w:b/>
+                <w:color w:val="373737"/>
+                <w:sz w:val="17"/>
+              </w:rPr>
+              <w:t xml:space="preserve">Intent — </w:t>
+            </w:r>
+            <w:r>
+              <w:rPr>
+                <w:color w:val="373737"/>
+                <w:sz w:val="17"/>
+              </w:rPr>
+              <w:t>Create or replace a sample's measurement set.</w:t>
+            </w:r>
+          </w:p>
+          <w:p>
+            <w:pPr>
+              <w:spacing w:after="20"/>
+            </w:pPr>
+            <w:r>
+              <w:rPr>
+                <w:b/>
+                <w:color w:val="373737"/>
+                <w:sz w:val="17"/>
+              </w:rPr>
+              <w:t xml:space="preserve">Today — </w:t>
+            </w:r>
+            <w:r>
+              <w:rPr>
+                <w:color w:val="373737"/>
+                <w:sz w:val="17"/>
+              </w:rPr>
+              <w:t>PUT …/sample (primeKey: sampleId); token for [measurementSetId, sampleId]; on validationErrors\|\|message → throw</w:t>
+            </w:r>
+          </w:p>
+          <w:p>
+            <w:pPr>
+              <w:spacing w:after="20"/>
+            </w:pPr>
+            <w:r>
+              <w:rPr>
+                <w:b/>
+                <w:color w:val="373737"/>
+                <w:sz w:val="17"/>
+              </w:rPr>
+              <w:t>Done when:</w:t>
+            </w:r>
+          </w:p>
+          <w:p>
+            <w:pPr>
+              <w:spacing w:after="20"/>
+              <w:ind w:left="173"/>
+            </w:pPr>
+            <w:r>
+              <w:rPr>
+                <w:color w:val="444444"/>
+                <w:sz w:val="17"/>
+              </w:rPr>
+              <w:t xml:space="preserve">• </w:t>
+            </w:r>
+            <w:r>
+              <w:rPr>
+                <w:color w:val="373737"/>
+                <w:sz w:val="17"/>
+              </w:rPr>
+              <w:t>PUT upserts the sample set</w:t>
+            </w:r>
+          </w:p>
+          <w:p>
+            <w:pPr>
+              <w:spacing w:after="20"/>
+              <w:ind w:left="173"/>
+            </w:pPr>
+            <w:r>
+              <w:rPr>
+                <w:color w:val="444444"/>
+                <w:sz w:val="17"/>
+              </w:rPr>
+              <w:t xml:space="preserve">• </w:t>
+            </w:r>
+            <w:r>
+              <w:rPr>
+                <w:rFonts w:ascii="Courier New" w:hAnsi="Courier New"/>
+                <w:sz w:val="17"/>
+              </w:rPr>
+              <w:t>validationErrors</w:t>
+            </w:r>
+            <w:r>
+              <w:rPr>
+                <w:color w:val="373737"/>
+                <w:sz w:val="17"/>
+              </w:rPr>
+              <w:t>/</w:t>
+            </w:r>
+            <w:r>
+              <w:rPr>
+                <w:rFonts w:ascii="Courier New" w:hAnsi="Courier New"/>
+                <w:sz w:val="17"/>
+              </w:rPr>
+              <w:t>message</w:t>
+            </w:r>
+            <w:r>
+              <w:rPr>
+                <w:color w:val="373737"/>
+                <w:sz w:val="17"/>
+              </w:rPr>
+              <w:t xml:space="preserve"> → exception</w:t>
+            </w:r>
+          </w:p>
+          <w:p>
+            <w:pPr>
+              <w:spacing w:after="20"/>
+              <w:ind w:left="173"/>
+            </w:pPr>
+            <w:r>
+              <w:rPr>
+                <w:color w:val="444444"/>
+                <w:sz w:val="17"/>
+              </w:rPr>
+              <w:t xml:space="preserve">• </w:t>
+            </w:r>
+            <w:r>
+              <w:rPr>
+                <w:color w:val="373737"/>
+                <w:sz w:val="17"/>
+              </w:rPr>
+              <w:t xml:space="preserve">Cache primed by </w:t>
+            </w:r>
+            <w:r>
+              <w:rPr>
+                <w:rFonts w:ascii="Courier New" w:hAnsi="Courier New"/>
+                <w:sz w:val="17"/>
+              </w:rPr>
+              <w:t>sampleId</w:t>
+            </w:r>
+          </w:p>
+        </w:tc>
+      </w:tr>
+      <w:tr>
+        <w:tc>
+          <w:tcPr>
+            <w:tcW w:w="2448" w:type="dxa"/>
+          </w:tcPr>
+          <w:p>
+            <w:pPr>
+              <w:spacing w:after="20"/>
+            </w:pPr>
+            <w:r>
+              <w:rPr>
+                <w:sz w:val="18"/>
+              </w:rPr>
+              <w:t xml:space="preserve">🔶 </w:t>
+            </w:r>
+            <w:r>
+              <w:rPr>
+                <w:rFonts w:ascii="Courier New" w:hAnsi="Courier New"/>
+                <w:b/>
+                <w:color w:val="1F497D"/>
+                <w:sz w:val="17"/>
+              </w:rPr>
+              <w:t>MST-BE-D-07</w:t>
+            </w:r>
+          </w:p>
+          <w:p>
+            <w:pPr>
+              <w:spacing w:after="20"/>
+            </w:pPr>
+            <w:r>
+              <w:rPr>
+                <w:rFonts w:ascii="Courier New" w:hAnsi="Courier New"/>
+                <w:sz w:val="17"/>
+              </w:rPr>
+              <w:t>deleteSampleMeasurementSet</w:t>
+            </w:r>
+            <w:r>
+              <w:rPr>
+                <w:color w:val="373737"/>
+                <w:sz w:val="17"/>
+              </w:rPr>
+              <w:t xml:space="preserve"> mutation</w:t>
+            </w:r>
+          </w:p>
+        </w:tc>
+        <w:tc>
+          <w:tcPr>
+            <w:tcW w:w="1152" w:type="dxa"/>
+          </w:tcPr>
+          <w:p>
+            <w:pPr>
+              <w:spacing w:after="20"/>
+            </w:pPr>
+            <w:r>
+              <w:rPr>
+                <w:color w:val="1E7A34"/>
+                <w:sz w:val="17"/>
+              </w:rPr>
+              <w:t>🟢 Low [XS]</w:t>
+            </w:r>
+          </w:p>
+        </w:tc>
+        <w:tc>
+          <w:tcPr>
+            <w:tcW w:w="1872" w:type="dxa"/>
+          </w:tcPr>
+          <w:p>
+            <w:pPr>
+              <w:spacing w:after="20"/>
+            </w:pPr>
+            <w:r>
+              <w:rPr>
+                <w:color w:val="444444"/>
+                <w:sz w:val="17"/>
+              </w:rPr>
+              <w:t>Mutation</w:t>
+            </w:r>
+          </w:p>
+        </w:tc>
+        <w:tc>
+          <w:tcPr>
+            <w:tcW w:w="1368" w:type="dxa"/>
+          </w:tcPr>
+          <w:p>
+            <w:pPr>
+              <w:spacing w:after="20"/>
+            </w:pPr>
+            <w:r>
+              <w:rPr>
+                <w:color w:val="444444"/>
+                <w:sz w:val="17"/>
+              </w:rPr>
+              <w:t>B-01</w:t>
+            </w:r>
+          </w:p>
+        </w:tc>
+        <w:tc>
+          <w:tcPr>
             <w:tcW w:w="5976" w:type="dxa"/>
           </w:tcPr>
           <w:p>
@@ -9488,7 +10618,7 @@
                 <w:color w:val="444444"/>
                 <w:sz w:val="17"/>
               </w:rPr>
-              <w:t>B-02 (carries B-02 `getSampleMeasurement`, grouped-XS merged)</w:t>
+              <w:t>B-02 (carries B-05 `getSampleMeasurement`, grouped-XS merged)</w:t>
             </w:r>
           </w:p>
         </w:tc>
